--- a/docs/ISO11820-需求分析报告.docx
+++ b/docs/ISO11820-需求分析报告.docx
@@ -1548,7 +1548,7 @@
         <w:rPr>
           <w:rFonts w:eastAsia="Times New Roman"/>
         </w:rPr>
-        <w:t>本项目正是基于上述背景，参考《建筑材料不燃性实验自动化测控系统研究与实现》（罗凌岚，2026）毕业设计成果，面向软件工程实践课程考核，由</w:t>
+        <w:t>本项目正是基于上述背景，作为软件工程实训课程的实践项目，由</w:t>
       </w:r>
       <w:r>
         <w:rPr>
@@ -51031,48 +51031,6 @@
           <w:rFonts w:eastAsia="Times New Roman"/>
         </w:rPr>
         <w:t>ISO 11820:2020, *Reaction to fire tests for building products — Non-combustibility test*, International Organization for Standardization, 2020.</w:t>
-      </w:r>
-    </w:p>
-    <w:p>
-      <w:pPr>
-        <w:spacing w:after="40" w:line="360" w:lineRule="auto"/>
-        <w:ind w:left="480" w:hanging="240"/>
-      </w:pPr>
-      <w:r>
-        <w:rPr>
-          <w:rFonts w:eastAsia="Times New Roman"/>
-          <w:b/>
-          <w:bCs/>
-        </w:rPr>
-        <w:t xml:space="preserve">2. </w:t>
-      </w:r>
-      <w:proofErr w:type="spellStart"/>
-      <w:r>
-        <w:rPr>
-          <w:rFonts w:eastAsia="Times New Roman"/>
-        </w:rPr>
-        <w:t>罗凌岚</w:t>
-      </w:r>
-      <w:proofErr w:type="spellEnd"/>
-      <w:r>
-        <w:rPr>
-          <w:rFonts w:eastAsia="Times New Roman"/>
-        </w:rPr>
-        <w:t>，《</w:t>
-      </w:r>
-      <w:proofErr w:type="spellStart"/>
-      <w:r>
-        <w:rPr>
-          <w:rFonts w:eastAsia="Times New Roman"/>
-        </w:rPr>
-        <w:t>建筑材料不燃性实验自动化测控系统研究与实现</w:t>
-      </w:r>
-      <w:proofErr w:type="spellEnd"/>
-      <w:r>
-        <w:rPr>
-          <w:rFonts w:eastAsia="Times New Roman"/>
-        </w:rPr>
-        <w:t>》，西南石油大学本科毕业论文，2026.</w:t>
       </w:r>
     </w:p>
     <w:p>

--- a/docs/ISO11820-需求分析报告.docx
+++ b/docs/ISO11820-需求分析报告.docx
@@ -12,9 +12,6 @@
       <w:pPr>
         <w:spacing w:after="200"/>
         <w:jc w:val="center"/>
-        <w:rPr>
-          <w:rFonts w:hint="eastAsia"/>
-        </w:rPr>
       </w:pPr>
     </w:p>
     <w:p>
@@ -136,7 +133,7 @@
           <w:sz w:val="28"/>
           <w:szCs w:val="28"/>
         </w:rPr>
-        <w:t>编制日期：2026-07-03</w:t>
+        <w:t>编制日期：2026-07-04</w:t>
       </w:r>
     </w:p>
     <w:p/>
@@ -145,10 +142,48 @@
       <w:pPr>
         <w:spacing w:after="120"/>
         <w:jc w:val="center"/>
+      </w:pPr>
+    </w:p>
+    <w:p>
+      <w:pPr>
+        <w:spacing w:after="80"/>
+        <w:jc w:val="center"/>
         <w:rPr>
           <w:rFonts w:hint="eastAsia"/>
         </w:rPr>
       </w:pPr>
+      <w:r>
+        <w:rPr>
+          <w:rFonts w:ascii="宋体" w:eastAsia="宋体" w:hAnsi="宋体" w:cs="宋体" w:hint="eastAsia"/>
+          <w:b/>
+          <w:bCs/>
+          <w:sz w:val="28"/>
+          <w:szCs w:val="28"/>
+        </w:rPr>
+        <w:t>软件工程实</w:t>
+      </w:r>
+      <w:proofErr w:type="gramStart"/>
+      <w:r>
+        <w:rPr>
+          <w:rFonts w:ascii="宋体" w:eastAsia="宋体" w:hAnsi="宋体" w:cs="宋体" w:hint="eastAsia"/>
+          <w:b/>
+          <w:bCs/>
+          <w:sz w:val="28"/>
+          <w:szCs w:val="28"/>
+        </w:rPr>
+        <w:t>训项目</w:t>
+      </w:r>
+      <w:proofErr w:type="gramEnd"/>
+      <w:r>
+        <w:rPr>
+          <w:rFonts w:ascii="宋体" w:eastAsia="宋体" w:hAnsi="宋体" w:cs="宋体" w:hint="eastAsia"/>
+          <w:b/>
+          <w:bCs/>
+          <w:sz w:val="28"/>
+          <w:szCs w:val="28"/>
+        </w:rPr>
+        <w:t>实习</w:t>
+      </w:r>
     </w:p>
     <w:p>
       <w:pPr>
@@ -159,12 +194,8 @@
       <w:r>
         <w:rPr>
           <w:rFonts w:eastAsia="Times New Roman"/>
-          <w:b/>
-          <w:bCs/>
-          <w:sz w:val="28"/>
-          <w:szCs w:val="28"/>
-        </w:rPr>
-        <w:t>第十八届全国大学生软件创新大赛</w:t>
+        </w:rPr>
+        <w:t>团队成员：李孟鲜、兰竣雯、廖紫彤、龚小倩</w:t>
       </w:r>
       <w:proofErr w:type="spellEnd"/>
     </w:p>
@@ -173,20 +204,6 @@
         <w:spacing w:after="80"/>
         <w:jc w:val="center"/>
       </w:pPr>
-      <w:proofErr w:type="spellStart"/>
-      <w:r>
-        <w:rPr>
-          <w:rFonts w:eastAsia="Times New Roman"/>
-        </w:rPr>
-        <w:t>团队成员：李孟鲜、兰竣雯、廖紫彤、龚小倩</w:t>
-      </w:r>
-      <w:proofErr w:type="spellEnd"/>
-    </w:p>
-    <w:p>
-      <w:pPr>
-        <w:spacing w:after="80"/>
-        <w:jc w:val="center"/>
-      </w:pPr>
       <w:r>
         <w:rPr>
           <w:rFonts w:eastAsia="Times New Roman"/>
@@ -314,9 +331,6 @@
       <w:pPr>
         <w:spacing w:after="80" w:line="360" w:lineRule="auto"/>
         <w:ind w:firstLine="480"/>
-        <w:rPr>
-          <w:rFonts w:hint="eastAsia"/>
-        </w:rPr>
       </w:pPr>
       <w:proofErr w:type="spellStart"/>
       <w:r>
@@ -1077,7 +1091,21 @@
         <w:rPr>
           <w:rFonts w:eastAsia="Times New Roman"/>
         </w:rPr>
-        <w:t>在建筑防火安全领域，建筑材料的不燃性（Non-combustibility）是评估材料防火性能的核心指标。国际标准化组织制定的</w:t>
+        <w:t>在建筑防火安全领域，建筑材料的不燃性（</w:t>
+      </w:r>
+      <w:proofErr w:type="gramStart"/>
+      <w:r>
+        <w:rPr>
+          <w:rFonts w:eastAsia="Times New Roman"/>
+        </w:rPr>
+        <w:t>Non-combustibility</w:t>
+      </w:r>
+      <w:proofErr w:type="gramEnd"/>
+      <w:r>
+        <w:rPr>
+          <w:rFonts w:eastAsia="Times New Roman"/>
+        </w:rPr>
+        <w:t>）是评估材料防火性能的核心指标。国际标准化组织制定的</w:t>
       </w:r>
       <w:proofErr w:type="spellEnd"/>
       <w:r>
@@ -1144,12 +1172,6 @@
         <w:gridCol w:w="4152"/>
       </w:tblGrid>
       <w:tr>
-        <w:tblPrEx>
-          <w:tblCellMar>
-            <w:top w:w="0" w:type="dxa"/>
-            <w:bottom w:w="0" w:type="dxa"/>
-          </w:tblCellMar>
-        </w:tblPrEx>
         <w:tc>
           <w:tcPr>
             <w:tcW w:w="2500" w:type="pct"/>
@@ -1212,12 +1234,6 @@
         </w:tc>
       </w:tr>
       <w:tr>
-        <w:tblPrEx>
-          <w:tblCellMar>
-            <w:top w:w="0" w:type="dxa"/>
-            <w:bottom w:w="0" w:type="dxa"/>
-          </w:tblCellMar>
-        </w:tblPrEx>
         <w:tc>
           <w:tcPr>
             <w:tcW w:w="2500" w:type="pct"/>
@@ -1272,12 +1288,6 @@
         </w:tc>
       </w:tr>
       <w:tr>
-        <w:tblPrEx>
-          <w:tblCellMar>
-            <w:top w:w="0" w:type="dxa"/>
-            <w:bottom w:w="0" w:type="dxa"/>
-          </w:tblCellMar>
-        </w:tblPrEx>
         <w:tc>
           <w:tcPr>
             <w:tcW w:w="2500" w:type="pct"/>
@@ -1332,12 +1342,6 @@
         </w:tc>
       </w:tr>
       <w:tr>
-        <w:tblPrEx>
-          <w:tblCellMar>
-            <w:top w:w="0" w:type="dxa"/>
-            <w:bottom w:w="0" w:type="dxa"/>
-          </w:tblCellMar>
-        </w:tblPrEx>
         <w:tc>
           <w:tcPr>
             <w:tcW w:w="2500" w:type="pct"/>
@@ -1392,12 +1396,6 @@
         </w:tc>
       </w:tr>
       <w:tr>
-        <w:tblPrEx>
-          <w:tblCellMar>
-            <w:top w:w="0" w:type="dxa"/>
-            <w:bottom w:w="0" w:type="dxa"/>
-          </w:tblCellMar>
-        </w:tblPrEx>
         <w:tc>
           <w:tcPr>
             <w:tcW w:w="2500" w:type="pct"/>
@@ -1470,12 +1468,6 @@
         </w:tc>
       </w:tr>
       <w:tr>
-        <w:tblPrEx>
-          <w:tblCellMar>
-            <w:top w:w="0" w:type="dxa"/>
-            <w:bottom w:w="0" w:type="dxa"/>
-          </w:tblCellMar>
-        </w:tblPrEx>
         <w:tc>
           <w:tcPr>
             <w:tcW w:w="2500" w:type="pct"/>
@@ -1548,14 +1540,14 @@
         <w:rPr>
           <w:rFonts w:eastAsia="Times New Roman"/>
         </w:rPr>
-        <w:t>本项目正是基于上述背景，作为软件工程实训课程的实践项目，由</w:t>
+        <w:t>本项目正是基于上述背景，作为软件工程实训课程的实践项目，由四人团队协作，从零开发一套仿真模式下的建筑材料不燃性试验系统。该系统无需真</w:t>
       </w:r>
       <w:r>
         <w:rPr>
           <w:rFonts w:eastAsia="Times New Roman"/>
         </w:rPr>
         <w:lastRenderedPageBreak/>
-        <w:t xml:space="preserve">四人团队协作，从零开发一套仿真模式下的建筑材料不燃性试验系统。该系统无需真实硬件，通过软件仿真模拟整个试验流程，涵盖登录、试验创建、自动升温、温度稳定判定、数据记录、试验现象记录、报告导出等完整功能。每位成员借助 AI </w:t>
+        <w:t xml:space="preserve">实硬件，通过软件仿真模拟整个试验流程，涵盖登录、试验创建、自动升温、温度稳定判定、数据记录、试验现象记录、报告导出等完整功能。每位成员借助 AI </w:t>
       </w:r>
       <w:proofErr w:type="spellStart"/>
       <w:r>
@@ -1609,12 +1601,6 @@
         <w:gridCol w:w="4152"/>
       </w:tblGrid>
       <w:tr>
-        <w:tblPrEx>
-          <w:tblCellMar>
-            <w:top w:w="0" w:type="dxa"/>
-            <w:bottom w:w="0" w:type="dxa"/>
-          </w:tblCellMar>
-        </w:tblPrEx>
         <w:tc>
           <w:tcPr>
             <w:tcW w:w="2500" w:type="pct"/>
@@ -1677,12 +1663,6 @@
         </w:tc>
       </w:tr>
       <w:tr>
-        <w:tblPrEx>
-          <w:tblCellMar>
-            <w:top w:w="0" w:type="dxa"/>
-            <w:bottom w:w="0" w:type="dxa"/>
-          </w:tblCellMar>
-        </w:tblPrEx>
         <w:tc>
           <w:tcPr>
             <w:tcW w:w="2500" w:type="pct"/>
@@ -1745,12 +1725,6 @@
         </w:tc>
       </w:tr>
       <w:tr>
-        <w:tblPrEx>
-          <w:tblCellMar>
-            <w:top w:w="0" w:type="dxa"/>
-            <w:bottom w:w="0" w:type="dxa"/>
-          </w:tblCellMar>
-        </w:tblPrEx>
         <w:tc>
           <w:tcPr>
             <w:tcW w:w="2500" w:type="pct"/>
@@ -1813,12 +1787,6 @@
         </w:tc>
       </w:tr>
       <w:tr>
-        <w:tblPrEx>
-          <w:tblCellMar>
-            <w:top w:w="0" w:type="dxa"/>
-            <w:bottom w:w="0" w:type="dxa"/>
-          </w:tblCellMar>
-        </w:tblPrEx>
         <w:tc>
           <w:tcPr>
             <w:tcW w:w="2500" w:type="pct"/>
@@ -1881,12 +1849,6 @@
         </w:tc>
       </w:tr>
       <w:tr>
-        <w:tblPrEx>
-          <w:tblCellMar>
-            <w:top w:w="0" w:type="dxa"/>
-            <w:bottom w:w="0" w:type="dxa"/>
-          </w:tblCellMar>
-        </w:tblPrEx>
         <w:tc>
           <w:tcPr>
             <w:tcW w:w="2500" w:type="pct"/>
@@ -1941,12 +1903,6 @@
         </w:tc>
       </w:tr>
       <w:tr>
-        <w:tblPrEx>
-          <w:tblCellMar>
-            <w:top w:w="0" w:type="dxa"/>
-            <w:bottom w:w="0" w:type="dxa"/>
-          </w:tblCellMar>
-        </w:tblPrEx>
         <w:tc>
           <w:tcPr>
             <w:tcW w:w="2500" w:type="pct"/>
@@ -1999,12 +1955,6 @@
         </w:tc>
       </w:tr>
       <w:tr>
-        <w:tblPrEx>
-          <w:tblCellMar>
-            <w:top w:w="0" w:type="dxa"/>
-            <w:bottom w:w="0" w:type="dxa"/>
-          </w:tblCellMar>
-        </w:tblPrEx>
         <w:tc>
           <w:tcPr>
             <w:tcW w:w="2500" w:type="pct"/>
@@ -2057,12 +2007,6 @@
         </w:tc>
       </w:tr>
       <w:tr>
-        <w:tblPrEx>
-          <w:tblCellMar>
-            <w:top w:w="0" w:type="dxa"/>
-            <w:bottom w:w="0" w:type="dxa"/>
-          </w:tblCellMar>
-        </w:tblPrEx>
         <w:tc>
           <w:tcPr>
             <w:tcW w:w="2500" w:type="pct"/>
@@ -2115,12 +2059,6 @@
         </w:tc>
       </w:tr>
       <w:tr>
-        <w:tblPrEx>
-          <w:tblCellMar>
-            <w:top w:w="0" w:type="dxa"/>
-            <w:bottom w:w="0" w:type="dxa"/>
-          </w:tblCellMar>
-        </w:tblPrEx>
         <w:tc>
           <w:tcPr>
             <w:tcW w:w="2500" w:type="pct"/>
@@ -2296,12 +2234,6 @@
         <w:gridCol w:w="2768"/>
       </w:tblGrid>
       <w:tr>
-        <w:tblPrEx>
-          <w:tblCellMar>
-            <w:top w:w="0" w:type="dxa"/>
-            <w:bottom w:w="0" w:type="dxa"/>
-          </w:tblCellMar>
-        </w:tblPrEx>
         <w:tc>
           <w:tcPr>
             <w:tcW w:w="1650" w:type="pct"/>
@@ -2394,12 +2326,6 @@
         </w:tc>
       </w:tr>
       <w:tr>
-        <w:tblPrEx>
-          <w:tblCellMar>
-            <w:top w:w="0" w:type="dxa"/>
-            <w:bottom w:w="0" w:type="dxa"/>
-          </w:tblCellMar>
-        </w:tblPrEx>
         <w:tc>
           <w:tcPr>
             <w:tcW w:w="1650" w:type="pct"/>
@@ -2478,12 +2404,6 @@
         </w:tc>
       </w:tr>
       <w:tr>
-        <w:tblPrEx>
-          <w:tblCellMar>
-            <w:top w:w="0" w:type="dxa"/>
-            <w:bottom w:w="0" w:type="dxa"/>
-          </w:tblCellMar>
-        </w:tblPrEx>
         <w:tc>
           <w:tcPr>
             <w:tcW w:w="1650" w:type="pct"/>
@@ -2634,12 +2554,6 @@
         </w:tc>
       </w:tr>
       <w:tr>
-        <w:tblPrEx>
-          <w:tblCellMar>
-            <w:top w:w="0" w:type="dxa"/>
-            <w:bottom w:w="0" w:type="dxa"/>
-          </w:tblCellMar>
-        </w:tblPrEx>
         <w:tc>
           <w:tcPr>
             <w:tcW w:w="1650" w:type="pct"/>
@@ -2754,12 +2668,6 @@
         </w:tc>
       </w:tr>
       <w:tr>
-        <w:tblPrEx>
-          <w:tblCellMar>
-            <w:top w:w="0" w:type="dxa"/>
-            <w:bottom w:w="0" w:type="dxa"/>
-          </w:tblCellMar>
-        </w:tblPrEx>
         <w:tc>
           <w:tcPr>
             <w:tcW w:w="1650" w:type="pct"/>
@@ -2874,12 +2782,6 @@
         </w:tc>
       </w:tr>
       <w:tr>
-        <w:tblPrEx>
-          <w:tblCellMar>
-            <w:top w:w="0" w:type="dxa"/>
-            <w:bottom w:w="0" w:type="dxa"/>
-          </w:tblCellMar>
-        </w:tblPrEx>
         <w:tc>
           <w:tcPr>
             <w:tcW w:w="1650" w:type="pct"/>
@@ -2987,7 +2889,6 @@
                 <w:sz w:val="21"/>
                 <w:szCs w:val="21"/>
               </w:rPr>
-              <w:lastRenderedPageBreak/>
               <w:t>文件，支持历史查询</w:t>
             </w:r>
             <w:proofErr w:type="spellEnd"/>
@@ -3007,6 +2908,7 @@
           <w:b/>
           <w:bCs/>
         </w:rPr>
+        <w:lastRenderedPageBreak/>
         <w:t>1.4 项目范围</w:t>
       </w:r>
     </w:p>
@@ -3443,12 +3345,6 @@
         <w:gridCol w:w="4152"/>
       </w:tblGrid>
       <w:tr>
-        <w:tblPrEx>
-          <w:tblCellMar>
-            <w:top w:w="0" w:type="dxa"/>
-            <w:bottom w:w="0" w:type="dxa"/>
-          </w:tblCellMar>
-        </w:tblPrEx>
         <w:tc>
           <w:tcPr>
             <w:tcW w:w="2500" w:type="pct"/>
@@ -3511,12 +3407,6 @@
         </w:tc>
       </w:tr>
       <w:tr>
-        <w:tblPrEx>
-          <w:tblCellMar>
-            <w:top w:w="0" w:type="dxa"/>
-            <w:bottom w:w="0" w:type="dxa"/>
-          </w:tblCellMar>
-        </w:tblPrEx>
         <w:tc>
           <w:tcPr>
             <w:tcW w:w="2500" w:type="pct"/>
@@ -3589,12 +3479,6 @@
         </w:tc>
       </w:tr>
       <w:tr>
-        <w:tblPrEx>
-          <w:tblCellMar>
-            <w:top w:w="0" w:type="dxa"/>
-            <w:bottom w:w="0" w:type="dxa"/>
-          </w:tblCellMar>
-        </w:tblPrEx>
         <w:tc>
           <w:tcPr>
             <w:tcW w:w="2500" w:type="pct"/>
@@ -3667,12 +3551,6 @@
         </w:tc>
       </w:tr>
       <w:tr>
-        <w:tblPrEx>
-          <w:tblCellMar>
-            <w:top w:w="0" w:type="dxa"/>
-            <w:bottom w:w="0" w:type="dxa"/>
-          </w:tblCellMar>
-        </w:tblPrEx>
         <w:tc>
           <w:tcPr>
             <w:tcW w:w="2500" w:type="pct"/>
@@ -3745,12 +3623,6 @@
         </w:tc>
       </w:tr>
       <w:tr>
-        <w:tblPrEx>
-          <w:tblCellMar>
-            <w:top w:w="0" w:type="dxa"/>
-            <w:bottom w:w="0" w:type="dxa"/>
-          </w:tblCellMar>
-        </w:tblPrEx>
         <w:tc>
           <w:tcPr>
             <w:tcW w:w="2500" w:type="pct"/>
@@ -3805,12 +3677,6 @@
         </w:tc>
       </w:tr>
       <w:tr>
-        <w:tblPrEx>
-          <w:tblCellMar>
-            <w:top w:w="0" w:type="dxa"/>
-            <w:bottom w:w="0" w:type="dxa"/>
-          </w:tblCellMar>
-        </w:tblPrEx>
         <w:tc>
           <w:tcPr>
             <w:tcW w:w="2500" w:type="pct"/>
@@ -3873,12 +3739,6 @@
         </w:tc>
       </w:tr>
       <w:tr>
-        <w:tblPrEx>
-          <w:tblCellMar>
-            <w:top w:w="0" w:type="dxa"/>
-            <w:bottom w:w="0" w:type="dxa"/>
-          </w:tblCellMar>
-        </w:tblPrEx>
         <w:tc>
           <w:tcPr>
             <w:tcW w:w="2500" w:type="pct"/>
@@ -3951,12 +3811,6 @@
         </w:tc>
       </w:tr>
       <w:tr>
-        <w:tblPrEx>
-          <w:tblCellMar>
-            <w:top w:w="0" w:type="dxa"/>
-            <w:bottom w:w="0" w:type="dxa"/>
-          </w:tblCellMar>
-        </w:tblPrEx>
         <w:tc>
           <w:tcPr>
             <w:tcW w:w="2500" w:type="pct"/>
@@ -4076,12 +3930,6 @@
         <w:gridCol w:w="2768"/>
       </w:tblGrid>
       <w:tr>
-        <w:tblPrEx>
-          <w:tblCellMar>
-            <w:top w:w="0" w:type="dxa"/>
-            <w:bottom w:w="0" w:type="dxa"/>
-          </w:tblCellMar>
-        </w:tblPrEx>
         <w:tc>
           <w:tcPr>
             <w:tcW w:w="1650" w:type="pct"/>
@@ -4196,12 +4044,6 @@
         </w:tc>
       </w:tr>
       <w:tr>
-        <w:tblPrEx>
-          <w:tblCellMar>
-            <w:top w:w="0" w:type="dxa"/>
-            <w:bottom w:w="0" w:type="dxa"/>
-          </w:tblCellMar>
-        </w:tblPrEx>
         <w:tc>
           <w:tcPr>
             <w:tcW w:w="1650" w:type="pct"/>
@@ -4278,12 +4120,6 @@
         </w:tc>
       </w:tr>
       <w:tr>
-        <w:tblPrEx>
-          <w:tblCellMar>
-            <w:top w:w="0" w:type="dxa"/>
-            <w:bottom w:w="0" w:type="dxa"/>
-          </w:tblCellMar>
-        </w:tblPrEx>
         <w:tc>
           <w:tcPr>
             <w:tcW w:w="1650" w:type="pct"/>
@@ -4368,12 +4204,6 @@
         </w:tc>
       </w:tr>
       <w:tr>
-        <w:tblPrEx>
-          <w:tblCellMar>
-            <w:top w:w="0" w:type="dxa"/>
-            <w:bottom w:w="0" w:type="dxa"/>
-          </w:tblCellMar>
-        </w:tblPrEx>
         <w:tc>
           <w:tcPr>
             <w:tcW w:w="1650" w:type="pct"/>
@@ -4452,27 +4282,12 @@
                 <w:sz w:val="21"/>
                 <w:szCs w:val="21"/>
               </w:rPr>
-              <w:t xml:space="preserve"> </w:t>
-            </w:r>
-            <w:r>
-              <w:rPr>
-                <w:rFonts w:eastAsia="Times New Roman"/>
-                <w:sz w:val="21"/>
-                <w:szCs w:val="21"/>
-              </w:rPr>
-              <w:lastRenderedPageBreak/>
-              <w:t>2（副炉温）</w:t>
+              <w:t xml:space="preserve"> 2（副炉温）</w:t>
             </w:r>
           </w:p>
         </w:tc>
       </w:tr>
       <w:tr>
-        <w:tblPrEx>
-          <w:tblCellMar>
-            <w:top w:w="0" w:type="dxa"/>
-            <w:bottom w:w="0" w:type="dxa"/>
-          </w:tblCellMar>
-        </w:tblPrEx>
         <w:tc>
           <w:tcPr>
             <w:tcW w:w="1650" w:type="pct"/>
@@ -4493,7 +4308,6 @@
                 <w:sz w:val="21"/>
                 <w:szCs w:val="21"/>
               </w:rPr>
-              <w:lastRenderedPageBreak/>
               <w:t>TS</w:t>
             </w:r>
           </w:p>
@@ -4550,12 +4364,6 @@
         </w:tc>
       </w:tr>
       <w:tr>
-        <w:tblPrEx>
-          <w:tblCellMar>
-            <w:top w:w="0" w:type="dxa"/>
-            <w:bottom w:w="0" w:type="dxa"/>
-          </w:tblCellMar>
-        </w:tblPrEx>
         <w:tc>
           <w:tcPr>
             <w:tcW w:w="1650" w:type="pct"/>
@@ -4576,6 +4384,7 @@
                 <w:sz w:val="21"/>
                 <w:szCs w:val="21"/>
               </w:rPr>
+              <w:lastRenderedPageBreak/>
               <w:t>TC</w:t>
             </w:r>
           </w:p>
@@ -4632,12 +4441,6 @@
         </w:tc>
       </w:tr>
       <w:tr>
-        <w:tblPrEx>
-          <w:tblCellMar>
-            <w:top w:w="0" w:type="dxa"/>
-            <w:bottom w:w="0" w:type="dxa"/>
-          </w:tblCellMar>
-        </w:tblPrEx>
         <w:tc>
           <w:tcPr>
             <w:tcW w:w="1650" w:type="pct"/>
@@ -4716,12 +4519,6 @@
         </w:tc>
       </w:tr>
       <w:tr>
-        <w:tblPrEx>
-          <w:tblCellMar>
-            <w:top w:w="0" w:type="dxa"/>
-            <w:bottom w:w="0" w:type="dxa"/>
-          </w:tblCellMar>
-        </w:tblPrEx>
         <w:tc>
           <w:tcPr>
             <w:tcW w:w="1650" w:type="pct"/>
@@ -4798,12 +4595,6 @@
         </w:tc>
       </w:tr>
       <w:tr>
-        <w:tblPrEx>
-          <w:tblCellMar>
-            <w:top w:w="0" w:type="dxa"/>
-            <w:bottom w:w="0" w:type="dxa"/>
-          </w:tblCellMar>
-        </w:tblPrEx>
         <w:tc>
           <w:tcPr>
             <w:tcW w:w="1650" w:type="pct"/>
@@ -4880,12 +4671,6 @@
         </w:tc>
       </w:tr>
       <w:tr>
-        <w:tblPrEx>
-          <w:tblCellMar>
-            <w:top w:w="0" w:type="dxa"/>
-            <w:bottom w:w="0" w:type="dxa"/>
-          </w:tblCellMar>
-        </w:tblPrEx>
         <w:tc>
           <w:tcPr>
             <w:tcW w:w="1650" w:type="pct"/>
@@ -4970,12 +4755,6 @@
         </w:tc>
       </w:tr>
       <w:tr>
-        <w:tblPrEx>
-          <w:tblCellMar>
-            <w:top w:w="0" w:type="dxa"/>
-            <w:bottom w:w="0" w:type="dxa"/>
-          </w:tblCellMar>
-        </w:tblPrEx>
         <w:tc>
           <w:tcPr>
             <w:tcW w:w="1650" w:type="pct"/>
@@ -5052,12 +4831,6 @@
         </w:tc>
       </w:tr>
       <w:tr>
-        <w:tblPrEx>
-          <w:tblCellMar>
-            <w:top w:w="0" w:type="dxa"/>
-            <w:bottom w:w="0" w:type="dxa"/>
-          </w:tblCellMar>
-        </w:tblPrEx>
         <w:tc>
           <w:tcPr>
             <w:tcW w:w="1650" w:type="pct"/>
@@ -5134,12 +4907,6 @@
         </w:tc>
       </w:tr>
       <w:tr>
-        <w:tblPrEx>
-          <w:tblCellMar>
-            <w:top w:w="0" w:type="dxa"/>
-            <w:bottom w:w="0" w:type="dxa"/>
-          </w:tblCellMar>
-        </w:tblPrEx>
         <w:tc>
           <w:tcPr>
             <w:tcW w:w="1650" w:type="pct"/>
@@ -5242,12 +5009,6 @@
         </w:tc>
       </w:tr>
       <w:tr>
-        <w:tblPrEx>
-          <w:tblCellMar>
-            <w:top w:w="0" w:type="dxa"/>
-            <w:bottom w:w="0" w:type="dxa"/>
-          </w:tblCellMar>
-        </w:tblPrEx>
         <w:tc>
           <w:tcPr>
             <w:tcW w:w="1650" w:type="pct"/>
@@ -5324,12 +5085,6 @@
         </w:tc>
       </w:tr>
       <w:tr>
-        <w:tblPrEx>
-          <w:tblCellMar>
-            <w:top w:w="0" w:type="dxa"/>
-            <w:bottom w:w="0" w:type="dxa"/>
-          </w:tblCellMar>
-        </w:tblPrEx>
         <w:tc>
           <w:tcPr>
             <w:tcW w:w="1650" w:type="pct"/>
@@ -5416,12 +5171,6 @@
         </w:tc>
       </w:tr>
       <w:tr>
-        <w:tblPrEx>
-          <w:tblCellMar>
-            <w:top w:w="0" w:type="dxa"/>
-            <w:bottom w:w="0" w:type="dxa"/>
-          </w:tblCellMar>
-        </w:tblPrEx>
         <w:tc>
           <w:tcPr>
             <w:tcW w:w="1650" w:type="pct"/>
@@ -5508,12 +5257,6 @@
         </w:tc>
       </w:tr>
       <w:tr>
-        <w:tblPrEx>
-          <w:tblCellMar>
-            <w:top w:w="0" w:type="dxa"/>
-            <w:bottom w:w="0" w:type="dxa"/>
-          </w:tblCellMar>
-        </w:tblPrEx>
         <w:tc>
           <w:tcPr>
             <w:tcW w:w="1650" w:type="pct"/>
@@ -5590,12 +5333,6 @@
         </w:tc>
       </w:tr>
       <w:tr>
-        <w:tblPrEx>
-          <w:tblCellMar>
-            <w:top w:w="0" w:type="dxa"/>
-            <w:bottom w:w="0" w:type="dxa"/>
-          </w:tblCellMar>
-        </w:tblPrEx>
         <w:tc>
           <w:tcPr>
             <w:tcW w:w="1650" w:type="pct"/>
@@ -5798,12 +5535,6 @@
         <w:gridCol w:w="2768"/>
       </w:tblGrid>
       <w:tr>
-        <w:tblPrEx>
-          <w:tblCellMar>
-            <w:top w:w="0" w:type="dxa"/>
-            <w:bottom w:w="0" w:type="dxa"/>
-          </w:tblCellMar>
-        </w:tblPrEx>
         <w:tc>
           <w:tcPr>
             <w:tcW w:w="1650" w:type="pct"/>
@@ -5896,12 +5627,6 @@
         </w:tc>
       </w:tr>
       <w:tr>
-        <w:tblPrEx>
-          <w:tblCellMar>
-            <w:top w:w="0" w:type="dxa"/>
-            <w:bottom w:w="0" w:type="dxa"/>
-          </w:tblCellMar>
-        </w:tblPrEx>
         <w:tc>
           <w:tcPr>
             <w:tcW w:w="1650" w:type="pct"/>
@@ -5998,12 +5723,6 @@
         </w:tc>
       </w:tr>
       <w:tr>
-        <w:tblPrEx>
-          <w:tblCellMar>
-            <w:top w:w="0" w:type="dxa"/>
-            <w:bottom w:w="0" w:type="dxa"/>
-          </w:tblCellMar>
-        </w:tblPrEx>
         <w:tc>
           <w:tcPr>
             <w:tcW w:w="1650" w:type="pct"/>
@@ -6108,12 +5827,6 @@
         </w:tc>
       </w:tr>
       <w:tr>
-        <w:tblPrEx>
-          <w:tblCellMar>
-            <w:top w:w="0" w:type="dxa"/>
-            <w:bottom w:w="0" w:type="dxa"/>
-          </w:tblCellMar>
-        </w:tblPrEx>
         <w:tc>
           <w:tcPr>
             <w:tcW w:w="1650" w:type="pct"/>
@@ -6192,12 +5905,6 @@
         </w:tc>
       </w:tr>
       <w:tr>
-        <w:tblPrEx>
-          <w:tblCellMar>
-            <w:top w:w="0" w:type="dxa"/>
-            <w:bottom w:w="0" w:type="dxa"/>
-          </w:tblCellMar>
-        </w:tblPrEx>
         <w:tc>
           <w:tcPr>
             <w:tcW w:w="1650" w:type="pct"/>
@@ -6292,12 +5999,6 @@
         </w:tc>
       </w:tr>
       <w:tr>
-        <w:tblPrEx>
-          <w:tblCellMar>
-            <w:top w:w="0" w:type="dxa"/>
-            <w:bottom w:w="0" w:type="dxa"/>
-          </w:tblCellMar>
-        </w:tblPrEx>
         <w:tc>
           <w:tcPr>
             <w:tcW w:w="1650" w:type="pct"/>
@@ -6387,16 +6088,7 @@
                 <w:sz w:val="21"/>
                 <w:szCs w:val="21"/>
               </w:rPr>
-              <w:t>操作库，支持图表嵌入，NuG</w:t>
-            </w:r>
-            <w:r>
-              <w:rPr>
-                <w:rFonts w:eastAsia="Times New Roman"/>
-                <w:sz w:val="21"/>
-                <w:szCs w:val="21"/>
-              </w:rPr>
-              <w:lastRenderedPageBreak/>
-              <w:t>et</w:t>
+              <w:t>操作库，支持图表嵌入，NuGet</w:t>
             </w:r>
             <w:proofErr w:type="spellEnd"/>
             <w:r>
@@ -6421,12 +6113,6 @@
         </w:tc>
       </w:tr>
       <w:tr>
-        <w:tblPrEx>
-          <w:tblCellMar>
-            <w:top w:w="0" w:type="dxa"/>
-            <w:bottom w:w="0" w:type="dxa"/>
-          </w:tblCellMar>
-        </w:tblPrEx>
         <w:tc>
           <w:tcPr>
             <w:tcW w:w="1650" w:type="pct"/>
@@ -6448,75 +6134,75 @@
                 <w:sz w:val="21"/>
                 <w:szCs w:val="21"/>
               </w:rPr>
+              <w:t>PDFsharp-MigraDoc</w:t>
+            </w:r>
+            <w:proofErr w:type="spellEnd"/>
+          </w:p>
+        </w:tc>
+        <w:tc>
+          <w:tcPr>
+            <w:tcW w:w="1650" w:type="pct"/>
+            <w:tcBorders>
+              <w:top w:val="single" w:sz="1" w:space="0" w:color="000000"/>
+              <w:left w:val="single" w:sz="1" w:space="0" w:color="000000"/>
+              <w:bottom w:val="single" w:sz="1" w:space="0" w:color="000000"/>
+              <w:right w:val="single" w:sz="1" w:space="0" w:color="000000"/>
+            </w:tcBorders>
+          </w:tcPr>
+          <w:p>
+            <w:pPr>
+              <w:spacing w:before="40" w:after="40"/>
+            </w:pPr>
+            <w:r>
+              <w:rPr>
+                <w:rFonts w:eastAsia="Times New Roman"/>
+                <w:sz w:val="21"/>
+                <w:szCs w:val="21"/>
+              </w:rPr>
+              <w:t>高</w:t>
+            </w:r>
+          </w:p>
+        </w:tc>
+        <w:tc>
+          <w:tcPr>
+            <w:tcW w:w="1650" w:type="pct"/>
+            <w:tcBorders>
+              <w:top w:val="single" w:sz="1" w:space="0" w:color="000000"/>
+              <w:left w:val="single" w:sz="1" w:space="0" w:color="000000"/>
+              <w:bottom w:val="single" w:sz="1" w:space="0" w:color="000000"/>
+              <w:right w:val="single" w:sz="1" w:space="0" w:color="000000"/>
+            </w:tcBorders>
+          </w:tcPr>
+          <w:p>
+            <w:pPr>
+              <w:spacing w:before="40" w:after="40"/>
+            </w:pPr>
+            <w:proofErr w:type="spellStart"/>
+            <w:r>
+              <w:rPr>
+                <w:rFonts w:eastAsia="Times New Roman"/>
+                <w:sz w:val="21"/>
+                <w:szCs w:val="21"/>
+              </w:rPr>
+              <w:t>成熟的</w:t>
+            </w:r>
+            <w:proofErr w:type="spellEnd"/>
+            <w:r>
+              <w:rPr>
+                <w:rFonts w:eastAsia="Times New Roman"/>
+                <w:sz w:val="21"/>
+                <w:szCs w:val="21"/>
+              </w:rPr>
+              <w:t xml:space="preserve"> PDF </w:t>
+            </w:r>
+            <w:proofErr w:type="spellStart"/>
+            <w:r>
+              <w:rPr>
+                <w:rFonts w:eastAsia="Times New Roman"/>
+                <w:sz w:val="21"/>
+                <w:szCs w:val="21"/>
+              </w:rPr>
               <w:lastRenderedPageBreak/>
-              <w:t>PDFsharp-MigraDoc</w:t>
-            </w:r>
-            <w:proofErr w:type="spellEnd"/>
-          </w:p>
-        </w:tc>
-        <w:tc>
-          <w:tcPr>
-            <w:tcW w:w="1650" w:type="pct"/>
-            <w:tcBorders>
-              <w:top w:val="single" w:sz="1" w:space="0" w:color="000000"/>
-              <w:left w:val="single" w:sz="1" w:space="0" w:color="000000"/>
-              <w:bottom w:val="single" w:sz="1" w:space="0" w:color="000000"/>
-              <w:right w:val="single" w:sz="1" w:space="0" w:color="000000"/>
-            </w:tcBorders>
-          </w:tcPr>
-          <w:p>
-            <w:pPr>
-              <w:spacing w:before="40" w:after="40"/>
-            </w:pPr>
-            <w:r>
-              <w:rPr>
-                <w:rFonts w:eastAsia="Times New Roman"/>
-                <w:sz w:val="21"/>
-                <w:szCs w:val="21"/>
-              </w:rPr>
-              <w:t>高</w:t>
-            </w:r>
-          </w:p>
-        </w:tc>
-        <w:tc>
-          <w:tcPr>
-            <w:tcW w:w="1650" w:type="pct"/>
-            <w:tcBorders>
-              <w:top w:val="single" w:sz="1" w:space="0" w:color="000000"/>
-              <w:left w:val="single" w:sz="1" w:space="0" w:color="000000"/>
-              <w:bottom w:val="single" w:sz="1" w:space="0" w:color="000000"/>
-              <w:right w:val="single" w:sz="1" w:space="0" w:color="000000"/>
-            </w:tcBorders>
-          </w:tcPr>
-          <w:p>
-            <w:pPr>
-              <w:spacing w:before="40" w:after="40"/>
-            </w:pPr>
-            <w:proofErr w:type="spellStart"/>
-            <w:r>
-              <w:rPr>
-                <w:rFonts w:eastAsia="Times New Roman"/>
-                <w:sz w:val="21"/>
-                <w:szCs w:val="21"/>
-              </w:rPr>
-              <w:t>成熟的</w:t>
-            </w:r>
-            <w:proofErr w:type="spellEnd"/>
-            <w:r>
-              <w:rPr>
-                <w:rFonts w:eastAsia="Times New Roman"/>
-                <w:sz w:val="21"/>
-                <w:szCs w:val="21"/>
-              </w:rPr>
-              <w:t xml:space="preserve"> PDF </w:t>
-            </w:r>
-            <w:proofErr w:type="spellStart"/>
-            <w:r>
-              <w:rPr>
-                <w:rFonts w:eastAsia="Times New Roman"/>
-                <w:sz w:val="21"/>
-                <w:szCs w:val="21"/>
-              </w:rPr>
               <w:t>生成库，支持中文，社区广泛使用</w:t>
             </w:r>
             <w:proofErr w:type="spellEnd"/>
@@ -6524,12 +6210,6 @@
         </w:tc>
       </w:tr>
       <w:tr>
-        <w:tblPrEx>
-          <w:tblCellMar>
-            <w:top w:w="0" w:type="dxa"/>
-            <w:bottom w:w="0" w:type="dxa"/>
-          </w:tblCellMar>
-        </w:tblPrEx>
         <w:tc>
           <w:tcPr>
             <w:tcW w:w="1650" w:type="pct"/>
@@ -6551,6 +6231,7 @@
                 <w:sz w:val="21"/>
                 <w:szCs w:val="21"/>
               </w:rPr>
+              <w:lastRenderedPageBreak/>
               <w:t>Serilog</w:t>
             </w:r>
             <w:proofErr w:type="spellEnd"/>
@@ -6618,12 +6299,6 @@
         </w:tc>
       </w:tr>
       <w:tr>
-        <w:tblPrEx>
-          <w:tblCellMar>
-            <w:top w:w="0" w:type="dxa"/>
-            <w:bottom w:w="0" w:type="dxa"/>
-          </w:tblCellMar>
-        </w:tblPrEx>
         <w:tc>
           <w:tcPr>
             <w:tcW w:w="1650" w:type="pct"/>
@@ -6756,12 +6431,6 @@
         <w:gridCol w:w="2076"/>
       </w:tblGrid>
       <w:tr>
-        <w:tblPrEx>
-          <w:tblCellMar>
-            <w:top w:w="0" w:type="dxa"/>
-            <w:bottom w:w="0" w:type="dxa"/>
-          </w:tblCellMar>
-        </w:tblPrEx>
         <w:tc>
           <w:tcPr>
             <w:tcW w:w="1250" w:type="pct"/>
@@ -6914,12 +6583,6 @@
         </w:tc>
       </w:tr>
       <w:tr>
-        <w:tblPrEx>
-          <w:tblCellMar>
-            <w:top w:w="0" w:type="dxa"/>
-            <w:bottom w:w="0" w:type="dxa"/>
-          </w:tblCellMar>
-        </w:tblPrEx>
         <w:tc>
           <w:tcPr>
             <w:tcW w:w="1250" w:type="pct"/>
@@ -7070,12 +6733,6 @@
         </w:tc>
       </w:tr>
       <w:tr>
-        <w:tblPrEx>
-          <w:tblCellMar>
-            <w:top w:w="0" w:type="dxa"/>
-            <w:bottom w:w="0" w:type="dxa"/>
-          </w:tblCellMar>
-        </w:tblPrEx>
         <w:tc>
           <w:tcPr>
             <w:tcW w:w="1250" w:type="pct"/>
@@ -7208,12 +6865,6 @@
         </w:tc>
       </w:tr>
       <w:tr>
-        <w:tblPrEx>
-          <w:tblCellMar>
-            <w:top w:w="0" w:type="dxa"/>
-            <w:bottom w:w="0" w:type="dxa"/>
-          </w:tblCellMar>
-        </w:tblPrEx>
         <w:tc>
           <w:tcPr>
             <w:tcW w:w="1250" w:type="pct"/>
@@ -7336,12 +6987,6 @@
         </w:tc>
       </w:tr>
       <w:tr>
-        <w:tblPrEx>
-          <w:tblCellMar>
-            <w:top w:w="0" w:type="dxa"/>
-            <w:bottom w:w="0" w:type="dxa"/>
-          </w:tblCellMar>
-        </w:tblPrEx>
         <w:tc>
           <w:tcPr>
             <w:tcW w:w="1250" w:type="pct"/>
@@ -7444,12 +7089,6 @@
         </w:tc>
       </w:tr>
       <w:tr>
-        <w:tblPrEx>
-          <w:tblCellMar>
-            <w:top w:w="0" w:type="dxa"/>
-            <w:bottom w:w="0" w:type="dxa"/>
-          </w:tblCellMar>
-        </w:tblPrEx>
         <w:tc>
           <w:tcPr>
             <w:tcW w:w="1250" w:type="pct"/>
@@ -7556,12 +7195,6 @@
         </w:tc>
       </w:tr>
       <w:tr>
-        <w:tblPrEx>
-          <w:tblCellMar>
-            <w:top w:w="0" w:type="dxa"/>
-            <w:bottom w:w="0" w:type="dxa"/>
-          </w:tblCellMar>
-        </w:tblPrEx>
         <w:tc>
           <w:tcPr>
             <w:tcW w:w="1250" w:type="pct"/>
@@ -7778,12 +7411,6 @@
         <w:gridCol w:w="2076"/>
       </w:tblGrid>
       <w:tr>
-        <w:tblPrEx>
-          <w:tblCellMar>
-            <w:top w:w="0" w:type="dxa"/>
-            <w:bottom w:w="0" w:type="dxa"/>
-          </w:tblCellMar>
-        </w:tblPrEx>
         <w:tc>
           <w:tcPr>
             <w:tcW w:w="1250" w:type="pct"/>
@@ -7906,12 +7533,6 @@
         </w:tc>
       </w:tr>
       <w:tr>
-        <w:tblPrEx>
-          <w:tblCellMar>
-            <w:top w:w="0" w:type="dxa"/>
-            <w:bottom w:w="0" w:type="dxa"/>
-          </w:tblCellMar>
-        </w:tblPrEx>
         <w:tc>
           <w:tcPr>
             <w:tcW w:w="1250" w:type="pct"/>
@@ -8036,12 +7657,6 @@
         </w:tc>
       </w:tr>
       <w:tr>
-        <w:tblPrEx>
-          <w:tblCellMar>
-            <w:top w:w="0" w:type="dxa"/>
-            <w:bottom w:w="0" w:type="dxa"/>
-          </w:tblCellMar>
-        </w:tblPrEx>
         <w:tc>
           <w:tcPr>
             <w:tcW w:w="1250" w:type="pct"/>
@@ -8192,12 +7807,6 @@
         </w:tc>
       </w:tr>
       <w:tr>
-        <w:tblPrEx>
-          <w:tblCellMar>
-            <w:top w:w="0" w:type="dxa"/>
-            <w:bottom w:w="0" w:type="dxa"/>
-          </w:tblCellMar>
-        </w:tblPrEx>
         <w:tc>
           <w:tcPr>
             <w:tcW w:w="1250" w:type="pct"/>
@@ -8410,12 +8019,6 @@
         </w:tc>
       </w:tr>
       <w:tr>
-        <w:tblPrEx>
-          <w:tblCellMar>
-            <w:top w:w="0" w:type="dxa"/>
-            <w:bottom w:w="0" w:type="dxa"/>
-          </w:tblCellMar>
-        </w:tblPrEx>
         <w:tc>
           <w:tcPr>
             <w:tcW w:w="1250" w:type="pct"/>
@@ -8463,7 +8066,25 @@
                 <w:sz w:val="21"/>
                 <w:szCs w:val="21"/>
               </w:rPr>
-              <w:t>后台线程生成数据，U</w:t>
+              <w:t>后台线程生成数据，UI</w:t>
+            </w:r>
+            <w:proofErr w:type="spellEnd"/>
+            <w:r>
+              <w:rPr>
+                <w:rFonts w:eastAsia="Times New Roman"/>
+                <w:sz w:val="21"/>
+                <w:szCs w:val="21"/>
+              </w:rPr>
+              <w:t xml:space="preserve"> </w:t>
+            </w:r>
+            <w:proofErr w:type="spellStart"/>
+            <w:r>
+              <w:rPr>
+                <w:rFonts w:eastAsia="Times New Roman"/>
+                <w:sz w:val="21"/>
+                <w:szCs w:val="21"/>
+              </w:rPr>
+              <w:t>线程消费数据，需避</w:t>
             </w:r>
             <w:r>
               <w:rPr>
@@ -8472,25 +8093,7 @@
                 <w:szCs w:val="21"/>
               </w:rPr>
               <w:lastRenderedPageBreak/>
-              <w:t>I</w:t>
-            </w:r>
-            <w:proofErr w:type="spellEnd"/>
-            <w:r>
-              <w:rPr>
-                <w:rFonts w:eastAsia="Times New Roman"/>
-                <w:sz w:val="21"/>
-                <w:szCs w:val="21"/>
-              </w:rPr>
-              <w:t xml:space="preserve"> </w:t>
-            </w:r>
-            <w:proofErr w:type="spellStart"/>
-            <w:r>
-              <w:rPr>
-                <w:rFonts w:eastAsia="Times New Roman"/>
-                <w:sz w:val="21"/>
-                <w:szCs w:val="21"/>
-              </w:rPr>
-              <w:t>线程消费数据，需避免跨线程异常</w:t>
+              <w:t>免跨线程异常</w:t>
             </w:r>
             <w:proofErr w:type="spellEnd"/>
           </w:p>
@@ -8553,43 +8156,43 @@
                 <w:sz w:val="21"/>
                 <w:szCs w:val="21"/>
               </w:rPr>
+              <w:t>DataBroadcast</w:t>
+            </w:r>
+            <w:proofErr w:type="spellEnd"/>
+            <w:r>
+              <w:rPr>
+                <w:rFonts w:eastAsia="Times New Roman"/>
+                <w:sz w:val="21"/>
+                <w:szCs w:val="21"/>
+              </w:rPr>
+              <w:t xml:space="preserve"> </w:t>
+            </w:r>
+            <w:proofErr w:type="spellStart"/>
+            <w:r>
+              <w:rPr>
+                <w:rFonts w:eastAsia="Times New Roman"/>
+                <w:sz w:val="21"/>
+                <w:szCs w:val="21"/>
+              </w:rPr>
+              <w:t>事件回调中使用</w:t>
+            </w:r>
+            <w:proofErr w:type="spellEnd"/>
+            <w:r>
+              <w:rPr>
+                <w:rFonts w:eastAsia="Times New Roman"/>
+                <w:sz w:val="21"/>
+                <w:szCs w:val="21"/>
+              </w:rPr>
+              <w:t xml:space="preserve"> </w:t>
+            </w:r>
+            <w:proofErr w:type="spellStart"/>
+            <w:r>
+              <w:rPr>
+                <w:rFonts w:eastAsia="Times New Roman"/>
+                <w:sz w:val="21"/>
+                <w:szCs w:val="21"/>
+              </w:rPr>
               <w:lastRenderedPageBreak/>
-              <w:t>DataBroadcast</w:t>
-            </w:r>
-            <w:proofErr w:type="spellEnd"/>
-            <w:r>
-              <w:rPr>
-                <w:rFonts w:eastAsia="Times New Roman"/>
-                <w:sz w:val="21"/>
-                <w:szCs w:val="21"/>
-              </w:rPr>
-              <w:t xml:space="preserve"> </w:t>
-            </w:r>
-            <w:proofErr w:type="spellStart"/>
-            <w:r>
-              <w:rPr>
-                <w:rFonts w:eastAsia="Times New Roman"/>
-                <w:sz w:val="21"/>
-                <w:szCs w:val="21"/>
-              </w:rPr>
-              <w:t>事件回调中使用</w:t>
-            </w:r>
-            <w:proofErr w:type="spellEnd"/>
-            <w:r>
-              <w:rPr>
-                <w:rFonts w:eastAsia="Times New Roman"/>
-                <w:sz w:val="21"/>
-                <w:szCs w:val="21"/>
-              </w:rPr>
-              <w:t xml:space="preserve"> </w:t>
-            </w:r>
-            <w:proofErr w:type="spellStart"/>
-            <w:r>
-              <w:rPr>
-                <w:rFonts w:eastAsia="Times New Roman"/>
-                <w:sz w:val="21"/>
-                <w:szCs w:val="21"/>
-              </w:rPr>
               <w:t>Control.Invoke</w:t>
             </w:r>
             <w:proofErr w:type="spellEnd"/>
@@ -8671,7 +8274,6 @@
                 <w:sz w:val="21"/>
                 <w:szCs w:val="21"/>
               </w:rPr>
-              <w:lastRenderedPageBreak/>
               <w:t>跨线程操作模式</w:t>
             </w:r>
             <w:proofErr w:type="spellEnd"/>
@@ -8679,33 +8281,26 @@
         </w:tc>
       </w:tr>
       <w:tr>
-        <w:tblPrEx>
-          <w:tblCellMar>
-            <w:top w:w="0" w:type="dxa"/>
-            <w:bottom w:w="0" w:type="dxa"/>
-          </w:tblCellMar>
-        </w:tblPrEx>
-        <w:tc>
-          <w:tcPr>
-            <w:tcW w:w="1250" w:type="pct"/>
-            <w:tcBorders>
-              <w:top w:val="single" w:sz="1" w:space="0" w:color="000000"/>
-              <w:left w:val="single" w:sz="1" w:space="0" w:color="000000"/>
-              <w:bottom w:val="single" w:sz="1" w:space="0" w:color="000000"/>
-              <w:right w:val="single" w:sz="1" w:space="0" w:color="000000"/>
-            </w:tcBorders>
-          </w:tcPr>
-          <w:p>
-            <w:pPr>
-              <w:spacing w:before="40" w:after="40"/>
-            </w:pPr>
-            <w:r>
-              <w:rPr>
-                <w:rFonts w:eastAsia="Times New Roman"/>
-                <w:sz w:val="21"/>
-                <w:szCs w:val="21"/>
-              </w:rPr>
-              <w:lastRenderedPageBreak/>
+        <w:tc>
+          <w:tcPr>
+            <w:tcW w:w="1250" w:type="pct"/>
+            <w:tcBorders>
+              <w:top w:val="single" w:sz="1" w:space="0" w:color="000000"/>
+              <w:left w:val="single" w:sz="1" w:space="0" w:color="000000"/>
+              <w:bottom w:val="single" w:sz="1" w:space="0" w:color="000000"/>
+              <w:right w:val="single" w:sz="1" w:space="0" w:color="000000"/>
+            </w:tcBorders>
+          </w:tcPr>
+          <w:p>
+            <w:pPr>
+              <w:spacing w:before="40" w:after="40"/>
+            </w:pPr>
+            <w:r>
+              <w:rPr>
+                <w:rFonts w:eastAsia="Times New Roman"/>
+                <w:sz w:val="21"/>
+                <w:szCs w:val="21"/>
+              </w:rPr>
               <w:t xml:space="preserve">Excel </w:t>
             </w:r>
             <w:proofErr w:type="spellStart"/>
@@ -8854,12 +8449,6 @@
         </w:tc>
       </w:tr>
       <w:tr>
-        <w:tblPrEx>
-          <w:tblCellMar>
-            <w:top w:w="0" w:type="dxa"/>
-            <w:bottom w:w="0" w:type="dxa"/>
-          </w:tblCellMar>
-        </w:tblPrEx>
         <w:tc>
           <w:tcPr>
             <w:tcW w:w="1250" w:type="pct"/>
@@ -9134,12 +8723,6 @@
         <w:gridCol w:w="2076"/>
       </w:tblGrid>
       <w:tr>
-        <w:tblPrEx>
-          <w:tblCellMar>
-            <w:top w:w="0" w:type="dxa"/>
-            <w:bottom w:w="0" w:type="dxa"/>
-          </w:tblCellMar>
-        </w:tblPrEx>
         <w:tc>
           <w:tcPr>
             <w:tcW w:w="1250" w:type="pct"/>
@@ -9262,12 +8845,6 @@
         </w:tc>
       </w:tr>
       <w:tr>
-        <w:tblPrEx>
-          <w:tblCellMar>
-            <w:top w:w="0" w:type="dxa"/>
-            <w:bottom w:w="0" w:type="dxa"/>
-          </w:tblCellMar>
-        </w:tblPrEx>
         <w:tc>
           <w:tcPr>
             <w:tcW w:w="1250" w:type="pct"/>
@@ -9370,12 +8947,6 @@
         </w:tc>
       </w:tr>
       <w:tr>
-        <w:tblPrEx>
-          <w:tblCellMar>
-            <w:top w:w="0" w:type="dxa"/>
-            <w:bottom w:w="0" w:type="dxa"/>
-          </w:tblCellMar>
-        </w:tblPrEx>
         <w:tc>
           <w:tcPr>
             <w:tcW w:w="1250" w:type="pct"/>
@@ -9478,12 +9049,6 @@
         </w:tc>
       </w:tr>
       <w:tr>
-        <w:tblPrEx>
-          <w:tblCellMar>
-            <w:top w:w="0" w:type="dxa"/>
-            <w:bottom w:w="0" w:type="dxa"/>
-          </w:tblCellMar>
-        </w:tblPrEx>
         <w:tc>
           <w:tcPr>
             <w:tcW w:w="1250" w:type="pct"/>
@@ -9604,12 +9169,6 @@
         </w:tc>
       </w:tr>
       <w:tr>
-        <w:tblPrEx>
-          <w:tblCellMar>
-            <w:top w:w="0" w:type="dxa"/>
-            <w:bottom w:w="0" w:type="dxa"/>
-          </w:tblCellMar>
-        </w:tblPrEx>
         <w:tc>
           <w:tcPr>
             <w:tcW w:w="1250" w:type="pct"/>
@@ -9712,12 +9271,6 @@
         </w:tc>
       </w:tr>
       <w:tr>
-        <w:tblPrEx>
-          <w:tblCellMar>
-            <w:top w:w="0" w:type="dxa"/>
-            <w:bottom w:w="0" w:type="dxa"/>
-          </w:tblCellMar>
-        </w:tblPrEx>
         <w:tc>
           <w:tcPr>
             <w:tcW w:w="1250" w:type="pct"/>
@@ -9820,12 +9373,6 @@
         </w:tc>
       </w:tr>
       <w:tr>
-        <w:tblPrEx>
-          <w:tblCellMar>
-            <w:top w:w="0" w:type="dxa"/>
-            <w:bottom w:w="0" w:type="dxa"/>
-          </w:tblCellMar>
-        </w:tblPrEx>
         <w:tc>
           <w:tcPr>
             <w:tcW w:w="1250" w:type="pct"/>
@@ -9930,12 +9477,6 @@
         </w:tc>
       </w:tr>
       <w:tr>
-        <w:tblPrEx>
-          <w:tblCellMar>
-            <w:top w:w="0" w:type="dxa"/>
-            <w:bottom w:w="0" w:type="dxa"/>
-          </w:tblCellMar>
-        </w:tblPrEx>
         <w:tc>
           <w:tcPr>
             <w:tcW w:w="1250" w:type="pct"/>
@@ -10038,12 +9579,6 @@
         </w:tc>
       </w:tr>
       <w:tr>
-        <w:tblPrEx>
-          <w:tblCellMar>
-            <w:top w:w="0" w:type="dxa"/>
-            <w:bottom w:w="0" w:type="dxa"/>
-          </w:tblCellMar>
-        </w:tblPrEx>
         <w:tc>
           <w:tcPr>
             <w:tcW w:w="1250" w:type="pct"/>
@@ -10148,12 +9683,6 @@
         </w:tc>
       </w:tr>
       <w:tr>
-        <w:tblPrEx>
-          <w:tblCellMar>
-            <w:top w:w="0" w:type="dxa"/>
-            <w:bottom w:w="0" w:type="dxa"/>
-          </w:tblCellMar>
-        </w:tblPrEx>
         <w:trPr>
           <w:gridAfter w:val="1"/>
           <w:wAfter w:w="100" w:type="dxa"/>
@@ -10294,12 +9823,6 @@
         <w:gridCol w:w="2076"/>
       </w:tblGrid>
       <w:tr>
-        <w:tblPrEx>
-          <w:tblCellMar>
-            <w:top w:w="0" w:type="dxa"/>
-            <w:bottom w:w="0" w:type="dxa"/>
-          </w:tblCellMar>
-        </w:tblPrEx>
         <w:tc>
           <w:tcPr>
             <w:tcW w:w="1250" w:type="pct"/>
@@ -10422,12 +9945,6 @@
         </w:tc>
       </w:tr>
       <w:tr>
-        <w:tblPrEx>
-          <w:tblCellMar>
-            <w:top w:w="0" w:type="dxa"/>
-            <w:bottom w:w="0" w:type="dxa"/>
-          </w:tblCellMar>
-        </w:tblPrEx>
         <w:tc>
           <w:tcPr>
             <w:tcW w:w="1250" w:type="pct"/>
@@ -10558,12 +10075,6 @@
         </w:tc>
       </w:tr>
       <w:tr>
-        <w:tblPrEx>
-          <w:tblCellMar>
-            <w:top w:w="0" w:type="dxa"/>
-            <w:bottom w:w="0" w:type="dxa"/>
-          </w:tblCellMar>
-        </w:tblPrEx>
         <w:tc>
           <w:tcPr>
             <w:tcW w:w="1250" w:type="pct"/>
@@ -10686,12 +10197,6 @@
         </w:tc>
       </w:tr>
       <w:tr>
-        <w:tblPrEx>
-          <w:tblCellMar>
-            <w:top w:w="0" w:type="dxa"/>
-            <w:bottom w:w="0" w:type="dxa"/>
-          </w:tblCellMar>
-        </w:tblPrEx>
         <w:tc>
           <w:tcPr>
             <w:tcW w:w="1250" w:type="pct"/>
@@ -10820,7 +10325,6 @@
           <w:i w:val="0"/>
           <w:iCs w:val="0"/>
         </w:rPr>
-        <w:lastRenderedPageBreak/>
         <w:t xml:space="preserve">2.2.3 </w:t>
       </w:r>
       <w:proofErr w:type="spellStart"/>
@@ -10848,6 +10352,7 @@
           <w:b/>
           <w:bCs/>
         </w:rPr>
+        <w:lastRenderedPageBreak/>
         <w:t>投入</w:t>
       </w:r>
       <w:r>
@@ -11135,12 +10640,6 @@
         <w:gridCol w:w="2076"/>
       </w:tblGrid>
       <w:tr>
-        <w:tblPrEx>
-          <w:tblCellMar>
-            <w:top w:w="0" w:type="dxa"/>
-            <w:bottom w:w="0" w:type="dxa"/>
-          </w:tblCellMar>
-        </w:tblPrEx>
         <w:tc>
           <w:tcPr>
             <w:tcW w:w="1250" w:type="pct"/>
@@ -11263,12 +10762,6 @@
         </w:tc>
       </w:tr>
       <w:tr>
-        <w:tblPrEx>
-          <w:tblCellMar>
-            <w:top w:w="0" w:type="dxa"/>
-            <w:bottom w:w="0" w:type="dxa"/>
-          </w:tblCellMar>
-        </w:tblPrEx>
         <w:tc>
           <w:tcPr>
             <w:tcW w:w="1250" w:type="pct"/>
@@ -11393,12 +10886,6 @@
         </w:tc>
       </w:tr>
       <w:tr>
-        <w:tblPrEx>
-          <w:tblCellMar>
-            <w:top w:w="0" w:type="dxa"/>
-            <w:bottom w:w="0" w:type="dxa"/>
-          </w:tblCellMar>
-        </w:tblPrEx>
         <w:tc>
           <w:tcPr>
             <w:tcW w:w="1250" w:type="pct"/>
@@ -11596,12 +11083,6 @@
         <w:gridCol w:w="2768"/>
       </w:tblGrid>
       <w:tr>
-        <w:tblPrEx>
-          <w:tblCellMar>
-            <w:top w:w="0" w:type="dxa"/>
-            <w:bottom w:w="0" w:type="dxa"/>
-          </w:tblCellMar>
-        </w:tblPrEx>
         <w:tc>
           <w:tcPr>
             <w:tcW w:w="1650" w:type="pct"/>
@@ -11694,12 +11175,6 @@
         </w:tc>
       </w:tr>
       <w:tr>
-        <w:tblPrEx>
-          <w:tblCellMar>
-            <w:top w:w="0" w:type="dxa"/>
-            <w:bottom w:w="0" w:type="dxa"/>
-          </w:tblCellMar>
-        </w:tblPrEx>
         <w:tc>
           <w:tcPr>
             <w:tcW w:w="1650" w:type="pct"/>
@@ -11788,12 +11263,6 @@
         </w:tc>
       </w:tr>
       <w:tr>
-        <w:tblPrEx>
-          <w:tblCellMar>
-            <w:top w:w="0" w:type="dxa"/>
-            <w:bottom w:w="0" w:type="dxa"/>
-          </w:tblCellMar>
-        </w:tblPrEx>
         <w:tc>
           <w:tcPr>
             <w:tcW w:w="1650" w:type="pct"/>
@@ -11882,12 +11351,6 @@
         </w:tc>
       </w:tr>
       <w:tr>
-        <w:tblPrEx>
-          <w:tblCellMar>
-            <w:top w:w="0" w:type="dxa"/>
-            <w:bottom w:w="0" w:type="dxa"/>
-          </w:tblCellMar>
-        </w:tblPrEx>
         <w:tc>
           <w:tcPr>
             <w:tcW w:w="1650" w:type="pct"/>
@@ -11976,12 +11439,6 @@
         </w:tc>
       </w:tr>
       <w:tr>
-        <w:tblPrEx>
-          <w:tblCellMar>
-            <w:top w:w="0" w:type="dxa"/>
-            <w:bottom w:w="0" w:type="dxa"/>
-          </w:tblCellMar>
-        </w:tblPrEx>
         <w:tc>
           <w:tcPr>
             <w:tcW w:w="1650" w:type="pct"/>
@@ -12088,12 +11545,6 @@
         </w:tc>
       </w:tr>
       <w:tr>
-        <w:tblPrEx>
-          <w:tblCellMar>
-            <w:top w:w="0" w:type="dxa"/>
-            <w:bottom w:w="0" w:type="dxa"/>
-          </w:tblCellMar>
-        </w:tblPrEx>
         <w:tc>
           <w:tcPr>
             <w:tcW w:w="1650" w:type="pct"/>
@@ -12182,12 +11633,6 @@
         </w:tc>
       </w:tr>
       <w:tr>
-        <w:tblPrEx>
-          <w:tblCellMar>
-            <w:top w:w="0" w:type="dxa"/>
-            <w:bottom w:w="0" w:type="dxa"/>
-          </w:tblCellMar>
-        </w:tblPrEx>
         <w:tc>
           <w:tcPr>
             <w:tcW w:w="1650" w:type="pct"/>
@@ -12276,12 +11721,6 @@
         </w:tc>
       </w:tr>
       <w:tr>
-        <w:tblPrEx>
-          <w:tblCellMar>
-            <w:top w:w="0" w:type="dxa"/>
-            <w:bottom w:w="0" w:type="dxa"/>
-          </w:tblCellMar>
-        </w:tblPrEx>
         <w:tc>
           <w:tcPr>
             <w:tcW w:w="1650" w:type="pct"/>
@@ -12370,12 +11809,6 @@
         </w:tc>
       </w:tr>
       <w:tr>
-        <w:tblPrEx>
-          <w:tblCellMar>
-            <w:top w:w="0" w:type="dxa"/>
-            <w:bottom w:w="0" w:type="dxa"/>
-          </w:tblCellMar>
-        </w:tblPrEx>
         <w:tc>
           <w:tcPr>
             <w:tcW w:w="1650" w:type="pct"/>
@@ -12486,6 +11919,7 @@
           <w:i w:val="0"/>
           <w:iCs w:val="0"/>
         </w:rPr>
+        <w:lastRenderedPageBreak/>
         <w:t xml:space="preserve">2.3.3 </w:t>
       </w:r>
       <w:proofErr w:type="spellStart"/>
@@ -12705,12 +12139,6 @@
         <w:gridCol w:w="2768"/>
       </w:tblGrid>
       <w:tr>
-        <w:tblPrEx>
-          <w:tblCellMar>
-            <w:top w:w="0" w:type="dxa"/>
-            <w:bottom w:w="0" w:type="dxa"/>
-          </w:tblCellMar>
-        </w:tblPrEx>
         <w:tc>
           <w:tcPr>
             <w:tcW w:w="1650" w:type="pct"/>
@@ -12803,12 +12231,6 @@
         </w:tc>
       </w:tr>
       <w:tr>
-        <w:tblPrEx>
-          <w:tblCellMar>
-            <w:top w:w="0" w:type="dxa"/>
-            <w:bottom w:w="0" w:type="dxa"/>
-          </w:tblCellMar>
-        </w:tblPrEx>
         <w:tc>
           <w:tcPr>
             <w:tcW w:w="1650" w:type="pct"/>
@@ -12897,12 +12319,6 @@
         </w:tc>
       </w:tr>
       <w:tr>
-        <w:tblPrEx>
-          <w:tblCellMar>
-            <w:top w:w="0" w:type="dxa"/>
-            <w:bottom w:w="0" w:type="dxa"/>
-          </w:tblCellMar>
-        </w:tblPrEx>
         <w:tc>
           <w:tcPr>
             <w:tcW w:w="1650" w:type="pct"/>
@@ -13019,12 +12435,6 @@
         </w:tc>
       </w:tr>
       <w:tr>
-        <w:tblPrEx>
-          <w:tblCellMar>
-            <w:top w:w="0" w:type="dxa"/>
-            <w:bottom w:w="0" w:type="dxa"/>
-          </w:tblCellMar>
-        </w:tblPrEx>
         <w:tc>
           <w:tcPr>
             <w:tcW w:w="1650" w:type="pct"/>
@@ -13159,12 +12569,6 @@
         <w:gridCol w:w="2076"/>
       </w:tblGrid>
       <w:tr>
-        <w:tblPrEx>
-          <w:tblCellMar>
-            <w:top w:w="0" w:type="dxa"/>
-            <w:bottom w:w="0" w:type="dxa"/>
-          </w:tblCellMar>
-        </w:tblPrEx>
         <w:tc>
           <w:tcPr>
             <w:tcW w:w="1250" w:type="pct"/>
@@ -13287,12 +12691,6 @@
         </w:tc>
       </w:tr>
       <w:tr>
-        <w:tblPrEx>
-          <w:tblCellMar>
-            <w:top w:w="0" w:type="dxa"/>
-            <w:bottom w:w="0" w:type="dxa"/>
-          </w:tblCellMar>
-        </w:tblPrEx>
         <w:tc>
           <w:tcPr>
             <w:tcW w:w="1250" w:type="pct"/>
@@ -13393,12 +12791,6 @@
         </w:tc>
       </w:tr>
       <w:tr>
-        <w:tblPrEx>
-          <w:tblCellMar>
-            <w:top w:w="0" w:type="dxa"/>
-            <w:bottom w:w="0" w:type="dxa"/>
-          </w:tblCellMar>
-        </w:tblPrEx>
         <w:tc>
           <w:tcPr>
             <w:tcW w:w="1250" w:type="pct"/>
@@ -13501,12 +12893,6 @@
         </w:tc>
       </w:tr>
       <w:tr>
-        <w:tblPrEx>
-          <w:tblCellMar>
-            <w:top w:w="0" w:type="dxa"/>
-            <w:bottom w:w="0" w:type="dxa"/>
-          </w:tblCellMar>
-        </w:tblPrEx>
         <w:tc>
           <w:tcPr>
             <w:tcW w:w="1250" w:type="pct"/>
@@ -13621,12 +13007,6 @@
         </w:tc>
       </w:tr>
       <w:tr>
-        <w:tblPrEx>
-          <w:tblCellMar>
-            <w:top w:w="0" w:type="dxa"/>
-            <w:bottom w:w="0" w:type="dxa"/>
-          </w:tblCellMar>
-        </w:tblPrEx>
         <w:tc>
           <w:tcPr>
             <w:tcW w:w="1250" w:type="pct"/>
@@ -13729,27 +13109,22 @@
         </w:tc>
       </w:tr>
       <w:tr>
-        <w:tblPrEx>
-          <w:tblCellMar>
-            <w:top w:w="0" w:type="dxa"/>
-            <w:bottom w:w="0" w:type="dxa"/>
-          </w:tblCellMar>
-        </w:tblPrEx>
-        <w:tc>
-          <w:tcPr>
-            <w:tcW w:w="1250" w:type="pct"/>
-            <w:tcBorders>
-              <w:top w:val="single" w:sz="1" w:space="0" w:color="000000"/>
-              <w:left w:val="single" w:sz="1" w:space="0" w:color="000000"/>
-              <w:bottom w:val="single" w:sz="1" w:space="0" w:color="000000"/>
-              <w:right w:val="single" w:sz="1" w:space="0" w:color="000000"/>
-            </w:tcBorders>
-          </w:tcPr>
-          <w:p>
-            <w:pPr>
-              <w:spacing w:before="40" w:after="40"/>
-            </w:pPr>
-            <w:proofErr w:type="spellStart"/>
+        <w:tc>
+          <w:tcPr>
+            <w:tcW w:w="1250" w:type="pct"/>
+            <w:tcBorders>
+              <w:top w:val="single" w:sz="1" w:space="0" w:color="000000"/>
+              <w:left w:val="single" w:sz="1" w:space="0" w:color="000000"/>
+              <w:bottom w:val="single" w:sz="1" w:space="0" w:color="000000"/>
+              <w:right w:val="single" w:sz="1" w:space="0" w:color="000000"/>
+            </w:tcBorders>
+          </w:tcPr>
+          <w:p>
+            <w:pPr>
+              <w:spacing w:before="40" w:after="40"/>
+            </w:pPr>
+            <w:proofErr w:type="spellStart"/>
+            <w:proofErr w:type="gramStart"/>
             <w:r>
               <w:rPr>
                 <w:rFonts w:eastAsia="Times New Roman"/>
@@ -13759,6 +13134,7 @@
               <w:t>Microsoft.Data.Sqlite</w:t>
             </w:r>
             <w:proofErr w:type="spellEnd"/>
+            <w:proofErr w:type="gramEnd"/>
           </w:p>
         </w:tc>
         <w:tc>
@@ -13837,12 +13213,6 @@
         </w:tc>
       </w:tr>
       <w:tr>
-        <w:tblPrEx>
-          <w:tblCellMar>
-            <w:top w:w="0" w:type="dxa"/>
-            <w:bottom w:w="0" w:type="dxa"/>
-          </w:tblCellMar>
-        </w:tblPrEx>
         <w:tc>
           <w:tcPr>
             <w:tcW w:w="1250" w:type="pct"/>
@@ -13945,12 +13315,6 @@
         </w:tc>
       </w:tr>
       <w:tr>
-        <w:tblPrEx>
-          <w:tblCellMar>
-            <w:top w:w="0" w:type="dxa"/>
-            <w:bottom w:w="0" w:type="dxa"/>
-          </w:tblCellMar>
-        </w:tblPrEx>
         <w:tc>
           <w:tcPr>
             <w:tcW w:w="1250" w:type="pct"/>
@@ -14053,12 +13417,6 @@
         </w:tc>
       </w:tr>
       <w:tr>
-        <w:tblPrEx>
-          <w:tblCellMar>
-            <w:top w:w="0" w:type="dxa"/>
-            <w:bottom w:w="0" w:type="dxa"/>
-          </w:tblCellMar>
-        </w:tblPrEx>
         <w:tc>
           <w:tcPr>
             <w:tcW w:w="1250" w:type="pct"/>
@@ -14197,8 +13555,14 @@
         <w:rPr>
           <w:rFonts w:eastAsia="Times New Roman"/>
         </w:rPr>
+        <w:t>本项目为课程实训教学项目，不属于商业产品，不涉及：用户隐私数据收</w:t>
+      </w:r>
+      <w:r>
+        <w:rPr>
+          <w:rFonts w:eastAsia="Times New Roman"/>
+        </w:rPr>
         <w:lastRenderedPageBreak/>
-        <w:t>本项目为课程实训教学项目，不属于商业产品，不涉及：用户隐私数据收集（无网络传输）、第三方数据服务调用、受管制行业（医疗、金融等）、出口管制技术。</w:t>
+        <w:t>集（无网络传输）、第三方数据服务调用、受管制行业（医疗、金融等）、出口管制技术。</w:t>
       </w:r>
     </w:p>
     <w:p>
@@ -14965,7 +14329,49 @@
         <w:rPr>
           <w:rFonts w:eastAsia="Times New Roman"/>
         </w:rPr>
-        <w:t>天：软件系统研究报告（李孟鲜主笔，龚小倩提供测试章节素材</w:t>
+        <w:t>天：软件系统研究报告（</w:t>
+      </w:r>
+      <w:proofErr w:type="gramStart"/>
+      <w:r>
+        <w:rPr>
+          <w:rFonts w:eastAsia="Times New Roman"/>
+        </w:rPr>
+        <w:t>李孟鲜主笔</w:t>
+      </w:r>
+      <w:proofErr w:type="spellEnd"/>
+      <w:proofErr w:type="gramEnd"/>
+      <w:r>
+        <w:rPr>
+          <w:rFonts w:eastAsia="Times New Roman"/>
+        </w:rPr>
+        <w:t>，</w:t>
+      </w:r>
+      <w:r>
+        <w:rPr>
+          <w:rFonts w:ascii="宋体" w:eastAsia="宋体" w:hAnsi="宋体" w:cs="宋体" w:hint="eastAsia"/>
+        </w:rPr>
+        <w:t>兰竣</w:t>
+      </w:r>
+      <w:proofErr w:type="gramStart"/>
+      <w:r>
+        <w:rPr>
+          <w:rFonts w:ascii="宋体" w:eastAsia="宋体" w:hAnsi="宋体" w:cs="宋体" w:hint="eastAsia"/>
+        </w:rPr>
+        <w:t>雯</w:t>
+      </w:r>
+      <w:proofErr w:type="gramEnd"/>
+      <w:r>
+        <w:rPr>
+          <w:rFonts w:ascii="宋体" w:eastAsia="宋体" w:hAnsi="宋体" w:cs="宋体" w:hint="eastAsia"/>
+        </w:rPr>
+        <w:t>导出并检查修改，</w:t>
+      </w:r>
+      <w:proofErr w:type="spellStart"/>
+      <w:r>
+        <w:rPr>
+          <w:rFonts w:eastAsia="Times New Roman"/>
+        </w:rPr>
+        <w:t>龚小倩提供测试章节素材</w:t>
       </w:r>
       <w:proofErr w:type="spellEnd"/>
       <w:r>
@@ -15110,12 +14516,6 @@
         <w:gridCol w:w="1661"/>
       </w:tblGrid>
       <w:tr>
-        <w:tblPrEx>
-          <w:tblCellMar>
-            <w:top w:w="0" w:type="dxa"/>
-            <w:bottom w:w="0" w:type="dxa"/>
-          </w:tblCellMar>
-        </w:tblPrEx>
         <w:tc>
           <w:tcPr>
             <w:tcW w:w="1000" w:type="pct"/>
@@ -15268,12 +14668,6 @@
         </w:tc>
       </w:tr>
       <w:tr>
-        <w:tblPrEx>
-          <w:tblCellMar>
-            <w:top w:w="0" w:type="dxa"/>
-            <w:bottom w:w="0" w:type="dxa"/>
-          </w:tblCellMar>
-        </w:tblPrEx>
         <w:tc>
           <w:tcPr>
             <w:tcW w:w="1000" w:type="pct"/>
@@ -15402,12 +14796,6 @@
         </w:tc>
       </w:tr>
       <w:tr>
-        <w:tblPrEx>
-          <w:tblCellMar>
-            <w:top w:w="0" w:type="dxa"/>
-            <w:bottom w:w="0" w:type="dxa"/>
-          </w:tblCellMar>
-        </w:tblPrEx>
         <w:tc>
           <w:tcPr>
             <w:tcW w:w="1000" w:type="pct"/>
@@ -15544,12 +14932,6 @@
         </w:tc>
       </w:tr>
       <w:tr>
-        <w:tblPrEx>
-          <w:tblCellMar>
-            <w:top w:w="0" w:type="dxa"/>
-            <w:bottom w:w="0" w:type="dxa"/>
-          </w:tblCellMar>
-        </w:tblPrEx>
         <w:tc>
           <w:tcPr>
             <w:tcW w:w="1000" w:type="pct"/>
@@ -15694,12 +15076,6 @@
         </w:tc>
       </w:tr>
       <w:tr>
-        <w:tblPrEx>
-          <w:tblCellMar>
-            <w:top w:w="0" w:type="dxa"/>
-            <w:bottom w:w="0" w:type="dxa"/>
-          </w:tblCellMar>
-        </w:tblPrEx>
         <w:tc>
           <w:tcPr>
             <w:tcW w:w="1000" w:type="pct"/>
@@ -15836,12 +15212,6 @@
         </w:tc>
       </w:tr>
       <w:tr>
-        <w:tblPrEx>
-          <w:tblCellMar>
-            <w:top w:w="0" w:type="dxa"/>
-            <w:bottom w:w="0" w:type="dxa"/>
-          </w:tblCellMar>
-        </w:tblPrEx>
         <w:tc>
           <w:tcPr>
             <w:tcW w:w="1000" w:type="pct"/>
@@ -16006,12 +15376,6 @@
         </w:tc>
       </w:tr>
       <w:tr>
-        <w:tblPrEx>
-          <w:tblCellMar>
-            <w:top w:w="0" w:type="dxa"/>
-            <w:bottom w:w="0" w:type="dxa"/>
-          </w:tblCellMar>
-        </w:tblPrEx>
         <w:tc>
           <w:tcPr>
             <w:tcW w:w="1000" w:type="pct"/>
@@ -16125,7 +15489,51 @@
                 <w:sz w:val="21"/>
                 <w:szCs w:val="21"/>
               </w:rPr>
-              <w:t>李孟鲜、龚小倩</w:t>
+              <w:t>李孟鲜</w:t>
+            </w:r>
+            <w:proofErr w:type="spellEnd"/>
+            <w:r>
+              <w:rPr>
+                <w:rFonts w:eastAsia="Times New Roman"/>
+                <w:sz w:val="21"/>
+                <w:szCs w:val="21"/>
+              </w:rPr>
+              <w:t>、</w:t>
+            </w:r>
+            <w:r>
+              <w:rPr>
+                <w:rFonts w:ascii="宋体" w:eastAsia="宋体" w:hAnsi="宋体" w:cs="宋体" w:hint="eastAsia"/>
+                <w:sz w:val="21"/>
+                <w:szCs w:val="21"/>
+              </w:rPr>
+              <w:t>兰竣</w:t>
+            </w:r>
+            <w:proofErr w:type="gramStart"/>
+            <w:r>
+              <w:rPr>
+                <w:rFonts w:ascii="宋体" w:eastAsia="宋体" w:hAnsi="宋体" w:cs="宋体" w:hint="eastAsia"/>
+                <w:sz w:val="21"/>
+                <w:szCs w:val="21"/>
+              </w:rPr>
+              <w:t>雯</w:t>
+            </w:r>
+            <w:proofErr w:type="gramEnd"/>
+            <w:r>
+              <w:rPr>
+                <w:rFonts w:ascii="宋体" w:eastAsia="宋体" w:hAnsi="宋体" w:cs="宋体" w:hint="eastAsia"/>
+                <w:sz w:val="21"/>
+                <w:szCs w:val="21"/>
+              </w:rPr>
+              <w:t>、</w:t>
+            </w:r>
+            <w:proofErr w:type="spellStart"/>
+            <w:r>
+              <w:rPr>
+                <w:rFonts w:eastAsia="Times New Roman"/>
+                <w:sz w:val="21"/>
+                <w:szCs w:val="21"/>
+              </w:rPr>
+              <w:t>龚小倩</w:t>
             </w:r>
             <w:proofErr w:type="spellEnd"/>
           </w:p>
@@ -16212,12 +15620,6 @@
         <w:gridCol w:w="2076"/>
       </w:tblGrid>
       <w:tr>
-        <w:tblPrEx>
-          <w:tblCellMar>
-            <w:top w:w="0" w:type="dxa"/>
-            <w:bottom w:w="0" w:type="dxa"/>
-          </w:tblCellMar>
-        </w:tblPrEx>
         <w:tc>
           <w:tcPr>
             <w:tcW w:w="1250" w:type="pct"/>
@@ -16340,12 +15742,6 @@
         </w:tc>
       </w:tr>
       <w:tr>
-        <w:tblPrEx>
-          <w:tblCellMar>
-            <w:top w:w="0" w:type="dxa"/>
-            <w:bottom w:w="0" w:type="dxa"/>
-          </w:tblCellMar>
-        </w:tblPrEx>
         <w:tc>
           <w:tcPr>
             <w:tcW w:w="1250" w:type="pct"/>
@@ -16474,12 +15870,6 @@
         </w:tc>
       </w:tr>
       <w:tr>
-        <w:tblPrEx>
-          <w:tblCellMar>
-            <w:top w:w="0" w:type="dxa"/>
-            <w:bottom w:w="0" w:type="dxa"/>
-          </w:tblCellMar>
-        </w:tblPrEx>
         <w:tc>
           <w:tcPr>
             <w:tcW w:w="1250" w:type="pct"/>
@@ -16590,12 +15980,6 @@
         </w:tc>
       </w:tr>
       <w:tr>
-        <w:tblPrEx>
-          <w:tblCellMar>
-            <w:top w:w="0" w:type="dxa"/>
-            <w:bottom w:w="0" w:type="dxa"/>
-          </w:tblCellMar>
-        </w:tblPrEx>
         <w:tc>
           <w:tcPr>
             <w:tcW w:w="1250" w:type="pct"/>
@@ -16716,12 +16100,6 @@
         </w:tc>
       </w:tr>
       <w:tr>
-        <w:tblPrEx>
-          <w:tblCellMar>
-            <w:top w:w="0" w:type="dxa"/>
-            <w:bottom w:w="0" w:type="dxa"/>
-          </w:tblCellMar>
-        </w:tblPrEx>
         <w:tc>
           <w:tcPr>
             <w:tcW w:w="1250" w:type="pct"/>
@@ -16842,12 +16220,6 @@
         </w:tc>
       </w:tr>
       <w:tr>
-        <w:tblPrEx>
-          <w:tblCellMar>
-            <w:top w:w="0" w:type="dxa"/>
-            <w:bottom w:w="0" w:type="dxa"/>
-          </w:tblCellMar>
-        </w:tblPrEx>
         <w:tc>
           <w:tcPr>
             <w:tcW w:w="1250" w:type="pct"/>
@@ -17900,12 +17272,6 @@
         <w:gridCol w:w="1661"/>
       </w:tblGrid>
       <w:tr>
-        <w:tblPrEx>
-          <w:tblCellMar>
-            <w:top w:w="0" w:type="dxa"/>
-            <w:bottom w:w="0" w:type="dxa"/>
-          </w:tblCellMar>
-        </w:tblPrEx>
         <w:tc>
           <w:tcPr>
             <w:tcW w:w="1000" w:type="pct"/>
@@ -18058,12 +17424,6 @@
         </w:tc>
       </w:tr>
       <w:tr>
-        <w:tblPrEx>
-          <w:tblCellMar>
-            <w:top w:w="0" w:type="dxa"/>
-            <w:bottom w:w="0" w:type="dxa"/>
-          </w:tblCellMar>
-        </w:tblPrEx>
         <w:tc>
           <w:tcPr>
             <w:tcW w:w="1000" w:type="pct"/>
@@ -18192,12 +17552,6 @@
         </w:tc>
       </w:tr>
       <w:tr>
-        <w:tblPrEx>
-          <w:tblCellMar>
-            <w:top w:w="0" w:type="dxa"/>
-            <w:bottom w:w="0" w:type="dxa"/>
-          </w:tblCellMar>
-        </w:tblPrEx>
         <w:tc>
           <w:tcPr>
             <w:tcW w:w="1000" w:type="pct"/>
@@ -18414,12 +17768,6 @@
         <w:gridCol w:w="4152"/>
       </w:tblGrid>
       <w:tr>
-        <w:tblPrEx>
-          <w:tblCellMar>
-            <w:top w:w="0" w:type="dxa"/>
-            <w:bottom w:w="0" w:type="dxa"/>
-          </w:tblCellMar>
-        </w:tblPrEx>
         <w:tc>
           <w:tcPr>
             <w:tcW w:w="2500" w:type="pct"/>
@@ -18482,12 +17830,6 @@
         </w:tc>
       </w:tr>
       <w:tr>
-        <w:tblPrEx>
-          <w:tblCellMar>
-            <w:top w:w="0" w:type="dxa"/>
-            <w:bottom w:w="0" w:type="dxa"/>
-          </w:tblCellMar>
-        </w:tblPrEx>
         <w:tc>
           <w:tcPr>
             <w:tcW w:w="2500" w:type="pct"/>
@@ -18542,12 +17884,6 @@
         </w:tc>
       </w:tr>
       <w:tr>
-        <w:tblPrEx>
-          <w:tblCellMar>
-            <w:top w:w="0" w:type="dxa"/>
-            <w:bottom w:w="0" w:type="dxa"/>
-          </w:tblCellMar>
-        </w:tblPrEx>
         <w:tc>
           <w:tcPr>
             <w:tcW w:w="2500" w:type="pct"/>
@@ -18602,12 +17938,6 @@
         </w:tc>
       </w:tr>
       <w:tr>
-        <w:tblPrEx>
-          <w:tblCellMar>
-            <w:top w:w="0" w:type="dxa"/>
-            <w:bottom w:w="0" w:type="dxa"/>
-          </w:tblCellMar>
-        </w:tblPrEx>
         <w:tc>
           <w:tcPr>
             <w:tcW w:w="2500" w:type="pct"/>
@@ -18662,12 +17992,6 @@
         </w:tc>
       </w:tr>
       <w:tr>
-        <w:tblPrEx>
-          <w:tblCellMar>
-            <w:top w:w="0" w:type="dxa"/>
-            <w:bottom w:w="0" w:type="dxa"/>
-          </w:tblCellMar>
-        </w:tblPrEx>
         <w:tc>
           <w:tcPr>
             <w:tcW w:w="2500" w:type="pct"/>
@@ -18820,12 +18144,6 @@
         </w:tc>
       </w:tr>
       <w:tr>
-        <w:tblPrEx>
-          <w:tblCellMar>
-            <w:top w:w="0" w:type="dxa"/>
-            <w:bottom w:w="0" w:type="dxa"/>
-          </w:tblCellMar>
-        </w:tblPrEx>
         <w:tc>
           <w:tcPr>
             <w:tcW w:w="2500" w:type="pct"/>
@@ -18916,12 +18234,6 @@
         </w:tc>
       </w:tr>
       <w:tr>
-        <w:tblPrEx>
-          <w:tblCellMar>
-            <w:top w:w="0" w:type="dxa"/>
-            <w:bottom w:w="0" w:type="dxa"/>
-          </w:tblCellMar>
-        </w:tblPrEx>
         <w:tc>
           <w:tcPr>
             <w:tcW w:w="2500" w:type="pct"/>
@@ -19038,12 +18350,6 @@
         <w:gridCol w:w="4152"/>
       </w:tblGrid>
       <w:tr>
-        <w:tblPrEx>
-          <w:tblCellMar>
-            <w:top w:w="0" w:type="dxa"/>
-            <w:bottom w:w="0" w:type="dxa"/>
-          </w:tblCellMar>
-        </w:tblPrEx>
         <w:tc>
           <w:tcPr>
             <w:tcW w:w="2500" w:type="pct"/>
@@ -19106,12 +18412,6 @@
         </w:tc>
       </w:tr>
       <w:tr>
-        <w:tblPrEx>
-          <w:tblCellMar>
-            <w:top w:w="0" w:type="dxa"/>
-            <w:bottom w:w="0" w:type="dxa"/>
-          </w:tblCellMar>
-        </w:tblPrEx>
         <w:tc>
           <w:tcPr>
             <w:tcW w:w="2500" w:type="pct"/>
@@ -19166,12 +18466,6 @@
         </w:tc>
       </w:tr>
       <w:tr>
-        <w:tblPrEx>
-          <w:tblCellMar>
-            <w:top w:w="0" w:type="dxa"/>
-            <w:bottom w:w="0" w:type="dxa"/>
-          </w:tblCellMar>
-        </w:tblPrEx>
         <w:tc>
           <w:tcPr>
             <w:tcW w:w="2500" w:type="pct"/>
@@ -19227,12 +18521,6 @@
         </w:tc>
       </w:tr>
       <w:tr>
-        <w:tblPrEx>
-          <w:tblCellMar>
-            <w:top w:w="0" w:type="dxa"/>
-            <w:bottom w:w="0" w:type="dxa"/>
-          </w:tblCellMar>
-        </w:tblPrEx>
         <w:tc>
           <w:tcPr>
             <w:tcW w:w="2500" w:type="pct"/>
@@ -19313,12 +18601,6 @@
         </w:tc>
       </w:tr>
       <w:tr>
-        <w:tblPrEx>
-          <w:tblCellMar>
-            <w:top w:w="0" w:type="dxa"/>
-            <w:bottom w:w="0" w:type="dxa"/>
-          </w:tblCellMar>
-        </w:tblPrEx>
         <w:tc>
           <w:tcPr>
             <w:tcW w:w="2500" w:type="pct"/>
@@ -19507,12 +18789,6 @@
         </w:tc>
       </w:tr>
       <w:tr>
-        <w:tblPrEx>
-          <w:tblCellMar>
-            <w:top w:w="0" w:type="dxa"/>
-            <w:bottom w:w="0" w:type="dxa"/>
-          </w:tblCellMar>
-        </w:tblPrEx>
         <w:tc>
           <w:tcPr>
             <w:tcW w:w="2500" w:type="pct"/>
@@ -19603,12 +18879,6 @@
         </w:tc>
       </w:tr>
       <w:tr>
-        <w:tblPrEx>
-          <w:tblCellMar>
-            <w:top w:w="0" w:type="dxa"/>
-            <w:bottom w:w="0" w:type="dxa"/>
-          </w:tblCellMar>
-        </w:tblPrEx>
         <w:tc>
           <w:tcPr>
             <w:tcW w:w="2500" w:type="pct"/>
@@ -19751,12 +19021,6 @@
         <w:gridCol w:w="4152"/>
       </w:tblGrid>
       <w:tr>
-        <w:tblPrEx>
-          <w:tblCellMar>
-            <w:top w:w="0" w:type="dxa"/>
-            <w:bottom w:w="0" w:type="dxa"/>
-          </w:tblCellMar>
-        </w:tblPrEx>
         <w:tc>
           <w:tcPr>
             <w:tcW w:w="2500" w:type="pct"/>
@@ -19819,12 +19083,6 @@
         </w:tc>
       </w:tr>
       <w:tr>
-        <w:tblPrEx>
-          <w:tblCellMar>
-            <w:top w:w="0" w:type="dxa"/>
-            <w:bottom w:w="0" w:type="dxa"/>
-          </w:tblCellMar>
-        </w:tblPrEx>
         <w:tc>
           <w:tcPr>
             <w:tcW w:w="2500" w:type="pct"/>
@@ -19887,12 +19145,6 @@
         </w:tc>
       </w:tr>
       <w:tr>
-        <w:tblPrEx>
-          <w:tblCellMar>
-            <w:top w:w="0" w:type="dxa"/>
-            <w:bottom w:w="0" w:type="dxa"/>
-          </w:tblCellMar>
-        </w:tblPrEx>
         <w:tc>
           <w:tcPr>
             <w:tcW w:w="2500" w:type="pct"/>
@@ -19947,12 +19199,6 @@
         </w:tc>
       </w:tr>
       <w:tr>
-        <w:tblPrEx>
-          <w:tblCellMar>
-            <w:top w:w="0" w:type="dxa"/>
-            <w:bottom w:w="0" w:type="dxa"/>
-          </w:tblCellMar>
-        </w:tblPrEx>
         <w:tc>
           <w:tcPr>
             <w:tcW w:w="2500" w:type="pct"/>
@@ -20025,12 +19271,6 @@
         </w:tc>
       </w:tr>
       <w:tr>
-        <w:tblPrEx>
-          <w:tblCellMar>
-            <w:top w:w="0" w:type="dxa"/>
-            <w:bottom w:w="0" w:type="dxa"/>
-          </w:tblCellMar>
-        </w:tblPrEx>
         <w:tc>
           <w:tcPr>
             <w:tcW w:w="2500" w:type="pct"/>
@@ -20245,12 +19485,6 @@
         </w:tc>
       </w:tr>
       <w:tr>
-        <w:tblPrEx>
-          <w:tblCellMar>
-            <w:top w:w="0" w:type="dxa"/>
-            <w:bottom w:w="0" w:type="dxa"/>
-          </w:tblCellMar>
-        </w:tblPrEx>
         <w:tc>
           <w:tcPr>
             <w:tcW w:w="2500" w:type="pct"/>
@@ -20375,12 +19609,6 @@
         </w:tc>
       </w:tr>
       <w:tr>
-        <w:tblPrEx>
-          <w:tblCellMar>
-            <w:top w:w="0" w:type="dxa"/>
-            <w:bottom w:w="0" w:type="dxa"/>
-          </w:tblCellMar>
-        </w:tblPrEx>
         <w:tc>
           <w:tcPr>
             <w:tcW w:w="2500" w:type="pct"/>
@@ -20533,12 +19761,6 @@
         <w:gridCol w:w="4152"/>
       </w:tblGrid>
       <w:tr>
-        <w:tblPrEx>
-          <w:tblCellMar>
-            <w:top w:w="0" w:type="dxa"/>
-            <w:bottom w:w="0" w:type="dxa"/>
-          </w:tblCellMar>
-        </w:tblPrEx>
         <w:tc>
           <w:tcPr>
             <w:tcW w:w="2500" w:type="pct"/>
@@ -20601,12 +19823,6 @@
         </w:tc>
       </w:tr>
       <w:tr>
-        <w:tblPrEx>
-          <w:tblCellMar>
-            <w:top w:w="0" w:type="dxa"/>
-            <w:bottom w:w="0" w:type="dxa"/>
-          </w:tblCellMar>
-        </w:tblPrEx>
         <w:tc>
           <w:tcPr>
             <w:tcW w:w="2500" w:type="pct"/>
@@ -20661,12 +19877,6 @@
         </w:tc>
       </w:tr>
       <w:tr>
-        <w:tblPrEx>
-          <w:tblCellMar>
-            <w:top w:w="0" w:type="dxa"/>
-            <w:bottom w:w="0" w:type="dxa"/>
-          </w:tblCellMar>
-        </w:tblPrEx>
         <w:tc>
           <w:tcPr>
             <w:tcW w:w="2500" w:type="pct"/>
@@ -20721,12 +19931,6 @@
         </w:tc>
       </w:tr>
       <w:tr>
-        <w:tblPrEx>
-          <w:tblCellMar>
-            <w:top w:w="0" w:type="dxa"/>
-            <w:bottom w:w="0" w:type="dxa"/>
-          </w:tblCellMar>
-        </w:tblPrEx>
         <w:tc>
           <w:tcPr>
             <w:tcW w:w="2500" w:type="pct"/>
@@ -20789,12 +19993,6 @@
         </w:tc>
       </w:tr>
       <w:tr>
-        <w:tblPrEx>
-          <w:tblCellMar>
-            <w:top w:w="0" w:type="dxa"/>
-            <w:bottom w:w="0" w:type="dxa"/>
-          </w:tblCellMar>
-        </w:tblPrEx>
         <w:tc>
           <w:tcPr>
             <w:tcW w:w="2500" w:type="pct"/>
@@ -20991,12 +20189,6 @@
         </w:tc>
       </w:tr>
       <w:tr>
-        <w:tblPrEx>
-          <w:tblCellMar>
-            <w:top w:w="0" w:type="dxa"/>
-            <w:bottom w:w="0" w:type="dxa"/>
-          </w:tblCellMar>
-        </w:tblPrEx>
         <w:tc>
           <w:tcPr>
             <w:tcW w:w="2500" w:type="pct"/>
@@ -21069,12 +20261,6 @@
         </w:tc>
       </w:tr>
       <w:tr>
-        <w:tblPrEx>
-          <w:tblCellMar>
-            <w:top w:w="0" w:type="dxa"/>
-            <w:bottom w:w="0" w:type="dxa"/>
-          </w:tblCellMar>
-        </w:tblPrEx>
         <w:tc>
           <w:tcPr>
             <w:tcW w:w="2500" w:type="pct"/>
@@ -21196,12 +20382,6 @@
         <w:gridCol w:w="4152"/>
       </w:tblGrid>
       <w:tr>
-        <w:tblPrEx>
-          <w:tblCellMar>
-            <w:top w:w="0" w:type="dxa"/>
-            <w:bottom w:w="0" w:type="dxa"/>
-          </w:tblCellMar>
-        </w:tblPrEx>
         <w:tc>
           <w:tcPr>
             <w:tcW w:w="2500" w:type="pct"/>
@@ -21264,12 +20444,6 @@
         </w:tc>
       </w:tr>
       <w:tr>
-        <w:tblPrEx>
-          <w:tblCellMar>
-            <w:top w:w="0" w:type="dxa"/>
-            <w:bottom w:w="0" w:type="dxa"/>
-          </w:tblCellMar>
-        </w:tblPrEx>
         <w:tc>
           <w:tcPr>
             <w:tcW w:w="2500" w:type="pct"/>
@@ -21348,12 +20522,6 @@
         </w:tc>
       </w:tr>
       <w:tr>
-        <w:tblPrEx>
-          <w:tblCellMar>
-            <w:top w:w="0" w:type="dxa"/>
-            <w:bottom w:w="0" w:type="dxa"/>
-          </w:tblCellMar>
-        </w:tblPrEx>
         <w:tc>
           <w:tcPr>
             <w:tcW w:w="2500" w:type="pct"/>
@@ -21414,12 +20582,6 @@
         </w:tc>
       </w:tr>
       <w:tr>
-        <w:tblPrEx>
-          <w:tblCellMar>
-            <w:top w:w="0" w:type="dxa"/>
-            <w:bottom w:w="0" w:type="dxa"/>
-          </w:tblCellMar>
-        </w:tblPrEx>
         <w:tc>
           <w:tcPr>
             <w:tcW w:w="2500" w:type="pct"/>
@@ -21480,12 +20642,6 @@
         </w:tc>
       </w:tr>
       <w:tr>
-        <w:tblPrEx>
-          <w:tblCellMar>
-            <w:top w:w="0" w:type="dxa"/>
-            <w:bottom w:w="0" w:type="dxa"/>
-          </w:tblCellMar>
-        </w:tblPrEx>
         <w:tc>
           <w:tcPr>
             <w:tcW w:w="2500" w:type="pct"/>
@@ -21592,12 +20748,6 @@
         </w:tc>
       </w:tr>
       <w:tr>
-        <w:tblPrEx>
-          <w:tblCellMar>
-            <w:top w:w="0" w:type="dxa"/>
-            <w:bottom w:w="0" w:type="dxa"/>
-          </w:tblCellMar>
-        </w:tblPrEx>
         <w:tc>
           <w:tcPr>
             <w:tcW w:w="2500" w:type="pct"/>
@@ -21658,12 +20808,6 @@
         </w:tc>
       </w:tr>
       <w:tr>
-        <w:tblPrEx>
-          <w:tblCellMar>
-            <w:top w:w="0" w:type="dxa"/>
-            <w:bottom w:w="0" w:type="dxa"/>
-          </w:tblCellMar>
-        </w:tblPrEx>
         <w:tc>
           <w:tcPr>
             <w:tcW w:w="2500" w:type="pct"/>
@@ -21716,12 +20860,6 @@
         </w:tc>
       </w:tr>
       <w:tr>
-        <w:tblPrEx>
-          <w:tblCellMar>
-            <w:top w:w="0" w:type="dxa"/>
-            <w:bottom w:w="0" w:type="dxa"/>
-          </w:tblCellMar>
-        </w:tblPrEx>
         <w:tc>
           <w:tcPr>
             <w:tcW w:w="2500" w:type="pct"/>
@@ -21820,12 +20958,6 @@
         <w:gridCol w:w="4152"/>
       </w:tblGrid>
       <w:tr>
-        <w:tblPrEx>
-          <w:tblCellMar>
-            <w:top w:w="0" w:type="dxa"/>
-            <w:bottom w:w="0" w:type="dxa"/>
-          </w:tblCellMar>
-        </w:tblPrEx>
         <w:tc>
           <w:tcPr>
             <w:tcW w:w="2500" w:type="pct"/>
@@ -21888,12 +21020,6 @@
         </w:tc>
       </w:tr>
       <w:tr>
-        <w:tblPrEx>
-          <w:tblCellMar>
-            <w:top w:w="0" w:type="dxa"/>
-            <w:bottom w:w="0" w:type="dxa"/>
-          </w:tblCellMar>
-        </w:tblPrEx>
         <w:tc>
           <w:tcPr>
             <w:tcW w:w="2500" w:type="pct"/>
@@ -21972,12 +21098,6 @@
         </w:tc>
       </w:tr>
       <w:tr>
-        <w:tblPrEx>
-          <w:tblCellMar>
-            <w:top w:w="0" w:type="dxa"/>
-            <w:bottom w:w="0" w:type="dxa"/>
-          </w:tblCellMar>
-        </w:tblPrEx>
         <w:tc>
           <w:tcPr>
             <w:tcW w:w="2500" w:type="pct"/>
@@ -22110,12 +21230,6 @@
         </w:tc>
       </w:tr>
       <w:tr>
-        <w:tblPrEx>
-          <w:tblCellMar>
-            <w:top w:w="0" w:type="dxa"/>
-            <w:bottom w:w="0" w:type="dxa"/>
-          </w:tblCellMar>
-        </w:tblPrEx>
         <w:tc>
           <w:tcPr>
             <w:tcW w:w="2500" w:type="pct"/>
@@ -22184,12 +21298,6 @@
         </w:tc>
       </w:tr>
       <w:tr>
-        <w:tblPrEx>
-          <w:tblCellMar>
-            <w:top w:w="0" w:type="dxa"/>
-            <w:bottom w:w="0" w:type="dxa"/>
-          </w:tblCellMar>
-        </w:tblPrEx>
         <w:tc>
           <w:tcPr>
             <w:tcW w:w="2500" w:type="pct"/>
@@ -22250,12 +21358,6 @@
         </w:tc>
       </w:tr>
       <w:tr>
-        <w:tblPrEx>
-          <w:tblCellMar>
-            <w:top w:w="0" w:type="dxa"/>
-            <w:bottom w:w="0" w:type="dxa"/>
-          </w:tblCellMar>
-        </w:tblPrEx>
         <w:tc>
           <w:tcPr>
             <w:tcW w:w="2500" w:type="pct"/>
@@ -22316,12 +21418,6 @@
         </w:tc>
       </w:tr>
       <w:tr>
-        <w:tblPrEx>
-          <w:tblCellMar>
-            <w:top w:w="0" w:type="dxa"/>
-            <w:bottom w:w="0" w:type="dxa"/>
-          </w:tblCellMar>
-        </w:tblPrEx>
         <w:tc>
           <w:tcPr>
             <w:tcW w:w="2500" w:type="pct"/>
@@ -22418,12 +21514,6 @@
         </w:tc>
       </w:tr>
       <w:tr>
-        <w:tblPrEx>
-          <w:tblCellMar>
-            <w:top w:w="0" w:type="dxa"/>
-            <w:bottom w:w="0" w:type="dxa"/>
-          </w:tblCellMar>
-        </w:tblPrEx>
         <w:tc>
           <w:tcPr>
             <w:tcW w:w="2500" w:type="pct"/>
@@ -22476,12 +21566,6 @@
         </w:tc>
       </w:tr>
       <w:tr>
-        <w:tblPrEx>
-          <w:tblCellMar>
-            <w:top w:w="0" w:type="dxa"/>
-            <w:bottom w:w="0" w:type="dxa"/>
-          </w:tblCellMar>
-        </w:tblPrEx>
         <w:tc>
           <w:tcPr>
             <w:tcW w:w="2500" w:type="pct"/>
@@ -22527,16 +21611,34 @@
                 <w:sz w:val="21"/>
                 <w:szCs w:val="21"/>
               </w:rPr>
-              <w:t>存在未保存试验（flag</w:t>
-            </w:r>
-            <w:proofErr w:type="spellEnd"/>
-            <w:r>
-              <w:rPr>
-                <w:rFonts w:eastAsia="Times New Roman"/>
-                <w:sz w:val="21"/>
-                <w:szCs w:val="21"/>
-              </w:rPr>
-              <w:t xml:space="preserve"> != "10000000"）时禁止新建试验</w:t>
+              <w:t>存在未保存试验（</w:t>
+            </w:r>
+            <w:proofErr w:type="gramStart"/>
+            <w:r>
+              <w:rPr>
+                <w:rFonts w:eastAsia="Times New Roman"/>
+                <w:sz w:val="21"/>
+                <w:szCs w:val="21"/>
+              </w:rPr>
+              <w:t>flag</w:t>
+            </w:r>
+            <w:proofErr w:type="spellEnd"/>
+            <w:r>
+              <w:rPr>
+                <w:rFonts w:eastAsia="Times New Roman"/>
+                <w:sz w:val="21"/>
+                <w:szCs w:val="21"/>
+              </w:rPr>
+              <w:t xml:space="preserve"> !</w:t>
+            </w:r>
+            <w:proofErr w:type="gramEnd"/>
+            <w:r>
+              <w:rPr>
+                <w:rFonts w:eastAsia="Times New Roman"/>
+                <w:sz w:val="21"/>
+                <w:szCs w:val="21"/>
+              </w:rPr>
+              <w:t>= "10000000"）时禁止新建试验</w:t>
             </w:r>
           </w:p>
         </w:tc>
@@ -22581,12 +21683,6 @@
         <w:gridCol w:w="4152"/>
       </w:tblGrid>
       <w:tr>
-        <w:tblPrEx>
-          <w:tblCellMar>
-            <w:top w:w="0" w:type="dxa"/>
-            <w:bottom w:w="0" w:type="dxa"/>
-          </w:tblCellMar>
-        </w:tblPrEx>
         <w:tc>
           <w:tcPr>
             <w:tcW w:w="2500" w:type="pct"/>
@@ -22649,12 +21745,6 @@
         </w:tc>
       </w:tr>
       <w:tr>
-        <w:tblPrEx>
-          <w:tblCellMar>
-            <w:top w:w="0" w:type="dxa"/>
-            <w:bottom w:w="0" w:type="dxa"/>
-          </w:tblCellMar>
-        </w:tblPrEx>
         <w:tc>
           <w:tcPr>
             <w:tcW w:w="2500" w:type="pct"/>
@@ -22726,9 +21816,19 @@
                 <w:sz w:val="21"/>
                 <w:szCs w:val="21"/>
               </w:rPr>
-              <w:t>tick（System.Timers.Timer</w:t>
-            </w:r>
-            <w:proofErr w:type="spellEnd"/>
+              <w:t>tick（</w:t>
+            </w:r>
+            <w:proofErr w:type="gramStart"/>
+            <w:r>
+              <w:rPr>
+                <w:rFonts w:eastAsia="Times New Roman"/>
+                <w:sz w:val="21"/>
+                <w:szCs w:val="21"/>
+              </w:rPr>
+              <w:t>System.Timers.Timer</w:t>
+            </w:r>
+            <w:proofErr w:type="spellEnd"/>
+            <w:proofErr w:type="gramEnd"/>
             <w:r>
               <w:rPr>
                 <w:rFonts w:eastAsia="Times New Roman"/>
@@ -22741,12 +21841,6 @@
         </w:tc>
       </w:tr>
       <w:tr>
-        <w:tblPrEx>
-          <w:tblCellMar>
-            <w:top w:w="0" w:type="dxa"/>
-            <w:bottom w:w="0" w:type="dxa"/>
-          </w:tblCellMar>
-        </w:tblPrEx>
         <w:tc>
           <w:tcPr>
             <w:tcW w:w="2500" w:type="pct"/>
@@ -22861,12 +21955,6 @@
         </w:tc>
       </w:tr>
       <w:tr>
-        <w:tblPrEx>
-          <w:tblCellMar>
-            <w:top w:w="0" w:type="dxa"/>
-            <w:bottom w:w="0" w:type="dxa"/>
-          </w:tblCellMar>
-        </w:tblPrEx>
         <w:tc>
           <w:tcPr>
             <w:tcW w:w="2500" w:type="pct"/>
@@ -22963,12 +22051,6 @@
         </w:tc>
       </w:tr>
       <w:tr>
-        <w:tblPrEx>
-          <w:tblCellMar>
-            <w:top w:w="0" w:type="dxa"/>
-            <w:bottom w:w="0" w:type="dxa"/>
-          </w:tblCellMar>
-        </w:tblPrEx>
         <w:tc>
           <w:tcPr>
             <w:tcW w:w="2500" w:type="pct"/>
@@ -23057,12 +22139,6 @@
         </w:tc>
       </w:tr>
       <w:tr>
-        <w:tblPrEx>
-          <w:tblCellMar>
-            <w:top w:w="0" w:type="dxa"/>
-            <w:bottom w:w="0" w:type="dxa"/>
-          </w:tblCellMar>
-        </w:tblPrEx>
         <w:tc>
           <w:tcPr>
             <w:tcW w:w="2500" w:type="pct"/>
@@ -23141,12 +22217,6 @@
         </w:tc>
       </w:tr>
       <w:tr>
-        <w:tblPrEx>
-          <w:tblCellMar>
-            <w:top w:w="0" w:type="dxa"/>
-            <w:bottom w:w="0" w:type="dxa"/>
-          </w:tblCellMar>
-        </w:tblPrEx>
         <w:tc>
           <w:tcPr>
             <w:tcW w:w="2500" w:type="pct"/>
@@ -23201,7 +22271,25 @@
                 <w:sz w:val="21"/>
                 <w:szCs w:val="21"/>
               </w:rPr>
-              <w:t xml:space="preserve"> 向 min(TF1×0.95, 800) </w:t>
+              <w:t xml:space="preserve"> 向 </w:t>
+            </w:r>
+            <w:proofErr w:type="gramStart"/>
+            <w:r>
+              <w:rPr>
+                <w:rFonts w:eastAsia="Times New Roman"/>
+                <w:sz w:val="21"/>
+                <w:szCs w:val="21"/>
+              </w:rPr>
+              <w:t>min(</w:t>
+            </w:r>
+            <w:proofErr w:type="gramEnd"/>
+            <w:r>
+              <w:rPr>
+                <w:rFonts w:eastAsia="Times New Roman"/>
+                <w:sz w:val="21"/>
+                <w:szCs w:val="21"/>
+              </w:rPr>
+              <w:t xml:space="preserve">TF1×0.95, 800) </w:t>
             </w:r>
             <w:proofErr w:type="spellStart"/>
             <w:r>
@@ -23219,7 +22307,25 @@
                 <w:sz w:val="21"/>
                 <w:szCs w:val="21"/>
               </w:rPr>
-              <w:t xml:space="preserve"> 向 min(TF1×0.85, 750) </w:t>
+              <w:t xml:space="preserve"> 向 </w:t>
+            </w:r>
+            <w:proofErr w:type="gramStart"/>
+            <w:r>
+              <w:rPr>
+                <w:rFonts w:eastAsia="Times New Roman"/>
+                <w:sz w:val="21"/>
+                <w:szCs w:val="21"/>
+              </w:rPr>
+              <w:t>min(</w:t>
+            </w:r>
+            <w:proofErr w:type="gramEnd"/>
+            <w:r>
+              <w:rPr>
+                <w:rFonts w:eastAsia="Times New Roman"/>
+                <w:sz w:val="21"/>
+                <w:szCs w:val="21"/>
+              </w:rPr>
+              <w:t xml:space="preserve">TF1×0.85, 750) </w:t>
             </w:r>
             <w:proofErr w:type="spellStart"/>
             <w:r>
@@ -23243,12 +22349,6 @@
         </w:tc>
       </w:tr>
       <w:tr>
-        <w:tblPrEx>
-          <w:tblCellMar>
-            <w:top w:w="0" w:type="dxa"/>
-            <w:bottom w:w="0" w:type="dxa"/>
-          </w:tblCellMar>
-        </w:tblPrEx>
         <w:tc>
           <w:tcPr>
             <w:tcW w:w="2500" w:type="pct"/>
@@ -23309,12 +22409,6 @@
         </w:tc>
       </w:tr>
       <w:tr>
-        <w:tblPrEx>
-          <w:tblCellMar>
-            <w:top w:w="0" w:type="dxa"/>
-            <w:bottom w:w="0" w:type="dxa"/>
-          </w:tblCellMar>
-        </w:tblPrEx>
         <w:tc>
           <w:tcPr>
             <w:tcW w:w="2500" w:type="pct"/>
@@ -23363,13 +22457,23 @@
               <w:t>随机噪声范围</w:t>
             </w:r>
             <w:proofErr w:type="spellEnd"/>
-            <w:r>
-              <w:rPr>
-                <w:rFonts w:eastAsia="Times New Roman"/>
-                <w:sz w:val="21"/>
-                <w:szCs w:val="21"/>
-              </w:rPr>
-              <w:t>：[-</w:t>
+            <w:proofErr w:type="gramStart"/>
+            <w:r>
+              <w:rPr>
+                <w:rFonts w:eastAsia="Times New Roman"/>
+                <w:sz w:val="21"/>
+                <w:szCs w:val="21"/>
+              </w:rPr>
+              <w:t>：[</w:t>
+            </w:r>
+            <w:proofErr w:type="gramEnd"/>
+            <w:r>
+              <w:rPr>
+                <w:rFonts w:eastAsia="Times New Roman"/>
+                <w:sz w:val="21"/>
+                <w:szCs w:val="21"/>
+              </w:rPr>
+              <w:t>-</w:t>
             </w:r>
             <w:proofErr w:type="spellStart"/>
             <w:r>
@@ -23390,6 +22494,7 @@
               <w:t>, +</w:t>
             </w:r>
             <w:proofErr w:type="spellStart"/>
+            <w:proofErr w:type="gramStart"/>
             <w:r>
               <w:rPr>
                 <w:rFonts w:eastAsia="Times New Roman"/>
@@ -23408,6 +22513,7 @@
               <w:t>]，</w:t>
             </w:r>
             <w:proofErr w:type="spellStart"/>
+            <w:proofErr w:type="gramEnd"/>
             <w:r>
               <w:rPr>
                 <w:rFonts w:eastAsia="Times New Roman"/>
@@ -23429,12 +22535,6 @@
         </w:tc>
       </w:tr>
       <w:tr>
-        <w:tblPrEx>
-          <w:tblCellMar>
-            <w:top w:w="0" w:type="dxa"/>
-            <w:bottom w:w="0" w:type="dxa"/>
-          </w:tblCellMar>
-        </w:tblPrEx>
         <w:tc>
           <w:tcPr>
             <w:tcW w:w="2500" w:type="pct"/>
@@ -23492,6 +22592,7 @@
               <w:t xml:space="preserve"> </w:t>
             </w:r>
             <w:proofErr w:type="spellStart"/>
+            <w:proofErr w:type="gramStart"/>
             <w:r>
               <w:rPr>
                 <w:rFonts w:eastAsia="Times New Roman"/>
@@ -23501,6 +22602,7 @@
               <w:t>appsettings.json</w:t>
             </w:r>
             <w:proofErr w:type="spellEnd"/>
+            <w:proofErr w:type="gramEnd"/>
             <w:r>
               <w:rPr>
                 <w:rFonts w:eastAsia="Times New Roman"/>
@@ -23523,12 +22625,6 @@
         </w:tc>
       </w:tr>
       <w:tr>
-        <w:tblPrEx>
-          <w:tblCellMar>
-            <w:top w:w="0" w:type="dxa"/>
-            <w:bottom w:w="0" w:type="dxa"/>
-          </w:tblCellMar>
-        </w:tblPrEx>
         <w:tc>
           <w:tcPr>
             <w:tcW w:w="2500" w:type="pct"/>
@@ -23655,12 +22751,6 @@
         <w:gridCol w:w="4152"/>
       </w:tblGrid>
       <w:tr>
-        <w:tblPrEx>
-          <w:tblCellMar>
-            <w:top w:w="0" w:type="dxa"/>
-            <w:bottom w:w="0" w:type="dxa"/>
-          </w:tblCellMar>
-        </w:tblPrEx>
         <w:tc>
           <w:tcPr>
             <w:tcW w:w="2500" w:type="pct"/>
@@ -23723,12 +22813,6 @@
         </w:tc>
       </w:tr>
       <w:tr>
-        <w:tblPrEx>
-          <w:tblCellMar>
-            <w:top w:w="0" w:type="dxa"/>
-            <w:bottom w:w="0" w:type="dxa"/>
-          </w:tblCellMar>
-        </w:tblPrEx>
         <w:tc>
           <w:tcPr>
             <w:tcW w:w="2500" w:type="pct"/>
@@ -23807,12 +22891,6 @@
         </w:tc>
       </w:tr>
       <w:tr>
-        <w:tblPrEx>
-          <w:tblCellMar>
-            <w:top w:w="0" w:type="dxa"/>
-            <w:bottom w:w="0" w:type="dxa"/>
-          </w:tblCellMar>
-        </w:tblPrEx>
         <w:tc>
           <w:tcPr>
             <w:tcW w:w="2500" w:type="pct"/>
@@ -23909,12 +22987,6 @@
         </w:tc>
       </w:tr>
       <w:tr>
-        <w:tblPrEx>
-          <w:tblCellMar>
-            <w:top w:w="0" w:type="dxa"/>
-            <w:bottom w:w="0" w:type="dxa"/>
-          </w:tblCellMar>
-        </w:tblPrEx>
         <w:tc>
           <w:tcPr>
             <w:tcW w:w="2500" w:type="pct"/>
@@ -24029,12 +23101,6 @@
         </w:tc>
       </w:tr>
       <w:tr>
-        <w:tblPrEx>
-          <w:tblCellMar>
-            <w:top w:w="0" w:type="dxa"/>
-            <w:bottom w:w="0" w:type="dxa"/>
-          </w:tblCellMar>
-        </w:tblPrEx>
         <w:tc>
           <w:tcPr>
             <w:tcW w:w="2500" w:type="pct"/>
@@ -24113,12 +23179,6 @@
         </w:tc>
       </w:tr>
       <w:tr>
-        <w:tblPrEx>
-          <w:tblCellMar>
-            <w:top w:w="0" w:type="dxa"/>
-            <w:bottom w:w="0" w:type="dxa"/>
-          </w:tblCellMar>
-        </w:tblPrEx>
         <w:tc>
           <w:tcPr>
             <w:tcW w:w="2500" w:type="pct"/>
@@ -24259,12 +23319,6 @@
         </w:tc>
       </w:tr>
       <w:tr>
-        <w:tblPrEx>
-          <w:tblCellMar>
-            <w:top w:w="0" w:type="dxa"/>
-            <w:bottom w:w="0" w:type="dxa"/>
-          </w:tblCellMar>
-        </w:tblPrEx>
         <w:tc>
           <w:tcPr>
             <w:tcW w:w="2500" w:type="pct"/>
@@ -24342,12 +23396,6 @@
         </w:tc>
       </w:tr>
       <w:tr>
-        <w:tblPrEx>
-          <w:tblCellMar>
-            <w:top w:w="0" w:type="dxa"/>
-            <w:bottom w:w="0" w:type="dxa"/>
-          </w:tblCellMar>
-        </w:tblPrEx>
         <w:tc>
           <w:tcPr>
             <w:tcW w:w="2500" w:type="pct"/>
@@ -24417,12 +23465,6 @@
         </w:tc>
       </w:tr>
       <w:tr>
-        <w:tblPrEx>
-          <w:tblCellMar>
-            <w:top w:w="0" w:type="dxa"/>
-            <w:bottom w:w="0" w:type="dxa"/>
-          </w:tblCellMar>
-        </w:tblPrEx>
         <w:tc>
           <w:tcPr>
             <w:tcW w:w="2500" w:type="pct"/>
@@ -24527,12 +23569,6 @@
         </w:tc>
       </w:tr>
       <w:tr>
-        <w:tblPrEx>
-          <w:tblCellMar>
-            <w:top w:w="0" w:type="dxa"/>
-            <w:bottom w:w="0" w:type="dxa"/>
-          </w:tblCellMar>
-        </w:tblPrEx>
         <w:tc>
           <w:tcPr>
             <w:tcW w:w="2500" w:type="pct"/>
@@ -24603,12 +23639,6 @@
         </w:tc>
       </w:tr>
       <w:tr>
-        <w:tblPrEx>
-          <w:tblCellMar>
-            <w:top w:w="0" w:type="dxa"/>
-            <w:bottom w:w="0" w:type="dxa"/>
-          </w:tblCellMar>
-        </w:tblPrEx>
         <w:tc>
           <w:tcPr>
             <w:tcW w:w="2500" w:type="pct"/>
@@ -24699,12 +23729,6 @@
         <w:gridCol w:w="4152"/>
       </w:tblGrid>
       <w:tr>
-        <w:tblPrEx>
-          <w:tblCellMar>
-            <w:top w:w="0" w:type="dxa"/>
-            <w:bottom w:w="0" w:type="dxa"/>
-          </w:tblCellMar>
-        </w:tblPrEx>
         <w:tc>
           <w:tcPr>
             <w:tcW w:w="2500" w:type="pct"/>
@@ -24767,12 +23791,6 @@
         </w:tc>
       </w:tr>
       <w:tr>
-        <w:tblPrEx>
-          <w:tblCellMar>
-            <w:top w:w="0" w:type="dxa"/>
-            <w:bottom w:w="0" w:type="dxa"/>
-          </w:tblCellMar>
-        </w:tblPrEx>
         <w:tc>
           <w:tcPr>
             <w:tcW w:w="2500" w:type="pct"/>
@@ -24869,12 +23887,6 @@
         </w:tc>
       </w:tr>
       <w:tr>
-        <w:tblPrEx>
-          <w:tblCellMar>
-            <w:top w:w="0" w:type="dxa"/>
-            <w:bottom w:w="0" w:type="dxa"/>
-          </w:tblCellMar>
-        </w:tblPrEx>
         <w:tc>
           <w:tcPr>
             <w:tcW w:w="2500" w:type="pct"/>
@@ -24963,12 +23975,6 @@
         </w:tc>
       </w:tr>
       <w:tr>
-        <w:tblPrEx>
-          <w:tblCellMar>
-            <w:top w:w="0" w:type="dxa"/>
-            <w:bottom w:w="0" w:type="dxa"/>
-          </w:tblCellMar>
-        </w:tblPrEx>
         <w:tc>
           <w:tcPr>
             <w:tcW w:w="2500" w:type="pct"/>
@@ -25093,12 +24099,6 @@
         </w:tc>
       </w:tr>
       <w:tr>
-        <w:tblPrEx>
-          <w:tblCellMar>
-            <w:top w:w="0" w:type="dxa"/>
-            <w:bottom w:w="0" w:type="dxa"/>
-          </w:tblCellMar>
-        </w:tblPrEx>
         <w:tc>
           <w:tcPr>
             <w:tcW w:w="2500" w:type="pct"/>
@@ -25231,12 +24231,6 @@
         </w:tc>
       </w:tr>
       <w:tr>
-        <w:tblPrEx>
-          <w:tblCellMar>
-            <w:top w:w="0" w:type="dxa"/>
-            <w:bottom w:w="0" w:type="dxa"/>
-          </w:tblCellMar>
-        </w:tblPrEx>
         <w:tc>
           <w:tcPr>
             <w:tcW w:w="2500" w:type="pct"/>
@@ -25297,12 +24291,6 @@
         </w:tc>
       </w:tr>
       <w:tr>
-        <w:tblPrEx>
-          <w:tblCellMar>
-            <w:top w:w="0" w:type="dxa"/>
-            <w:bottom w:w="0" w:type="dxa"/>
-          </w:tblCellMar>
-        </w:tblPrEx>
         <w:tc>
           <w:tcPr>
             <w:tcW w:w="2500" w:type="pct"/>
@@ -25453,12 +24441,6 @@
         </w:tc>
       </w:tr>
       <w:tr>
-        <w:tblPrEx>
-          <w:tblCellMar>
-            <w:top w:w="0" w:type="dxa"/>
-            <w:bottom w:w="0" w:type="dxa"/>
-          </w:tblCellMar>
-        </w:tblPrEx>
         <w:tc>
           <w:tcPr>
             <w:tcW w:w="2500" w:type="pct"/>
@@ -25555,12 +24537,6 @@
         </w:tc>
       </w:tr>
       <w:tr>
-        <w:tblPrEx>
-          <w:tblCellMar>
-            <w:top w:w="0" w:type="dxa"/>
-            <w:bottom w:w="0" w:type="dxa"/>
-          </w:tblCellMar>
-        </w:tblPrEx>
         <w:tc>
           <w:tcPr>
             <w:tcW w:w="2500" w:type="pct"/>
@@ -25647,12 +24623,6 @@
         </w:tc>
       </w:tr>
       <w:tr>
-        <w:tblPrEx>
-          <w:tblCellMar>
-            <w:top w:w="0" w:type="dxa"/>
-            <w:bottom w:w="0" w:type="dxa"/>
-          </w:tblCellMar>
-        </w:tblPrEx>
         <w:tc>
           <w:tcPr>
             <w:tcW w:w="2500" w:type="pct"/>
@@ -25815,12 +24785,6 @@
         <w:gridCol w:w="4152"/>
       </w:tblGrid>
       <w:tr>
-        <w:tblPrEx>
-          <w:tblCellMar>
-            <w:top w:w="0" w:type="dxa"/>
-            <w:bottom w:w="0" w:type="dxa"/>
-          </w:tblCellMar>
-        </w:tblPrEx>
         <w:tc>
           <w:tcPr>
             <w:tcW w:w="2500" w:type="pct"/>
@@ -25883,12 +24847,6 @@
         </w:tc>
       </w:tr>
       <w:tr>
-        <w:tblPrEx>
-          <w:tblCellMar>
-            <w:top w:w="0" w:type="dxa"/>
-            <w:bottom w:w="0" w:type="dxa"/>
-          </w:tblCellMar>
-        </w:tblPrEx>
         <w:tc>
           <w:tcPr>
             <w:tcW w:w="2500" w:type="pct"/>
@@ -25977,12 +24935,6 @@
         </w:tc>
       </w:tr>
       <w:tr>
-        <w:tblPrEx>
-          <w:tblCellMar>
-            <w:top w:w="0" w:type="dxa"/>
-            <w:bottom w:w="0" w:type="dxa"/>
-          </w:tblCellMar>
-        </w:tblPrEx>
         <w:tc>
           <w:tcPr>
             <w:tcW w:w="2500" w:type="pct"/>
@@ -26028,9 +24980,19 @@
                 <w:sz w:val="21"/>
                 <w:szCs w:val="21"/>
               </w:rPr>
-              <w:t>每条消息包含：时间（HH:mm:ss</w:t>
-            </w:r>
-            <w:proofErr w:type="spellEnd"/>
+              <w:t>每条消息包含：时间（HH:</w:t>
+            </w:r>
+            <w:proofErr w:type="gramStart"/>
+            <w:r>
+              <w:rPr>
+                <w:rFonts w:eastAsia="Times New Roman"/>
+                <w:sz w:val="21"/>
+                <w:szCs w:val="21"/>
+              </w:rPr>
+              <w:t>mm:ss</w:t>
+            </w:r>
+            <w:proofErr w:type="spellEnd"/>
+            <w:proofErr w:type="gramEnd"/>
             <w:r>
               <w:rPr>
                 <w:rFonts w:eastAsia="Times New Roman"/>
@@ -26071,12 +25033,6 @@
         </w:tc>
       </w:tr>
       <w:tr>
-        <w:tblPrEx>
-          <w:tblCellMar>
-            <w:top w:w="0" w:type="dxa"/>
-            <w:bottom w:w="0" w:type="dxa"/>
-          </w:tblCellMar>
-        </w:tblPrEx>
         <w:tc>
           <w:tcPr>
             <w:tcW w:w="2500" w:type="pct"/>
@@ -26129,12 +25085,6 @@
         </w:tc>
       </w:tr>
       <w:tr>
-        <w:tblPrEx>
-          <w:tblCellMar>
-            <w:top w:w="0" w:type="dxa"/>
-            <w:bottom w:w="0" w:type="dxa"/>
-          </w:tblCellMar>
-        </w:tblPrEx>
         <w:tc>
           <w:tcPr>
             <w:tcW w:w="2500" w:type="pct"/>
@@ -26187,12 +25137,6 @@
         </w:tc>
       </w:tr>
       <w:tr>
-        <w:tblPrEx>
-          <w:tblCellMar>
-            <w:top w:w="0" w:type="dxa"/>
-            <w:bottom w:w="0" w:type="dxa"/>
-          </w:tblCellMar>
-        </w:tblPrEx>
         <w:tc>
           <w:tcPr>
             <w:tcW w:w="2500" w:type="pct"/>
@@ -26299,12 +25243,6 @@
         </w:tc>
       </w:tr>
       <w:tr>
-        <w:tblPrEx>
-          <w:tblCellMar>
-            <w:top w:w="0" w:type="dxa"/>
-            <w:bottom w:w="0" w:type="dxa"/>
-          </w:tblCellMar>
-        </w:tblPrEx>
         <w:tc>
           <w:tcPr>
             <w:tcW w:w="2500" w:type="pct"/>
@@ -26362,6 +25300,7 @@
               <w:t xml:space="preserve"> </w:t>
             </w:r>
             <w:proofErr w:type="spellStart"/>
+            <w:proofErr w:type="gramStart"/>
             <w:r>
               <w:rPr>
                 <w:rFonts w:eastAsia="Times New Roman"/>
@@ -26377,7 +25316,16 @@
                 <w:sz w:val="21"/>
                 <w:szCs w:val="21"/>
               </w:rPr>
-              <w:t xml:space="preserve">() </w:t>
+              <w:t>(</w:t>
+            </w:r>
+            <w:proofErr w:type="gramEnd"/>
+            <w:r>
+              <w:rPr>
+                <w:rFonts w:eastAsia="Times New Roman"/>
+                <w:sz w:val="21"/>
+                <w:szCs w:val="21"/>
+              </w:rPr>
+              <w:t xml:space="preserve">) </w:t>
             </w:r>
             <w:proofErr w:type="spellStart"/>
             <w:r>
@@ -26455,12 +25403,6 @@
         <w:gridCol w:w="1384"/>
       </w:tblGrid>
       <w:tr>
-        <w:tblPrEx>
-          <w:tblCellMar>
-            <w:top w:w="0" w:type="dxa"/>
-            <w:bottom w:w="0" w:type="dxa"/>
-          </w:tblCellMar>
-        </w:tblPrEx>
         <w:tc>
           <w:tcPr>
             <w:tcW w:w="800" w:type="pct"/>
@@ -26633,12 +25575,6 @@
         </w:tc>
       </w:tr>
       <w:tr>
-        <w:tblPrEx>
-          <w:tblCellMar>
-            <w:top w:w="0" w:type="dxa"/>
-            <w:bottom w:w="0" w:type="dxa"/>
-          </w:tblCellMar>
-        </w:tblPrEx>
         <w:tc>
           <w:tcPr>
             <w:tcW w:w="800" w:type="pct"/>
@@ -26797,12 +25733,6 @@
         </w:tc>
       </w:tr>
       <w:tr>
-        <w:tblPrEx>
-          <w:tblCellMar>
-            <w:top w:w="0" w:type="dxa"/>
-            <w:bottom w:w="0" w:type="dxa"/>
-          </w:tblCellMar>
-        </w:tblPrEx>
         <w:tc>
           <w:tcPr>
             <w:tcW w:w="800" w:type="pct"/>
@@ -26961,12 +25891,6 @@
         </w:tc>
       </w:tr>
       <w:tr>
-        <w:tblPrEx>
-          <w:tblCellMar>
-            <w:top w:w="0" w:type="dxa"/>
-            <w:bottom w:w="0" w:type="dxa"/>
-          </w:tblCellMar>
-        </w:tblPrEx>
         <w:tc>
           <w:tcPr>
             <w:tcW w:w="800" w:type="pct"/>
@@ -27125,12 +26049,6 @@
         </w:tc>
       </w:tr>
       <w:tr>
-        <w:tblPrEx>
-          <w:tblCellMar>
-            <w:top w:w="0" w:type="dxa"/>
-            <w:bottom w:w="0" w:type="dxa"/>
-          </w:tblCellMar>
-        </w:tblPrEx>
         <w:tc>
           <w:tcPr>
             <w:tcW w:w="800" w:type="pct"/>
@@ -27289,12 +26207,6 @@
         </w:tc>
       </w:tr>
       <w:tr>
-        <w:tblPrEx>
-          <w:tblCellMar>
-            <w:top w:w="0" w:type="dxa"/>
-            <w:bottom w:w="0" w:type="dxa"/>
-          </w:tblCellMar>
-        </w:tblPrEx>
         <w:tc>
           <w:tcPr>
             <w:tcW w:w="800" w:type="pct"/>
@@ -27453,12 +26365,6 @@
         </w:tc>
       </w:tr>
       <w:tr>
-        <w:tblPrEx>
-          <w:tblCellMar>
-            <w:top w:w="0" w:type="dxa"/>
-            <w:bottom w:w="0" w:type="dxa"/>
-          </w:tblCellMar>
-        </w:tblPrEx>
         <w:tc>
           <w:tcPr>
             <w:tcW w:w="800" w:type="pct"/>
@@ -27649,7 +26555,21 @@
         <w:rPr>
           <w:rFonts w:eastAsia="Times New Roman"/>
         </w:rPr>
-        <w:t xml:space="preserve"> &gt; 0 且 flag != "10000000"，表示"已完成但尚未保存试验记录"，此时即使控制器状态回到 </w:t>
+        <w:t xml:space="preserve"> &gt; 0 且 </w:t>
+      </w:r>
+      <w:proofErr w:type="gramStart"/>
+      <w:r>
+        <w:rPr>
+          <w:rFonts w:eastAsia="Times New Roman"/>
+        </w:rPr>
+        <w:t>flag !</w:t>
+      </w:r>
+      <w:proofErr w:type="gramEnd"/>
+      <w:r>
+        <w:rPr>
+          <w:rFonts w:eastAsia="Times New Roman"/>
+        </w:rPr>
+        <w:t xml:space="preserve">= "10000000"，表示"已完成但尚未保存试验记录"，此时即使控制器状态回到 </w:t>
       </w:r>
       <w:proofErr w:type="spellStart"/>
       <w:r>
@@ -27703,12 +26623,6 @@
         <w:gridCol w:w="4152"/>
       </w:tblGrid>
       <w:tr>
-        <w:tblPrEx>
-          <w:tblCellMar>
-            <w:top w:w="0" w:type="dxa"/>
-            <w:bottom w:w="0" w:type="dxa"/>
-          </w:tblCellMar>
-        </w:tblPrEx>
         <w:tc>
           <w:tcPr>
             <w:tcW w:w="2500" w:type="pct"/>
@@ -27771,12 +26685,6 @@
         </w:tc>
       </w:tr>
       <w:tr>
-        <w:tblPrEx>
-          <w:tblCellMar>
-            <w:top w:w="0" w:type="dxa"/>
-            <w:bottom w:w="0" w:type="dxa"/>
-          </w:tblCellMar>
-        </w:tblPrEx>
         <w:tc>
           <w:tcPr>
             <w:tcW w:w="2500" w:type="pct"/>
@@ -27829,12 +26737,6 @@
         </w:tc>
       </w:tr>
       <w:tr>
-        <w:tblPrEx>
-          <w:tblCellMar>
-            <w:top w:w="0" w:type="dxa"/>
-            <w:bottom w:w="0" w:type="dxa"/>
-          </w:tblCellMar>
-        </w:tblPrEx>
         <w:tc>
           <w:tcPr>
             <w:tcW w:w="2500" w:type="pct"/>
@@ -27887,12 +26789,6 @@
         </w:tc>
       </w:tr>
       <w:tr>
-        <w:tblPrEx>
-          <w:tblCellMar>
-            <w:top w:w="0" w:type="dxa"/>
-            <w:bottom w:w="0" w:type="dxa"/>
-          </w:tblCellMar>
-        </w:tblPrEx>
         <w:tc>
           <w:tcPr>
             <w:tcW w:w="2500" w:type="pct"/>
@@ -27945,12 +26841,6 @@
         </w:tc>
       </w:tr>
       <w:tr>
-        <w:tblPrEx>
-          <w:tblCellMar>
-            <w:top w:w="0" w:type="dxa"/>
-            <w:bottom w:w="0" w:type="dxa"/>
-          </w:tblCellMar>
-        </w:tblPrEx>
         <w:tc>
           <w:tcPr>
             <w:tcW w:w="2500" w:type="pct"/>
@@ -28003,12 +26893,6 @@
         </w:tc>
       </w:tr>
       <w:tr>
-        <w:tblPrEx>
-          <w:tblCellMar>
-            <w:top w:w="0" w:type="dxa"/>
-            <w:bottom w:w="0" w:type="dxa"/>
-          </w:tblCellMar>
-        </w:tblPrEx>
         <w:tc>
           <w:tcPr>
             <w:tcW w:w="2500" w:type="pct"/>
@@ -28097,12 +26981,6 @@
         </w:tc>
       </w:tr>
       <w:tr>
-        <w:tblPrEx>
-          <w:tblCellMar>
-            <w:top w:w="0" w:type="dxa"/>
-            <w:bottom w:w="0" w:type="dxa"/>
-          </w:tblCellMar>
-        </w:tblPrEx>
         <w:tc>
           <w:tcPr>
             <w:tcW w:w="2500" w:type="pct"/>
@@ -28199,12 +27077,6 @@
         </w:tc>
       </w:tr>
       <w:tr>
-        <w:tblPrEx>
-          <w:tblCellMar>
-            <w:top w:w="0" w:type="dxa"/>
-            <w:bottom w:w="0" w:type="dxa"/>
-          </w:tblCellMar>
-        </w:tblPrEx>
         <w:tc>
           <w:tcPr>
             <w:tcW w:w="2500" w:type="pct"/>
@@ -28283,12 +27155,6 @@
         </w:tc>
       </w:tr>
       <w:tr>
-        <w:tblPrEx>
-          <w:tblCellMar>
-            <w:top w:w="0" w:type="dxa"/>
-            <w:bottom w:w="0" w:type="dxa"/>
-          </w:tblCellMar>
-        </w:tblPrEx>
         <w:tc>
           <w:tcPr>
             <w:tcW w:w="2500" w:type="pct"/>
@@ -28346,6 +27212,7 @@
               <w:t xml:space="preserve"> </w:t>
             </w:r>
             <w:proofErr w:type="spellStart"/>
+            <w:proofErr w:type="gramStart"/>
             <w:r>
               <w:rPr>
                 <w:rFonts w:eastAsia="Times New Roman"/>
@@ -28355,6 +27222,7 @@
               <w:t>testmaster.flag</w:t>
             </w:r>
             <w:proofErr w:type="spellEnd"/>
+            <w:proofErr w:type="gramEnd"/>
             <w:r>
               <w:rPr>
                 <w:rFonts w:eastAsia="Times New Roman"/>
@@ -28433,12 +27301,6 @@
         <w:gridCol w:w="4152"/>
       </w:tblGrid>
       <w:tr>
-        <w:tblPrEx>
-          <w:tblCellMar>
-            <w:top w:w="0" w:type="dxa"/>
-            <w:bottom w:w="0" w:type="dxa"/>
-          </w:tblCellMar>
-        </w:tblPrEx>
         <w:tc>
           <w:tcPr>
             <w:tcW w:w="2500" w:type="pct"/>
@@ -28501,12 +27363,6 @@
         </w:tc>
       </w:tr>
       <w:tr>
-        <w:tblPrEx>
-          <w:tblCellMar>
-            <w:top w:w="0" w:type="dxa"/>
-            <w:bottom w:w="0" w:type="dxa"/>
-          </w:tblCellMar>
-        </w:tblPrEx>
         <w:tc>
           <w:tcPr>
             <w:tcW w:w="2500" w:type="pct"/>
@@ -28622,12 +27478,6 @@
         </w:tc>
       </w:tr>
       <w:tr>
-        <w:tblPrEx>
-          <w:tblCellMar>
-            <w:top w:w="0" w:type="dxa"/>
-            <w:bottom w:w="0" w:type="dxa"/>
-          </w:tblCellMar>
-        </w:tblPrEx>
         <w:tc>
           <w:tcPr>
             <w:tcW w:w="2500" w:type="pct"/>
@@ -28689,12 +27539,6 @@
         </w:tc>
       </w:tr>
       <w:tr>
-        <w:tblPrEx>
-          <w:tblCellMar>
-            <w:top w:w="0" w:type="dxa"/>
-            <w:bottom w:w="0" w:type="dxa"/>
-          </w:tblCellMar>
-        </w:tblPrEx>
         <w:tc>
           <w:tcPr>
             <w:tcW w:w="2500" w:type="pct"/>
@@ -28817,12 +27661,6 @@
         </w:tc>
       </w:tr>
       <w:tr>
-        <w:tblPrEx>
-          <w:tblCellMar>
-            <w:top w:w="0" w:type="dxa"/>
-            <w:bottom w:w="0" w:type="dxa"/>
-          </w:tblCellMar>
-        </w:tblPrEx>
         <w:tc>
           <w:tcPr>
             <w:tcW w:w="2500" w:type="pct"/>
@@ -28955,12 +27793,6 @@
         </w:tc>
       </w:tr>
       <w:tr>
-        <w:tblPrEx>
-          <w:tblCellMar>
-            <w:top w:w="0" w:type="dxa"/>
-            <w:bottom w:w="0" w:type="dxa"/>
-          </w:tblCellMar>
-        </w:tblPrEx>
         <w:tc>
           <w:tcPr>
             <w:tcW w:w="2500" w:type="pct"/>
@@ -29031,12 +27863,6 @@
         </w:tc>
       </w:tr>
       <w:tr>
-        <w:tblPrEx>
-          <w:tblCellMar>
-            <w:top w:w="0" w:type="dxa"/>
-            <w:bottom w:w="0" w:type="dxa"/>
-          </w:tblCellMar>
-        </w:tblPrEx>
         <w:tc>
           <w:tcPr>
             <w:tcW w:w="2500" w:type="pct"/>
@@ -29097,12 +27923,6 @@
         </w:tc>
       </w:tr>
       <w:tr>
-        <w:tblPrEx>
-          <w:tblCellMar>
-            <w:top w:w="0" w:type="dxa"/>
-            <w:bottom w:w="0" w:type="dxa"/>
-          </w:tblCellMar>
-        </w:tblPrEx>
         <w:tc>
           <w:tcPr>
             <w:tcW w:w="2500" w:type="pct"/>
@@ -29163,12 +27983,6 @@
         </w:tc>
       </w:tr>
       <w:tr>
-        <w:tblPrEx>
-          <w:tblCellMar>
-            <w:top w:w="0" w:type="dxa"/>
-            <w:bottom w:w="0" w:type="dxa"/>
-          </w:tblCellMar>
-        </w:tblPrEx>
         <w:tc>
           <w:tcPr>
             <w:tcW w:w="2500" w:type="pct"/>
@@ -29267,12 +28081,6 @@
         <w:gridCol w:w="4152"/>
       </w:tblGrid>
       <w:tr>
-        <w:tblPrEx>
-          <w:tblCellMar>
-            <w:top w:w="0" w:type="dxa"/>
-            <w:bottom w:w="0" w:type="dxa"/>
-          </w:tblCellMar>
-        </w:tblPrEx>
         <w:tc>
           <w:tcPr>
             <w:tcW w:w="2500" w:type="pct"/>
@@ -29335,12 +28143,6 @@
         </w:tc>
       </w:tr>
       <w:tr>
-        <w:tblPrEx>
-          <w:tblCellMar>
-            <w:top w:w="0" w:type="dxa"/>
-            <w:bottom w:w="0" w:type="dxa"/>
-          </w:tblCellMar>
-        </w:tblPrEx>
         <w:tc>
           <w:tcPr>
             <w:tcW w:w="2500" w:type="pct"/>
@@ -29419,12 +28221,6 @@
         </w:tc>
       </w:tr>
       <w:tr>
-        <w:tblPrEx>
-          <w:tblCellMar>
-            <w:top w:w="0" w:type="dxa"/>
-            <w:bottom w:w="0" w:type="dxa"/>
-          </w:tblCellMar>
-        </w:tblPrEx>
         <w:tc>
           <w:tcPr>
             <w:tcW w:w="2500" w:type="pct"/>
@@ -29485,12 +28281,6 @@
         </w:tc>
       </w:tr>
       <w:tr>
-        <w:tblPrEx>
-          <w:tblCellMar>
-            <w:top w:w="0" w:type="dxa"/>
-            <w:bottom w:w="0" w:type="dxa"/>
-          </w:tblCellMar>
-        </w:tblPrEx>
         <w:tc>
           <w:tcPr>
             <w:tcW w:w="2500" w:type="pct"/>
@@ -29551,12 +28341,6 @@
         </w:tc>
       </w:tr>
       <w:tr>
-        <w:tblPrEx>
-          <w:tblCellMar>
-            <w:top w:w="0" w:type="dxa"/>
-            <w:bottom w:w="0" w:type="dxa"/>
-          </w:tblCellMar>
-        </w:tblPrEx>
         <w:tc>
           <w:tcPr>
             <w:tcW w:w="2500" w:type="pct"/>
@@ -29645,12 +28429,6 @@
         </w:tc>
       </w:tr>
       <w:tr>
-        <w:tblPrEx>
-          <w:tblCellMar>
-            <w:top w:w="0" w:type="dxa"/>
-            <w:bottom w:w="0" w:type="dxa"/>
-          </w:tblCellMar>
-        </w:tblPrEx>
         <w:tc>
           <w:tcPr>
             <w:tcW w:w="2500" w:type="pct"/>
@@ -29703,12 +28481,6 @@
         </w:tc>
       </w:tr>
       <w:tr>
-        <w:tblPrEx>
-          <w:tblCellMar>
-            <w:top w:w="0" w:type="dxa"/>
-            <w:bottom w:w="0" w:type="dxa"/>
-          </w:tblCellMar>
-        </w:tblPrEx>
         <w:tc>
           <w:tcPr>
             <w:tcW w:w="2500" w:type="pct"/>
@@ -29817,12 +28589,6 @@
         <w:gridCol w:w="4152"/>
       </w:tblGrid>
       <w:tr>
-        <w:tblPrEx>
-          <w:tblCellMar>
-            <w:top w:w="0" w:type="dxa"/>
-            <w:bottom w:w="0" w:type="dxa"/>
-          </w:tblCellMar>
-        </w:tblPrEx>
         <w:tc>
           <w:tcPr>
             <w:tcW w:w="2500" w:type="pct"/>
@@ -29885,12 +28651,6 @@
         </w:tc>
       </w:tr>
       <w:tr>
-        <w:tblPrEx>
-          <w:tblCellMar>
-            <w:top w:w="0" w:type="dxa"/>
-            <w:bottom w:w="0" w:type="dxa"/>
-          </w:tblCellMar>
-        </w:tblPrEx>
         <w:tc>
           <w:tcPr>
             <w:tcW w:w="2500" w:type="pct"/>
@@ -29943,12 +28703,6 @@
         </w:tc>
       </w:tr>
       <w:tr>
-        <w:tblPrEx>
-          <w:tblCellMar>
-            <w:top w:w="0" w:type="dxa"/>
-            <w:bottom w:w="0" w:type="dxa"/>
-          </w:tblCellMar>
-        </w:tblPrEx>
         <w:tc>
           <w:tcPr>
             <w:tcW w:w="2500" w:type="pct"/>
@@ -30017,12 +28771,6 @@
         </w:tc>
       </w:tr>
       <w:tr>
-        <w:tblPrEx>
-          <w:tblCellMar>
-            <w:top w:w="0" w:type="dxa"/>
-            <w:bottom w:w="0" w:type="dxa"/>
-          </w:tblCellMar>
-        </w:tblPrEx>
         <w:tc>
           <w:tcPr>
             <w:tcW w:w="2500" w:type="pct"/>
@@ -30137,12 +28885,6 @@
         </w:tc>
       </w:tr>
       <w:tr>
-        <w:tblPrEx>
-          <w:tblCellMar>
-            <w:top w:w="0" w:type="dxa"/>
-            <w:bottom w:w="0" w:type="dxa"/>
-          </w:tblCellMar>
-        </w:tblPrEx>
         <w:tc>
           <w:tcPr>
             <w:tcW w:w="2500" w:type="pct"/>
@@ -30231,12 +28973,6 @@
         </w:tc>
       </w:tr>
       <w:tr>
-        <w:tblPrEx>
-          <w:tblCellMar>
-            <w:top w:w="0" w:type="dxa"/>
-            <w:bottom w:w="0" w:type="dxa"/>
-          </w:tblCellMar>
-        </w:tblPrEx>
         <w:tc>
           <w:tcPr>
             <w:tcW w:w="2500" w:type="pct"/>
@@ -30396,12 +29132,6 @@
         <w:gridCol w:w="2768"/>
       </w:tblGrid>
       <w:tr>
-        <w:tblPrEx>
-          <w:tblCellMar>
-            <w:top w:w="0" w:type="dxa"/>
-            <w:bottom w:w="0" w:type="dxa"/>
-          </w:tblCellMar>
-        </w:tblPrEx>
         <w:tc>
           <w:tcPr>
             <w:tcW w:w="1650" w:type="pct"/>
@@ -30494,12 +29224,6 @@
         </w:tc>
       </w:tr>
       <w:tr>
-        <w:tblPrEx>
-          <w:tblCellMar>
-            <w:top w:w="0" w:type="dxa"/>
-            <w:bottom w:w="0" w:type="dxa"/>
-          </w:tblCellMar>
-        </w:tblPrEx>
         <w:tc>
           <w:tcPr>
             <w:tcW w:w="1650" w:type="pct"/>
@@ -30576,12 +29300,6 @@
         </w:tc>
       </w:tr>
       <w:tr>
-        <w:tblPrEx>
-          <w:tblCellMar>
-            <w:top w:w="0" w:type="dxa"/>
-            <w:bottom w:w="0" w:type="dxa"/>
-          </w:tblCellMar>
-        </w:tblPrEx>
         <w:tc>
           <w:tcPr>
             <w:tcW w:w="1650" w:type="pct"/>
@@ -30658,12 +29376,6 @@
         </w:tc>
       </w:tr>
       <w:tr>
-        <w:tblPrEx>
-          <w:tblCellMar>
-            <w:top w:w="0" w:type="dxa"/>
-            <w:bottom w:w="0" w:type="dxa"/>
-          </w:tblCellMar>
-        </w:tblPrEx>
         <w:tc>
           <w:tcPr>
             <w:tcW w:w="1650" w:type="pct"/>
@@ -30768,12 +29480,6 @@
         </w:tc>
       </w:tr>
       <w:tr>
-        <w:tblPrEx>
-          <w:tblCellMar>
-            <w:top w:w="0" w:type="dxa"/>
-            <w:bottom w:w="0" w:type="dxa"/>
-          </w:tblCellMar>
-        </w:tblPrEx>
         <w:tc>
           <w:tcPr>
             <w:tcW w:w="1650" w:type="pct"/>
@@ -30841,6 +29547,7 @@
               <w:spacing w:before="40" w:after="40"/>
             </w:pPr>
             <w:proofErr w:type="spellStart"/>
+            <w:proofErr w:type="gramStart"/>
             <w:r>
               <w:rPr>
                 <w:rFonts w:eastAsia="Times New Roman"/>
@@ -30850,6 +29557,7 @@
               <w:t>appsettings.json</w:t>
             </w:r>
             <w:proofErr w:type="spellEnd"/>
+            <w:proofErr w:type="gramEnd"/>
           </w:p>
         </w:tc>
       </w:tr>
@@ -30914,12 +29622,6 @@
         <w:gridCol w:w="2076"/>
       </w:tblGrid>
       <w:tr>
-        <w:tblPrEx>
-          <w:tblCellMar>
-            <w:top w:w="0" w:type="dxa"/>
-            <w:bottom w:w="0" w:type="dxa"/>
-          </w:tblCellMar>
-        </w:tblPrEx>
         <w:tc>
           <w:tcPr>
             <w:tcW w:w="1250" w:type="pct"/>
@@ -31042,12 +29744,6 @@
         </w:tc>
       </w:tr>
       <w:tr>
-        <w:tblPrEx>
-          <w:tblCellMar>
-            <w:top w:w="0" w:type="dxa"/>
-            <w:bottom w:w="0" w:type="dxa"/>
-          </w:tblCellMar>
-        </w:tblPrEx>
         <w:tc>
           <w:tcPr>
             <w:tcW w:w="1250" w:type="pct"/>
@@ -31224,12 +29920,6 @@
         </w:tc>
       </w:tr>
       <w:tr>
-        <w:tblPrEx>
-          <w:tblCellMar>
-            <w:top w:w="0" w:type="dxa"/>
-            <w:bottom w:w="0" w:type="dxa"/>
-          </w:tblCellMar>
-        </w:tblPrEx>
         <w:tc>
           <w:tcPr>
             <w:tcW w:w="1250" w:type="pct"/>
@@ -31352,12 +30042,6 @@
         </w:tc>
       </w:tr>
       <w:tr>
-        <w:tblPrEx>
-          <w:tblCellMar>
-            <w:top w:w="0" w:type="dxa"/>
-            <w:bottom w:w="0" w:type="dxa"/>
-          </w:tblCellMar>
-        </w:tblPrEx>
         <w:tc>
           <w:tcPr>
             <w:tcW w:w="1250" w:type="pct"/>
@@ -31480,12 +30164,6 @@
         </w:tc>
       </w:tr>
       <w:tr>
-        <w:tblPrEx>
-          <w:tblCellMar>
-            <w:top w:w="0" w:type="dxa"/>
-            <w:bottom w:w="0" w:type="dxa"/>
-          </w:tblCellMar>
-        </w:tblPrEx>
         <w:tc>
           <w:tcPr>
             <w:tcW w:w="1250" w:type="pct"/>
@@ -31608,12 +30286,6 @@
         </w:tc>
       </w:tr>
       <w:tr>
-        <w:tblPrEx>
-          <w:tblCellMar>
-            <w:top w:w="0" w:type="dxa"/>
-            <w:bottom w:w="0" w:type="dxa"/>
-          </w:tblCellMar>
-        </w:tblPrEx>
         <w:tc>
           <w:tcPr>
             <w:tcW w:w="1250" w:type="pct"/>
@@ -31728,12 +30400,6 @@
         </w:tc>
       </w:tr>
       <w:tr>
-        <w:tblPrEx>
-          <w:tblCellMar>
-            <w:top w:w="0" w:type="dxa"/>
-            <w:bottom w:w="0" w:type="dxa"/>
-          </w:tblCellMar>
-        </w:tblPrEx>
         <w:tc>
           <w:tcPr>
             <w:tcW w:w="1250" w:type="pct"/>
@@ -32345,12 +31011,6 @@
         <w:gridCol w:w="2076"/>
       </w:tblGrid>
       <w:tr>
-        <w:tblPrEx>
-          <w:tblCellMar>
-            <w:top w:w="0" w:type="dxa"/>
-            <w:bottom w:w="0" w:type="dxa"/>
-          </w:tblCellMar>
-        </w:tblPrEx>
         <w:tc>
           <w:tcPr>
             <w:tcW w:w="1250" w:type="pct"/>
@@ -32473,12 +31133,6 @@
         </w:tc>
       </w:tr>
       <w:tr>
-        <w:tblPrEx>
-          <w:tblCellMar>
-            <w:top w:w="0" w:type="dxa"/>
-            <w:bottom w:w="0" w:type="dxa"/>
-          </w:tblCellMar>
-        </w:tblPrEx>
         <w:tc>
           <w:tcPr>
             <w:tcW w:w="1250" w:type="pct"/>
@@ -32589,12 +31243,6 @@
         </w:tc>
       </w:tr>
       <w:tr>
-        <w:tblPrEx>
-          <w:tblCellMar>
-            <w:top w:w="0" w:type="dxa"/>
-            <w:bottom w:w="0" w:type="dxa"/>
-          </w:tblCellMar>
-        </w:tblPrEx>
         <w:tc>
           <w:tcPr>
             <w:tcW w:w="1250" w:type="pct"/>
@@ -32703,12 +31351,6 @@
         </w:tc>
       </w:tr>
       <w:tr>
-        <w:tblPrEx>
-          <w:tblCellMar>
-            <w:top w:w="0" w:type="dxa"/>
-            <w:bottom w:w="0" w:type="dxa"/>
-          </w:tblCellMar>
-        </w:tblPrEx>
         <w:tc>
           <w:tcPr>
             <w:tcW w:w="1250" w:type="pct"/>
@@ -32819,12 +31461,6 @@
         </w:tc>
       </w:tr>
       <w:tr>
-        <w:tblPrEx>
-          <w:tblCellMar>
-            <w:top w:w="0" w:type="dxa"/>
-            <w:bottom w:w="0" w:type="dxa"/>
-          </w:tblCellMar>
-        </w:tblPrEx>
         <w:tc>
           <w:tcPr>
             <w:tcW w:w="1250" w:type="pct"/>
@@ -33047,12 +31683,6 @@
         <w:gridCol w:w="2076"/>
       </w:tblGrid>
       <w:tr>
-        <w:tblPrEx>
-          <w:tblCellMar>
-            <w:top w:w="0" w:type="dxa"/>
-            <w:bottom w:w="0" w:type="dxa"/>
-          </w:tblCellMar>
-        </w:tblPrEx>
         <w:tc>
           <w:tcPr>
             <w:tcW w:w="1250" w:type="pct"/>
@@ -33175,12 +31805,6 @@
         </w:tc>
       </w:tr>
       <w:tr>
-        <w:tblPrEx>
-          <w:tblCellMar>
-            <w:top w:w="0" w:type="dxa"/>
-            <w:bottom w:w="0" w:type="dxa"/>
-          </w:tblCellMar>
-        </w:tblPrEx>
         <w:tc>
           <w:tcPr>
             <w:tcW w:w="1250" w:type="pct"/>
@@ -33307,12 +31931,6 @@
         </w:tc>
       </w:tr>
       <w:tr>
-        <w:tblPrEx>
-          <w:tblCellMar>
-            <w:top w:w="0" w:type="dxa"/>
-            <w:bottom w:w="0" w:type="dxa"/>
-          </w:tblCellMar>
-        </w:tblPrEx>
         <w:tc>
           <w:tcPr>
             <w:tcW w:w="1250" w:type="pct"/>
@@ -33441,12 +32059,6 @@
         </w:tc>
       </w:tr>
       <w:tr>
-        <w:tblPrEx>
-          <w:tblCellMar>
-            <w:top w:w="0" w:type="dxa"/>
-            <w:bottom w:w="0" w:type="dxa"/>
-          </w:tblCellMar>
-        </w:tblPrEx>
         <w:tc>
           <w:tcPr>
             <w:tcW w:w="1250" w:type="pct"/>
@@ -33549,12 +32161,6 @@
         </w:tc>
       </w:tr>
       <w:tr>
-        <w:tblPrEx>
-          <w:tblCellMar>
-            <w:top w:w="0" w:type="dxa"/>
-            <w:bottom w:w="0" w:type="dxa"/>
-          </w:tblCellMar>
-        </w:tblPrEx>
         <w:tc>
           <w:tcPr>
             <w:tcW w:w="1250" w:type="pct"/>
@@ -33665,12 +32271,6 @@
         </w:tc>
       </w:tr>
       <w:tr>
-        <w:tblPrEx>
-          <w:tblCellMar>
-            <w:top w:w="0" w:type="dxa"/>
-            <w:bottom w:w="0" w:type="dxa"/>
-          </w:tblCellMar>
-        </w:tblPrEx>
         <w:tc>
           <w:tcPr>
             <w:tcW w:w="1250" w:type="pct"/>
@@ -33781,12 +32381,6 @@
         </w:tc>
       </w:tr>
       <w:tr>
-        <w:tblPrEx>
-          <w:tblCellMar>
-            <w:top w:w="0" w:type="dxa"/>
-            <w:bottom w:w="0" w:type="dxa"/>
-          </w:tblCellMar>
-        </w:tblPrEx>
         <w:tc>
           <w:tcPr>
             <w:tcW w:w="1250" w:type="pct"/>
@@ -33887,12 +32481,6 @@
         </w:tc>
       </w:tr>
       <w:tr>
-        <w:tblPrEx>
-          <w:tblCellMar>
-            <w:top w:w="0" w:type="dxa"/>
-            <w:bottom w:w="0" w:type="dxa"/>
-          </w:tblCellMar>
-        </w:tblPrEx>
         <w:tc>
           <w:tcPr>
             <w:tcW w:w="1250" w:type="pct"/>
@@ -34003,12 +32591,6 @@
         </w:tc>
       </w:tr>
       <w:tr>
-        <w:tblPrEx>
-          <w:tblCellMar>
-            <w:top w:w="0" w:type="dxa"/>
-            <w:bottom w:w="0" w:type="dxa"/>
-          </w:tblCellMar>
-        </w:tblPrEx>
         <w:tc>
           <w:tcPr>
             <w:tcW w:w="1250" w:type="pct"/>
@@ -34120,12 +32702,6 @@
         </w:tc>
       </w:tr>
       <w:tr>
-        <w:tblPrEx>
-          <w:tblCellMar>
-            <w:top w:w="0" w:type="dxa"/>
-            <w:bottom w:w="0" w:type="dxa"/>
-          </w:tblCellMar>
-        </w:tblPrEx>
         <w:tc>
           <w:tcPr>
             <w:tcW w:w="1250" w:type="pct"/>
@@ -34236,12 +32812,6 @@
         </w:tc>
       </w:tr>
       <w:tr>
-        <w:tblPrEx>
-          <w:tblCellMar>
-            <w:top w:w="0" w:type="dxa"/>
-            <w:bottom w:w="0" w:type="dxa"/>
-          </w:tblCellMar>
-        </w:tblPrEx>
         <w:tc>
           <w:tcPr>
             <w:tcW w:w="1250" w:type="pct"/>
@@ -34362,12 +32932,6 @@
         </w:tc>
       </w:tr>
       <w:tr>
-        <w:tblPrEx>
-          <w:tblCellMar>
-            <w:top w:w="0" w:type="dxa"/>
-            <w:bottom w:w="0" w:type="dxa"/>
-          </w:tblCellMar>
-        </w:tblPrEx>
         <w:tc>
           <w:tcPr>
             <w:tcW w:w="1250" w:type="pct"/>
@@ -34478,12 +33042,6 @@
         </w:tc>
       </w:tr>
       <w:tr>
-        <w:tblPrEx>
-          <w:tblCellMar>
-            <w:top w:w="0" w:type="dxa"/>
-            <w:bottom w:w="0" w:type="dxa"/>
-          </w:tblCellMar>
-        </w:tblPrEx>
         <w:tc>
           <w:tcPr>
             <w:tcW w:w="1250" w:type="pct"/>
@@ -34586,12 +33144,6 @@
         </w:tc>
       </w:tr>
       <w:tr>
-        <w:tblPrEx>
-          <w:tblCellMar>
-            <w:top w:w="0" w:type="dxa"/>
-            <w:bottom w:w="0" w:type="dxa"/>
-          </w:tblCellMar>
-        </w:tblPrEx>
         <w:tc>
           <w:tcPr>
             <w:tcW w:w="1250" w:type="pct"/>
@@ -34702,12 +33254,6 @@
         </w:tc>
       </w:tr>
       <w:tr>
-        <w:tblPrEx>
-          <w:tblCellMar>
-            <w:top w:w="0" w:type="dxa"/>
-            <w:bottom w:w="0" w:type="dxa"/>
-          </w:tblCellMar>
-        </w:tblPrEx>
         <w:tc>
           <w:tcPr>
             <w:tcW w:w="1250" w:type="pct"/>
@@ -34818,12 +33364,6 @@
         </w:tc>
       </w:tr>
       <w:tr>
-        <w:tblPrEx>
-          <w:tblCellMar>
-            <w:top w:w="0" w:type="dxa"/>
-            <w:bottom w:w="0" w:type="dxa"/>
-          </w:tblCellMar>
-        </w:tblPrEx>
         <w:tc>
           <w:tcPr>
             <w:tcW w:w="1250" w:type="pct"/>
@@ -34934,12 +33474,6 @@
         </w:tc>
       </w:tr>
       <w:tr>
-        <w:tblPrEx>
-          <w:tblCellMar>
-            <w:top w:w="0" w:type="dxa"/>
-            <w:bottom w:w="0" w:type="dxa"/>
-          </w:tblCellMar>
-        </w:tblPrEx>
         <w:tc>
           <w:tcPr>
             <w:tcW w:w="1250" w:type="pct"/>
@@ -35060,12 +33594,6 @@
         </w:tc>
       </w:tr>
       <w:tr>
-        <w:tblPrEx>
-          <w:tblCellMar>
-            <w:top w:w="0" w:type="dxa"/>
-            <w:bottom w:w="0" w:type="dxa"/>
-          </w:tblCellMar>
-        </w:tblPrEx>
         <w:tc>
           <w:tcPr>
             <w:tcW w:w="1250" w:type="pct"/>
@@ -35182,12 +33710,6 @@
         </w:tc>
       </w:tr>
       <w:tr>
-        <w:tblPrEx>
-          <w:tblCellMar>
-            <w:top w:w="0" w:type="dxa"/>
-            <w:bottom w:w="0" w:type="dxa"/>
-          </w:tblCellMar>
-        </w:tblPrEx>
         <w:tc>
           <w:tcPr>
             <w:tcW w:w="1250" w:type="pct"/>
@@ -35373,6 +33895,7 @@
         <w:t xml:space="preserve"> (productid, </w:t>
       </w:r>
       <w:proofErr w:type="spellStart"/>
+      <w:proofErr w:type="gramStart"/>
       <w:r>
         <w:rPr>
           <w:rFonts w:eastAsia="Times New Roman"/>
@@ -35387,6 +33910,7 @@
         <w:t>)，</w:t>
       </w:r>
       <w:proofErr w:type="spellStart"/>
+      <w:proofErr w:type="gramEnd"/>
       <w:r>
         <w:rPr>
           <w:rFonts w:eastAsia="Times New Roman"/>
@@ -35483,12 +34007,6 @@
         <w:gridCol w:w="2076"/>
       </w:tblGrid>
       <w:tr>
-        <w:tblPrEx>
-          <w:tblCellMar>
-            <w:top w:w="0" w:type="dxa"/>
-            <w:bottom w:w="0" w:type="dxa"/>
-          </w:tblCellMar>
-        </w:tblPrEx>
         <w:tc>
           <w:tcPr>
             <w:tcW w:w="1250" w:type="pct"/>
@@ -35611,12 +34129,6 @@
         </w:tc>
       </w:tr>
       <w:tr>
-        <w:tblPrEx>
-          <w:tblCellMar>
-            <w:top w:w="0" w:type="dxa"/>
-            <w:bottom w:w="0" w:type="dxa"/>
-          </w:tblCellMar>
-        </w:tblPrEx>
         <w:tc>
           <w:tcPr>
             <w:tcW w:w="1250" w:type="pct"/>
@@ -35719,12 +34231,6 @@
         </w:tc>
       </w:tr>
       <w:tr>
-        <w:tblPrEx>
-          <w:tblCellMar>
-            <w:top w:w="0" w:type="dxa"/>
-            <w:bottom w:w="0" w:type="dxa"/>
-          </w:tblCellMar>
-        </w:tblPrEx>
         <w:tc>
           <w:tcPr>
             <w:tcW w:w="1250" w:type="pct"/>
@@ -35837,12 +34343,6 @@
         </w:tc>
       </w:tr>
       <w:tr>
-        <w:tblPrEx>
-          <w:tblCellMar>
-            <w:top w:w="0" w:type="dxa"/>
-            <w:bottom w:w="0" w:type="dxa"/>
-          </w:tblCellMar>
-        </w:tblPrEx>
         <w:tc>
           <w:tcPr>
             <w:tcW w:w="1250" w:type="pct"/>
@@ -35973,12 +34473,6 @@
         </w:tc>
       </w:tr>
       <w:tr>
-        <w:tblPrEx>
-          <w:tblCellMar>
-            <w:top w:w="0" w:type="dxa"/>
-            <w:bottom w:w="0" w:type="dxa"/>
-          </w:tblCellMar>
-        </w:tblPrEx>
         <w:tc>
           <w:tcPr>
             <w:tcW w:w="1250" w:type="pct"/>
@@ -36109,12 +34603,6 @@
         </w:tc>
       </w:tr>
       <w:tr>
-        <w:tblPrEx>
-          <w:tblCellMar>
-            <w:top w:w="0" w:type="dxa"/>
-            <w:bottom w:w="0" w:type="dxa"/>
-          </w:tblCellMar>
-        </w:tblPrEx>
         <w:tc>
           <w:tcPr>
             <w:tcW w:w="1250" w:type="pct"/>
@@ -36227,12 +34715,6 @@
         </w:tc>
       </w:tr>
       <w:tr>
-        <w:tblPrEx>
-          <w:tblCellMar>
-            <w:top w:w="0" w:type="dxa"/>
-            <w:bottom w:w="0" w:type="dxa"/>
-          </w:tblCellMar>
-        </w:tblPrEx>
         <w:tc>
           <w:tcPr>
             <w:tcW w:w="1250" w:type="pct"/>
@@ -36430,12 +34912,6 @@
         <w:gridCol w:w="2768"/>
       </w:tblGrid>
       <w:tr>
-        <w:tblPrEx>
-          <w:tblCellMar>
-            <w:top w:w="0" w:type="dxa"/>
-            <w:bottom w:w="0" w:type="dxa"/>
-          </w:tblCellMar>
-        </w:tblPrEx>
         <w:tc>
           <w:tcPr>
             <w:tcW w:w="1650" w:type="pct"/>
@@ -36528,12 +35004,6 @@
         </w:tc>
       </w:tr>
       <w:tr>
-        <w:tblPrEx>
-          <w:tblCellMar>
-            <w:top w:w="0" w:type="dxa"/>
-            <w:bottom w:w="0" w:type="dxa"/>
-          </w:tblCellMar>
-        </w:tblPrEx>
         <w:tc>
           <w:tcPr>
             <w:tcW w:w="1650" w:type="pct"/>
@@ -36666,12 +35136,6 @@
         </w:tc>
       </w:tr>
       <w:tr>
-        <w:tblPrEx>
-          <w:tblCellMar>
-            <w:top w:w="0" w:type="dxa"/>
-            <w:bottom w:w="0" w:type="dxa"/>
-          </w:tblCellMar>
-        </w:tblPrEx>
         <w:tc>
           <w:tcPr>
             <w:tcW w:w="1650" w:type="pct"/>
@@ -36750,12 +35214,6 @@
         </w:tc>
       </w:tr>
       <w:tr>
-        <w:tblPrEx>
-          <w:tblCellMar>
-            <w:top w:w="0" w:type="dxa"/>
-            <w:bottom w:w="0" w:type="dxa"/>
-          </w:tblCellMar>
-        </w:tblPrEx>
         <w:tc>
           <w:tcPr>
             <w:tcW w:w="1650" w:type="pct"/>
@@ -36834,12 +35292,6 @@
         </w:tc>
       </w:tr>
       <w:tr>
-        <w:tblPrEx>
-          <w:tblCellMar>
-            <w:top w:w="0" w:type="dxa"/>
-            <w:bottom w:w="0" w:type="dxa"/>
-          </w:tblCellMar>
-        </w:tblPrEx>
         <w:tc>
           <w:tcPr>
             <w:tcW w:w="1650" w:type="pct"/>
@@ -36972,12 +35424,6 @@
         </w:tc>
       </w:tr>
       <w:tr>
-        <w:tblPrEx>
-          <w:tblCellMar>
-            <w:top w:w="0" w:type="dxa"/>
-            <w:bottom w:w="0" w:type="dxa"/>
-          </w:tblCellMar>
-        </w:tblPrEx>
         <w:tc>
           <w:tcPr>
             <w:tcW w:w="1650" w:type="pct"/>
@@ -37095,12 +35541,6 @@
         <w:gridCol w:w="2768"/>
       </w:tblGrid>
       <w:tr>
-        <w:tblPrEx>
-          <w:tblCellMar>
-            <w:top w:w="0" w:type="dxa"/>
-            <w:bottom w:w="0" w:type="dxa"/>
-          </w:tblCellMar>
-        </w:tblPrEx>
         <w:tc>
           <w:tcPr>
             <w:tcW w:w="1650" w:type="pct"/>
@@ -37193,12 +35633,6 @@
         </w:tc>
       </w:tr>
       <w:tr>
-        <w:tblPrEx>
-          <w:tblCellMar>
-            <w:top w:w="0" w:type="dxa"/>
-            <w:bottom w:w="0" w:type="dxa"/>
-          </w:tblCellMar>
-        </w:tblPrEx>
         <w:tc>
           <w:tcPr>
             <w:tcW w:w="1650" w:type="pct"/>
@@ -37277,12 +35711,6 @@
         </w:tc>
       </w:tr>
       <w:tr>
-        <w:tblPrEx>
-          <w:tblCellMar>
-            <w:top w:w="0" w:type="dxa"/>
-            <w:bottom w:w="0" w:type="dxa"/>
-          </w:tblCellMar>
-        </w:tblPrEx>
         <w:tc>
           <w:tcPr>
             <w:tcW w:w="1650" w:type="pct"/>
@@ -37361,12 +35789,6 @@
         </w:tc>
       </w:tr>
       <w:tr>
-        <w:tblPrEx>
-          <w:tblCellMar>
-            <w:top w:w="0" w:type="dxa"/>
-            <w:bottom w:w="0" w:type="dxa"/>
-          </w:tblCellMar>
-        </w:tblPrEx>
         <w:tc>
           <w:tcPr>
             <w:tcW w:w="1650" w:type="pct"/>
@@ -37445,12 +35867,6 @@
         </w:tc>
       </w:tr>
       <w:tr>
-        <w:tblPrEx>
-          <w:tblCellMar>
-            <w:top w:w="0" w:type="dxa"/>
-            <w:bottom w:w="0" w:type="dxa"/>
-          </w:tblCellMar>
-        </w:tblPrEx>
         <w:tc>
           <w:tcPr>
             <w:tcW w:w="1650" w:type="pct"/>
@@ -37576,12 +35992,6 @@
         <w:gridCol w:w="2768"/>
       </w:tblGrid>
       <w:tr>
-        <w:tblPrEx>
-          <w:tblCellMar>
-            <w:top w:w="0" w:type="dxa"/>
-            <w:bottom w:w="0" w:type="dxa"/>
-          </w:tblCellMar>
-        </w:tblPrEx>
         <w:tc>
           <w:tcPr>
             <w:tcW w:w="1650" w:type="pct"/>
@@ -37674,12 +36084,6 @@
         </w:tc>
       </w:tr>
       <w:tr>
-        <w:tblPrEx>
-          <w:tblCellMar>
-            <w:top w:w="0" w:type="dxa"/>
-            <w:bottom w:w="0" w:type="dxa"/>
-          </w:tblCellMar>
-        </w:tblPrEx>
         <w:tc>
           <w:tcPr>
             <w:tcW w:w="1650" w:type="pct"/>
@@ -37766,12 +36170,6 @@
         </w:tc>
       </w:tr>
       <w:tr>
-        <w:tblPrEx>
-          <w:tblCellMar>
-            <w:top w:w="0" w:type="dxa"/>
-            <w:bottom w:w="0" w:type="dxa"/>
-          </w:tblCellMar>
-        </w:tblPrEx>
         <w:tc>
           <w:tcPr>
             <w:tcW w:w="1650" w:type="pct"/>
@@ -37868,12 +36266,6 @@
         </w:tc>
       </w:tr>
       <w:tr>
-        <w:tblPrEx>
-          <w:tblCellMar>
-            <w:top w:w="0" w:type="dxa"/>
-            <w:bottom w:w="0" w:type="dxa"/>
-          </w:tblCellMar>
-        </w:tblPrEx>
         <w:tc>
           <w:tcPr>
             <w:tcW w:w="1650" w:type="pct"/>
@@ -37960,12 +36352,6 @@
         </w:tc>
       </w:tr>
       <w:tr>
-        <w:tblPrEx>
-          <w:tblCellMar>
-            <w:top w:w="0" w:type="dxa"/>
-            <w:bottom w:w="0" w:type="dxa"/>
-          </w:tblCellMar>
-        </w:tblPrEx>
         <w:tc>
           <w:tcPr>
             <w:tcW w:w="1650" w:type="pct"/>
@@ -38098,12 +36484,6 @@
         </w:tc>
       </w:tr>
       <w:tr>
-        <w:tblPrEx>
-          <w:tblCellMar>
-            <w:top w:w="0" w:type="dxa"/>
-            <w:bottom w:w="0" w:type="dxa"/>
-          </w:tblCellMar>
-        </w:tblPrEx>
         <w:tc>
           <w:tcPr>
             <w:tcW w:w="1650" w:type="pct"/>
@@ -38263,12 +36643,6 @@
         </w:tc>
       </w:tr>
       <w:tr>
-        <w:tblPrEx>
-          <w:tblCellMar>
-            <w:top w:w="0" w:type="dxa"/>
-            <w:bottom w:w="0" w:type="dxa"/>
-          </w:tblCellMar>
-        </w:tblPrEx>
         <w:tc>
           <w:tcPr>
             <w:tcW w:w="1650" w:type="pct"/>
@@ -38417,12 +36791,6 @@
         <w:gridCol w:w="2076"/>
       </w:tblGrid>
       <w:tr>
-        <w:tblPrEx>
-          <w:tblCellMar>
-            <w:top w:w="0" w:type="dxa"/>
-            <w:bottom w:w="0" w:type="dxa"/>
-          </w:tblCellMar>
-        </w:tblPrEx>
         <w:tc>
           <w:tcPr>
             <w:tcW w:w="1250" w:type="pct"/>
@@ -38545,12 +36913,6 @@
         </w:tc>
       </w:tr>
       <w:tr>
-        <w:tblPrEx>
-          <w:tblCellMar>
-            <w:top w:w="0" w:type="dxa"/>
-            <w:bottom w:w="0" w:type="dxa"/>
-          </w:tblCellMar>
-        </w:tblPrEx>
         <w:tc>
           <w:tcPr>
             <w:tcW w:w="1250" w:type="pct"/>
@@ -38655,12 +37017,6 @@
         </w:tc>
       </w:tr>
       <w:tr>
-        <w:tblPrEx>
-          <w:tblCellMar>
-            <w:top w:w="0" w:type="dxa"/>
-            <w:bottom w:w="0" w:type="dxa"/>
-          </w:tblCellMar>
-        </w:tblPrEx>
         <w:tc>
           <w:tcPr>
             <w:tcW w:w="1250" w:type="pct"/>
@@ -38771,12 +37127,6 @@
         </w:tc>
       </w:tr>
       <w:tr>
-        <w:tblPrEx>
-          <w:tblCellMar>
-            <w:top w:w="0" w:type="dxa"/>
-            <w:bottom w:w="0" w:type="dxa"/>
-          </w:tblCellMar>
-        </w:tblPrEx>
         <w:tc>
           <w:tcPr>
             <w:tcW w:w="1250" w:type="pct"/>
@@ -38905,12 +37255,6 @@
         </w:tc>
       </w:tr>
       <w:tr>
-        <w:tblPrEx>
-          <w:tblCellMar>
-            <w:top w:w="0" w:type="dxa"/>
-            <w:bottom w:w="0" w:type="dxa"/>
-          </w:tblCellMar>
-        </w:tblPrEx>
         <w:tc>
           <w:tcPr>
             <w:tcW w:w="1250" w:type="pct"/>
@@ -39021,12 +37365,6 @@
         </w:tc>
       </w:tr>
       <w:tr>
-        <w:tblPrEx>
-          <w:tblCellMar>
-            <w:top w:w="0" w:type="dxa"/>
-            <w:bottom w:w="0" w:type="dxa"/>
-          </w:tblCellMar>
-        </w:tblPrEx>
         <w:tc>
           <w:tcPr>
             <w:tcW w:w="1250" w:type="pct"/>
@@ -39166,6 +37504,7 @@
         <w:t xml:space="preserve"> </w:t>
       </w:r>
       <w:proofErr w:type="spellStart"/>
+      <w:proofErr w:type="gramStart"/>
       <w:r>
         <w:rPr>
           <w:rFonts w:eastAsia="Times New Roman"/>
@@ -39173,6 +37512,7 @@
         <w:t>appsettings.json</w:t>
       </w:r>
       <w:proofErr w:type="spellEnd"/>
+      <w:proofErr w:type="gramEnd"/>
       <w:r>
         <w:rPr>
           <w:rFonts w:eastAsia="Times New Roman"/>
@@ -39260,12 +37600,6 @@
         <w:gridCol w:w="4152"/>
       </w:tblGrid>
       <w:tr>
-        <w:tblPrEx>
-          <w:tblCellMar>
-            <w:top w:w="0" w:type="dxa"/>
-            <w:bottom w:w="0" w:type="dxa"/>
-          </w:tblCellMar>
-        </w:tblPrEx>
         <w:tc>
           <w:tcPr>
             <w:tcW w:w="2500" w:type="pct"/>
@@ -39328,12 +37662,6 @@
         </w:tc>
       </w:tr>
       <w:tr>
-        <w:tblPrEx>
-          <w:tblCellMar>
-            <w:top w:w="0" w:type="dxa"/>
-            <w:bottom w:w="0" w:type="dxa"/>
-          </w:tblCellMar>
-        </w:tblPrEx>
         <w:tc>
           <w:tcPr>
             <w:tcW w:w="2500" w:type="pct"/>
@@ -39404,12 +37732,6 @@
         </w:tc>
       </w:tr>
       <w:tr>
-        <w:tblPrEx>
-          <w:tblCellMar>
-            <w:top w:w="0" w:type="dxa"/>
-            <w:bottom w:w="0" w:type="dxa"/>
-          </w:tblCellMar>
-        </w:tblPrEx>
         <w:tc>
           <w:tcPr>
             <w:tcW w:w="2500" w:type="pct"/>
@@ -39488,12 +37810,6 @@
         </w:tc>
       </w:tr>
       <w:tr>
-        <w:tblPrEx>
-          <w:tblCellMar>
-            <w:top w:w="0" w:type="dxa"/>
-            <w:bottom w:w="0" w:type="dxa"/>
-          </w:tblCellMar>
-        </w:tblPrEx>
         <w:tc>
           <w:tcPr>
             <w:tcW w:w="2500" w:type="pct"/>
@@ -39551,13 +37867,23 @@
               <w:t xml:space="preserve"> </w:t>
             </w:r>
             <w:proofErr w:type="spellStart"/>
-            <w:r>
-              <w:rPr>
-                <w:rFonts w:eastAsia="Times New Roman"/>
-                <w:sz w:val="21"/>
-                <w:szCs w:val="21"/>
-              </w:rPr>
-              <w:t>Microsoft.Data.Sqlite（原始</w:t>
+            <w:proofErr w:type="gramStart"/>
+            <w:r>
+              <w:rPr>
+                <w:rFonts w:eastAsia="Times New Roman"/>
+                <w:sz w:val="21"/>
+                <w:szCs w:val="21"/>
+              </w:rPr>
+              <w:t>Microsoft.Data.Sqlite</w:t>
+            </w:r>
+            <w:proofErr w:type="gramEnd"/>
+            <w:r>
+              <w:rPr>
+                <w:rFonts w:eastAsia="Times New Roman"/>
+                <w:sz w:val="21"/>
+                <w:szCs w:val="21"/>
+              </w:rPr>
+              <w:t>（原始</w:t>
             </w:r>
             <w:proofErr w:type="spellEnd"/>
             <w:r>
@@ -39590,12 +37916,6 @@
         </w:tc>
       </w:tr>
       <w:tr>
-        <w:tblPrEx>
-          <w:tblCellMar>
-            <w:top w:w="0" w:type="dxa"/>
-            <w:bottom w:w="0" w:type="dxa"/>
-          </w:tblCellMar>
-        </w:tblPrEx>
         <w:tc>
           <w:tcPr>
             <w:tcW w:w="2500" w:type="pct"/>
@@ -39684,12 +38004,6 @@
         </w:tc>
       </w:tr>
       <w:tr>
-        <w:tblPrEx>
-          <w:tblCellMar>
-            <w:top w:w="0" w:type="dxa"/>
-            <w:bottom w:w="0" w:type="dxa"/>
-          </w:tblCellMar>
-        </w:tblPrEx>
         <w:tc>
           <w:tcPr>
             <w:tcW w:w="2500" w:type="pct"/>
@@ -39823,12 +38137,6 @@
         </w:tc>
       </w:tr>
       <w:tr>
-        <w:tblPrEx>
-          <w:tblCellMar>
-            <w:top w:w="0" w:type="dxa"/>
-            <w:bottom w:w="0" w:type="dxa"/>
-          </w:tblCellMar>
-        </w:tblPrEx>
         <w:tc>
           <w:tcPr>
             <w:tcW w:w="2500" w:type="pct"/>
@@ -39944,12 +38252,6 @@
         </w:tc>
       </w:tr>
       <w:tr>
-        <w:tblPrEx>
-          <w:tblCellMar>
-            <w:top w:w="0" w:type="dxa"/>
-            <w:bottom w:w="0" w:type="dxa"/>
-          </w:tblCellMar>
-        </w:tblPrEx>
         <w:tc>
           <w:tcPr>
             <w:tcW w:w="2500" w:type="pct"/>
@@ -40025,6 +38327,7 @@
               <w:t xml:space="preserve"> 4.0.0 + </w:t>
             </w:r>
             <w:proofErr w:type="spellStart"/>
+            <w:proofErr w:type="gramStart"/>
             <w:r>
               <w:rPr>
                 <w:rFonts w:eastAsia="Times New Roman"/>
@@ -40034,6 +38337,7 @@
               <w:t>Serilog.Sinks.File</w:t>
             </w:r>
             <w:proofErr w:type="spellEnd"/>
+            <w:proofErr w:type="gramEnd"/>
             <w:r>
               <w:rPr>
                 <w:rFonts w:eastAsia="Times New Roman"/>
@@ -40056,12 +38360,6 @@
         </w:tc>
       </w:tr>
       <w:tr>
-        <w:tblPrEx>
-          <w:tblCellMar>
-            <w:top w:w="0" w:type="dxa"/>
-            <w:bottom w:w="0" w:type="dxa"/>
-          </w:tblCellMar>
-        </w:tblPrEx>
         <w:tc>
           <w:tcPr>
             <w:tcW w:w="2500" w:type="pct"/>
@@ -40150,12 +38448,6 @@
         </w:tc>
       </w:tr>
       <w:tr>
-        <w:tblPrEx>
-          <w:tblCellMar>
-            <w:top w:w="0" w:type="dxa"/>
-            <w:bottom w:w="0" w:type="dxa"/>
-          </w:tblCellMar>
-        </w:tblPrEx>
         <w:tc>
           <w:tcPr>
             <w:tcW w:w="2500" w:type="pct"/>
@@ -40213,6 +38505,7 @@
               <w:t xml:space="preserve"> </w:t>
             </w:r>
             <w:proofErr w:type="spellStart"/>
+            <w:proofErr w:type="gramStart"/>
             <w:r>
               <w:rPr>
                 <w:rFonts w:eastAsia="Times New Roman"/>
@@ -40222,6 +38515,7 @@
               <w:t>Microsoft.Data.Sqlite</w:t>
             </w:r>
             <w:proofErr w:type="spellEnd"/>
+            <w:proofErr w:type="gramEnd"/>
             <w:r>
               <w:rPr>
                 <w:rFonts w:eastAsia="Times New Roman"/>
@@ -40282,12 +38576,6 @@
         <w:gridCol w:w="4152"/>
       </w:tblGrid>
       <w:tr>
-        <w:tblPrEx>
-          <w:tblCellMar>
-            <w:top w:w="0" w:type="dxa"/>
-            <w:bottom w:w="0" w:type="dxa"/>
-          </w:tblCellMar>
-        </w:tblPrEx>
         <w:tc>
           <w:tcPr>
             <w:tcW w:w="2500" w:type="pct"/>
@@ -40350,12 +38638,6 @@
         </w:tc>
       </w:tr>
       <w:tr>
-        <w:tblPrEx>
-          <w:tblCellMar>
-            <w:top w:w="0" w:type="dxa"/>
-            <w:bottom w:w="0" w:type="dxa"/>
-          </w:tblCellMar>
-        </w:tblPrEx>
         <w:tc>
           <w:tcPr>
             <w:tcW w:w="2500" w:type="pct"/>
@@ -40426,12 +38708,6 @@
         </w:tc>
       </w:tr>
       <w:tr>
-        <w:tblPrEx>
-          <w:tblCellMar>
-            <w:top w:w="0" w:type="dxa"/>
-            <w:bottom w:w="0" w:type="dxa"/>
-          </w:tblCellMar>
-        </w:tblPrEx>
         <w:tc>
           <w:tcPr>
             <w:tcW w:w="2500" w:type="pct"/>
@@ -40502,12 +38778,6 @@
         </w:tc>
       </w:tr>
       <w:tr>
-        <w:tblPrEx>
-          <w:tblCellMar>
-            <w:top w:w="0" w:type="dxa"/>
-            <w:bottom w:w="0" w:type="dxa"/>
-          </w:tblCellMar>
-        </w:tblPrEx>
         <w:tc>
           <w:tcPr>
             <w:tcW w:w="2500" w:type="pct"/>
@@ -40560,12 +38830,6 @@
         </w:tc>
       </w:tr>
       <w:tr>
-        <w:tblPrEx>
-          <w:tblCellMar>
-            <w:top w:w="0" w:type="dxa"/>
-            <w:bottom w:w="0" w:type="dxa"/>
-          </w:tblCellMar>
-        </w:tblPrEx>
         <w:tc>
           <w:tcPr>
             <w:tcW w:w="2500" w:type="pct"/>
@@ -40618,12 +38882,6 @@
         </w:tc>
       </w:tr>
       <w:tr>
-        <w:tblPrEx>
-          <w:tblCellMar>
-            <w:top w:w="0" w:type="dxa"/>
-            <w:bottom w:w="0" w:type="dxa"/>
-          </w:tblCellMar>
-        </w:tblPrEx>
         <w:tc>
           <w:tcPr>
             <w:tcW w:w="2500" w:type="pct"/>
@@ -40681,6 +38939,7 @@
               <w:t xml:space="preserve"> </w:t>
             </w:r>
             <w:proofErr w:type="spellStart"/>
+            <w:proofErr w:type="gramStart"/>
             <w:r>
               <w:rPr>
                 <w:rFonts w:eastAsia="Times New Roman"/>
@@ -40690,6 +38949,7 @@
               <w:t>appsettings.json</w:t>
             </w:r>
             <w:proofErr w:type="spellEnd"/>
+            <w:proofErr w:type="gramEnd"/>
             <w:r>
               <w:rPr>
                 <w:rFonts w:eastAsia="Times New Roman"/>
@@ -40712,12 +38972,6 @@
         </w:tc>
       </w:tr>
       <w:tr>
-        <w:tblPrEx>
-          <w:tblCellMar>
-            <w:top w:w="0" w:type="dxa"/>
-            <w:bottom w:w="0" w:type="dxa"/>
-          </w:tblCellMar>
-        </w:tblPrEx>
         <w:tc>
           <w:tcPr>
             <w:tcW w:w="2500" w:type="pct"/>
@@ -40847,12 +39101,6 @@
         <w:gridCol w:w="2076"/>
       </w:tblGrid>
       <w:tr>
-        <w:tblPrEx>
-          <w:tblCellMar>
-            <w:top w:w="0" w:type="dxa"/>
-            <w:bottom w:w="0" w:type="dxa"/>
-          </w:tblCellMar>
-        </w:tblPrEx>
         <w:tc>
           <w:tcPr>
             <w:tcW w:w="1250" w:type="pct"/>
@@ -40975,12 +39223,6 @@
         </w:tc>
       </w:tr>
       <w:tr>
-        <w:tblPrEx>
-          <w:tblCellMar>
-            <w:top w:w="0" w:type="dxa"/>
-            <w:bottom w:w="0" w:type="dxa"/>
-          </w:tblCellMar>
-        </w:tblPrEx>
         <w:tc>
           <w:tcPr>
             <w:tcW w:w="1250" w:type="pct"/>
@@ -41103,12 +39345,6 @@
         </w:tc>
       </w:tr>
       <w:tr>
-        <w:tblPrEx>
-          <w:tblCellMar>
-            <w:top w:w="0" w:type="dxa"/>
-            <w:bottom w:w="0" w:type="dxa"/>
-          </w:tblCellMar>
-        </w:tblPrEx>
         <w:tc>
           <w:tcPr>
             <w:tcW w:w="1250" w:type="pct"/>
@@ -41231,12 +39467,6 @@
         </w:tc>
       </w:tr>
       <w:tr>
-        <w:tblPrEx>
-          <w:tblCellMar>
-            <w:top w:w="0" w:type="dxa"/>
-            <w:bottom w:w="0" w:type="dxa"/>
-          </w:tblCellMar>
-        </w:tblPrEx>
         <w:tc>
           <w:tcPr>
             <w:tcW w:w="1250" w:type="pct"/>
@@ -41341,12 +39571,6 @@
         </w:tc>
       </w:tr>
       <w:tr>
-        <w:tblPrEx>
-          <w:tblCellMar>
-            <w:top w:w="0" w:type="dxa"/>
-            <w:bottom w:w="0" w:type="dxa"/>
-          </w:tblCellMar>
-        </w:tblPrEx>
         <w:tc>
           <w:tcPr>
             <w:tcW w:w="1250" w:type="pct"/>
@@ -41515,12 +39739,6 @@
         </w:tc>
       </w:tr>
       <w:tr>
-        <w:tblPrEx>
-          <w:tblCellMar>
-            <w:top w:w="0" w:type="dxa"/>
-            <w:bottom w:w="0" w:type="dxa"/>
-          </w:tblCellMar>
-        </w:tblPrEx>
         <w:tc>
           <w:tcPr>
             <w:tcW w:w="1250" w:type="pct"/>
@@ -41651,12 +39869,6 @@
         </w:tc>
       </w:tr>
       <w:tr>
-        <w:tblPrEx>
-          <w:tblCellMar>
-            <w:top w:w="0" w:type="dxa"/>
-            <w:bottom w:w="0" w:type="dxa"/>
-          </w:tblCellMar>
-        </w:tblPrEx>
         <w:tc>
           <w:tcPr>
             <w:tcW w:w="1250" w:type="pct"/>
@@ -41769,12 +39981,6 @@
         </w:tc>
       </w:tr>
       <w:tr>
-        <w:tblPrEx>
-          <w:tblCellMar>
-            <w:top w:w="0" w:type="dxa"/>
-            <w:bottom w:w="0" w:type="dxa"/>
-          </w:tblCellMar>
-        </w:tblPrEx>
         <w:tc>
           <w:tcPr>
             <w:tcW w:w="1250" w:type="pct"/>
@@ -41897,12 +40103,6 @@
         </w:tc>
       </w:tr>
       <w:tr>
-        <w:tblPrEx>
-          <w:tblCellMar>
-            <w:top w:w="0" w:type="dxa"/>
-            <w:bottom w:w="0" w:type="dxa"/>
-          </w:tblCellMar>
-        </w:tblPrEx>
         <w:tc>
           <w:tcPr>
             <w:tcW w:w="1250" w:type="pct"/>
@@ -41981,7 +40181,43 @@
                 <w:sz w:val="21"/>
                 <w:szCs w:val="21"/>
               </w:rPr>
-              <w:t>文件格式正确（Time,Temp1,Temp2,TempSurface,TempCenter,TempCalibration），包含完整每秒数据</w:t>
+              <w:t>文件格式正确（</w:t>
+            </w:r>
+            <w:proofErr w:type="gramStart"/>
+            <w:r>
+              <w:rPr>
+                <w:rFonts w:eastAsia="Times New Roman"/>
+                <w:sz w:val="21"/>
+                <w:szCs w:val="21"/>
+              </w:rPr>
+              <w:t>Time,Temp1,Temp2,TempSurface</w:t>
+            </w:r>
+            <w:proofErr w:type="gramEnd"/>
+            <w:r>
+              <w:rPr>
+                <w:rFonts w:eastAsia="Times New Roman"/>
+                <w:sz w:val="21"/>
+                <w:szCs w:val="21"/>
+              </w:rPr>
+              <w:t>,</w:t>
+            </w:r>
+            <w:proofErr w:type="gramStart"/>
+            <w:r>
+              <w:rPr>
+                <w:rFonts w:eastAsia="Times New Roman"/>
+                <w:sz w:val="21"/>
+                <w:szCs w:val="21"/>
+              </w:rPr>
+              <w:t>TempCenter,TempCalibration</w:t>
+            </w:r>
+            <w:proofErr w:type="gramEnd"/>
+            <w:r>
+              <w:rPr>
+                <w:rFonts w:eastAsia="Times New Roman"/>
+                <w:sz w:val="21"/>
+                <w:szCs w:val="21"/>
+              </w:rPr>
+              <w:t>），包含完整每秒数据</w:t>
             </w:r>
           </w:p>
         </w:tc>
@@ -42031,12 +40267,6 @@
         </w:tc>
       </w:tr>
       <w:tr>
-        <w:tblPrEx>
-          <w:tblCellMar>
-            <w:top w:w="0" w:type="dxa"/>
-            <w:bottom w:w="0" w:type="dxa"/>
-          </w:tblCellMar>
-        </w:tblPrEx>
         <w:tc>
           <w:tcPr>
             <w:tcW w:w="1250" w:type="pct"/>
@@ -42185,12 +40415,6 @@
         </w:tc>
       </w:tr>
       <w:tr>
-        <w:tblPrEx>
-          <w:tblCellMar>
-            <w:top w:w="0" w:type="dxa"/>
-            <w:bottom w:w="0" w:type="dxa"/>
-          </w:tblCellMar>
-        </w:tblPrEx>
         <w:tc>
           <w:tcPr>
             <w:tcW w:w="1250" w:type="pct"/>
@@ -42321,12 +40545,6 @@
         </w:tc>
       </w:tr>
       <w:tr>
-        <w:tblPrEx>
-          <w:tblCellMar>
-            <w:top w:w="0" w:type="dxa"/>
-            <w:bottom w:w="0" w:type="dxa"/>
-          </w:tblCellMar>
-        </w:tblPrEx>
         <w:tc>
           <w:tcPr>
             <w:tcW w:w="1250" w:type="pct"/>
@@ -42467,12 +40685,6 @@
         </w:tc>
       </w:tr>
       <w:tr>
-        <w:tblPrEx>
-          <w:tblCellMar>
-            <w:top w:w="0" w:type="dxa"/>
-            <w:bottom w:w="0" w:type="dxa"/>
-          </w:tblCellMar>
-        </w:tblPrEx>
         <w:tc>
           <w:tcPr>
             <w:tcW w:w="1250" w:type="pct"/>
@@ -42631,12 +40843,6 @@
         </w:tc>
       </w:tr>
       <w:tr>
-        <w:tblPrEx>
-          <w:tblCellMar>
-            <w:top w:w="0" w:type="dxa"/>
-            <w:bottom w:w="0" w:type="dxa"/>
-          </w:tblCellMar>
-        </w:tblPrEx>
         <w:tc>
           <w:tcPr>
             <w:tcW w:w="1250" w:type="pct"/>
@@ -42741,12 +40947,6 @@
         </w:tc>
       </w:tr>
       <w:tr>
-        <w:tblPrEx>
-          <w:tblCellMar>
-            <w:top w:w="0" w:type="dxa"/>
-            <w:bottom w:w="0" w:type="dxa"/>
-          </w:tblCellMar>
-        </w:tblPrEx>
         <w:tc>
           <w:tcPr>
             <w:tcW w:w="1250" w:type="pct"/>
@@ -42908,12 +41108,6 @@
         <w:gridCol w:w="2768"/>
       </w:tblGrid>
       <w:tr>
-        <w:tblPrEx>
-          <w:tblCellMar>
-            <w:top w:w="0" w:type="dxa"/>
-            <w:bottom w:w="0" w:type="dxa"/>
-          </w:tblCellMar>
-        </w:tblPrEx>
         <w:tc>
           <w:tcPr>
             <w:tcW w:w="1650" w:type="pct"/>
@@ -43006,12 +41200,6 @@
         </w:tc>
       </w:tr>
       <w:tr>
-        <w:tblPrEx>
-          <w:tblCellMar>
-            <w:top w:w="0" w:type="dxa"/>
-            <w:bottom w:w="0" w:type="dxa"/>
-          </w:tblCellMar>
-        </w:tblPrEx>
         <w:tc>
           <w:tcPr>
             <w:tcW w:w="1650" w:type="pct"/>
@@ -43108,12 +41296,6 @@
         </w:tc>
       </w:tr>
       <w:tr>
-        <w:tblPrEx>
-          <w:tblCellMar>
-            <w:top w:w="0" w:type="dxa"/>
-            <w:bottom w:w="0" w:type="dxa"/>
-          </w:tblCellMar>
-        </w:tblPrEx>
         <w:tc>
           <w:tcPr>
             <w:tcW w:w="1650" w:type="pct"/>
@@ -43210,12 +41392,6 @@
         </w:tc>
       </w:tr>
       <w:tr>
-        <w:tblPrEx>
-          <w:tblCellMar>
-            <w:top w:w="0" w:type="dxa"/>
-            <w:bottom w:w="0" w:type="dxa"/>
-          </w:tblCellMar>
-        </w:tblPrEx>
         <w:tc>
           <w:tcPr>
             <w:tcW w:w="1650" w:type="pct"/>
@@ -43330,12 +41506,6 @@
         </w:tc>
       </w:tr>
       <w:tr>
-        <w:tblPrEx>
-          <w:tblCellMar>
-            <w:top w:w="0" w:type="dxa"/>
-            <w:bottom w:w="0" w:type="dxa"/>
-          </w:tblCellMar>
-        </w:tblPrEx>
         <w:tc>
           <w:tcPr>
             <w:tcW w:w="1650" w:type="pct"/>
@@ -43468,12 +41638,6 @@
         </w:tc>
       </w:tr>
       <w:tr>
-        <w:tblPrEx>
-          <w:tblCellMar>
-            <w:top w:w="0" w:type="dxa"/>
-            <w:bottom w:w="0" w:type="dxa"/>
-          </w:tblCellMar>
-        </w:tblPrEx>
         <w:tc>
           <w:tcPr>
             <w:tcW w:w="1650" w:type="pct"/>
@@ -43641,12 +41805,6 @@
         <w:gridCol w:w="1661"/>
       </w:tblGrid>
       <w:tr>
-        <w:tblPrEx>
-          <w:tblCellMar>
-            <w:top w:w="0" w:type="dxa"/>
-            <w:bottom w:w="0" w:type="dxa"/>
-          </w:tblCellMar>
-        </w:tblPrEx>
         <w:tc>
           <w:tcPr>
             <w:tcW w:w="1000" w:type="pct"/>
@@ -43809,12 +41967,6 @@
         </w:tc>
       </w:tr>
       <w:tr>
-        <w:tblPrEx>
-          <w:tblCellMar>
-            <w:top w:w="0" w:type="dxa"/>
-            <w:bottom w:w="0" w:type="dxa"/>
-          </w:tblCellMar>
-        </w:tblPrEx>
         <w:tc>
           <w:tcPr>
             <w:tcW w:w="1000" w:type="pct"/>
@@ -44089,12 +42241,6 @@
         </w:tc>
       </w:tr>
       <w:tr>
-        <w:tblPrEx>
-          <w:tblCellMar>
-            <w:top w:w="0" w:type="dxa"/>
-            <w:bottom w:w="0" w:type="dxa"/>
-          </w:tblCellMar>
-        </w:tblPrEx>
         <w:tc>
           <w:tcPr>
             <w:tcW w:w="1000" w:type="pct"/>
@@ -44197,6 +42343,14 @@
               </w:rPr>
               <w:t>）</w:t>
             </w:r>
+            <w:r>
+              <w:rPr>
+                <w:rFonts w:ascii="宋体" w:eastAsia="宋体" w:hAnsi="宋体" w:cs="宋体" w:hint="eastAsia"/>
+                <w:sz w:val="21"/>
+                <w:szCs w:val="21"/>
+              </w:rPr>
+              <w:t>、所有报告导出docx并检查修改</w:t>
+            </w:r>
           </w:p>
         </w:tc>
         <w:tc>
@@ -44299,18 +42453,28 @@
                 <w:sz w:val="21"/>
                 <w:szCs w:val="21"/>
               </w:rPr>
-              <w:t xml:space="preserve"> 4 次</w:t>
+              <w:t xml:space="preserve"> </w:t>
+            </w:r>
+            <w:r>
+              <w:rPr>
+                <w:rFonts w:hint="eastAsia"/>
+                <w:sz w:val="21"/>
+                <w:szCs w:val="21"/>
+              </w:rPr>
+              <w:t>5</w:t>
+            </w:r>
+            <w:r>
+              <w:rPr>
+                <w:rFonts w:eastAsia="Times New Roman"/>
+                <w:sz w:val="21"/>
+                <w:szCs w:val="21"/>
+              </w:rPr>
+              <w:t xml:space="preserve"> 次</w:t>
             </w:r>
           </w:p>
         </w:tc>
       </w:tr>
       <w:tr>
-        <w:tblPrEx>
-          <w:tblCellMar>
-            <w:top w:w="0" w:type="dxa"/>
-            <w:bottom w:w="0" w:type="dxa"/>
-          </w:tblCellMar>
-        </w:tblPrEx>
         <w:tc>
           <w:tcPr>
             <w:tcW w:w="1000" w:type="pct"/>
@@ -44521,12 +42685,6 @@
         </w:tc>
       </w:tr>
       <w:tr>
-        <w:tblPrEx>
-          <w:tblCellMar>
-            <w:top w:w="0" w:type="dxa"/>
-            <w:bottom w:w="0" w:type="dxa"/>
-          </w:tblCellMar>
-        </w:tblPrEx>
         <w:tc>
           <w:tcPr>
             <w:tcW w:w="1000" w:type="pct"/>
@@ -44910,12 +43068,6 @@
         <w:gridCol w:w="2076"/>
       </w:tblGrid>
       <w:tr>
-        <w:tblPrEx>
-          <w:tblCellMar>
-            <w:top w:w="0" w:type="dxa"/>
-            <w:bottom w:w="0" w:type="dxa"/>
-          </w:tblCellMar>
-        </w:tblPrEx>
         <w:tc>
           <w:tcPr>
             <w:tcW w:w="1250" w:type="pct"/>
@@ -45038,12 +43190,6 @@
         </w:tc>
       </w:tr>
       <w:tr>
-        <w:tblPrEx>
-          <w:tblCellMar>
-            <w:top w:w="0" w:type="dxa"/>
-            <w:bottom w:w="0" w:type="dxa"/>
-          </w:tblCellMar>
-        </w:tblPrEx>
         <w:tc>
           <w:tcPr>
             <w:tcW w:w="1250" w:type="pct"/>
@@ -45154,12 +43300,6 @@
         </w:tc>
       </w:tr>
       <w:tr>
-        <w:tblPrEx>
-          <w:tblCellMar>
-            <w:top w:w="0" w:type="dxa"/>
-            <w:bottom w:w="0" w:type="dxa"/>
-          </w:tblCellMar>
-        </w:tblPrEx>
         <w:tc>
           <w:tcPr>
             <w:tcW w:w="1250" w:type="pct"/>
@@ -45222,25 +43362,7 @@
                 <w:sz w:val="21"/>
                 <w:szCs w:val="21"/>
               </w:rPr>
-              <w:t xml:space="preserve"> </w:t>
-            </w:r>
-            <w:proofErr w:type="spellStart"/>
-            <w:r>
-              <w:rPr>
-                <w:rFonts w:eastAsia="Times New Roman"/>
-                <w:sz w:val="21"/>
-                <w:szCs w:val="21"/>
-              </w:rPr>
-              <w:t>核心</w:t>
-            </w:r>
-            <w:proofErr w:type="spellEnd"/>
-            <w:r>
-              <w:rPr>
-                <w:rFonts w:eastAsia="Times New Roman"/>
-                <w:sz w:val="21"/>
-                <w:szCs w:val="21"/>
-              </w:rPr>
-              <w:t xml:space="preserve"> </w:t>
+              <w:t xml:space="preserve"> 核心 </w:t>
             </w:r>
             <w:proofErr w:type="spellStart"/>
             <w:r>
@@ -45368,12 +43490,6 @@
         </w:tc>
       </w:tr>
       <w:tr>
-        <w:tblPrEx>
-          <w:tblCellMar>
-            <w:top w:w="0" w:type="dxa"/>
-            <w:bottom w:w="0" w:type="dxa"/>
-          </w:tblCellMar>
-        </w:tblPrEx>
         <w:tc>
           <w:tcPr>
             <w:tcW w:w="1250" w:type="pct"/>
@@ -45510,12 +43626,6 @@
         </w:tc>
       </w:tr>
       <w:tr>
-        <w:tblPrEx>
-          <w:tblCellMar>
-            <w:top w:w="0" w:type="dxa"/>
-            <w:bottom w:w="0" w:type="dxa"/>
-          </w:tblCellMar>
-        </w:tblPrEx>
         <w:tc>
           <w:tcPr>
             <w:tcW w:w="1250" w:type="pct"/>
@@ -45634,12 +43744,6 @@
         </w:tc>
       </w:tr>
       <w:tr>
-        <w:tblPrEx>
-          <w:tblCellMar>
-            <w:top w:w="0" w:type="dxa"/>
-            <w:bottom w:w="0" w:type="dxa"/>
-          </w:tblCellMar>
-        </w:tblPrEx>
         <w:tc>
           <w:tcPr>
             <w:tcW w:w="1250" w:type="pct"/>
@@ -45758,12 +43862,6 @@
         </w:tc>
       </w:tr>
       <w:tr>
-        <w:tblPrEx>
-          <w:tblCellMar>
-            <w:top w:w="0" w:type="dxa"/>
-            <w:bottom w:w="0" w:type="dxa"/>
-          </w:tblCellMar>
-        </w:tblPrEx>
         <w:tc>
           <w:tcPr>
             <w:tcW w:w="1250" w:type="pct"/>
@@ -45864,12 +43962,6 @@
         </w:tc>
       </w:tr>
       <w:tr>
-        <w:tblPrEx>
-          <w:tblCellMar>
-            <w:top w:w="0" w:type="dxa"/>
-            <w:bottom w:w="0" w:type="dxa"/>
-          </w:tblCellMar>
-        </w:tblPrEx>
         <w:tc>
           <w:tcPr>
             <w:tcW w:w="1250" w:type="pct"/>
@@ -45988,12 +44080,6 @@
         </w:tc>
       </w:tr>
       <w:tr>
-        <w:tblPrEx>
-          <w:tblCellMar>
-            <w:top w:w="0" w:type="dxa"/>
-            <w:bottom w:w="0" w:type="dxa"/>
-          </w:tblCellMar>
-        </w:tblPrEx>
         <w:tc>
           <w:tcPr>
             <w:tcW w:w="1250" w:type="pct"/>
@@ -46112,12 +44198,6 @@
         </w:tc>
       </w:tr>
       <w:tr>
-        <w:tblPrEx>
-          <w:tblCellMar>
-            <w:top w:w="0" w:type="dxa"/>
-            <w:bottom w:w="0" w:type="dxa"/>
-          </w:tblCellMar>
-        </w:tblPrEx>
         <w:tc>
           <w:tcPr>
             <w:tcW w:w="1250" w:type="pct"/>
@@ -46218,12 +44298,6 @@
         </w:tc>
       </w:tr>
       <w:tr>
-        <w:tblPrEx>
-          <w:tblCellMar>
-            <w:top w:w="0" w:type="dxa"/>
-            <w:bottom w:w="0" w:type="dxa"/>
-          </w:tblCellMar>
-        </w:tblPrEx>
         <w:tc>
           <w:tcPr>
             <w:tcW w:w="1250" w:type="pct"/>
@@ -46342,12 +44416,6 @@
         </w:tc>
       </w:tr>
       <w:tr>
-        <w:tblPrEx>
-          <w:tblCellMar>
-            <w:top w:w="0" w:type="dxa"/>
-            <w:bottom w:w="0" w:type="dxa"/>
-          </w:tblCellMar>
-        </w:tblPrEx>
         <w:tc>
           <w:tcPr>
             <w:tcW w:w="1250" w:type="pct"/>
@@ -46466,12 +44534,6 @@
         </w:tc>
       </w:tr>
       <w:tr>
-        <w:tblPrEx>
-          <w:tblCellMar>
-            <w:top w:w="0" w:type="dxa"/>
-            <w:bottom w:w="0" w:type="dxa"/>
-          </w:tblCellMar>
-        </w:tblPrEx>
         <w:tc>
           <w:tcPr>
             <w:tcW w:w="1250" w:type="pct"/>
@@ -46608,12 +44670,6 @@
         </w:tc>
       </w:tr>
       <w:tr>
-        <w:tblPrEx>
-          <w:tblCellMar>
-            <w:top w:w="0" w:type="dxa"/>
-            <w:bottom w:w="0" w:type="dxa"/>
-          </w:tblCellMar>
-        </w:tblPrEx>
         <w:tc>
           <w:tcPr>
             <w:tcW w:w="1250" w:type="pct"/>
@@ -46750,12 +44806,6 @@
         </w:tc>
       </w:tr>
       <w:tr>
-        <w:tblPrEx>
-          <w:tblCellMar>
-            <w:top w:w="0" w:type="dxa"/>
-            <w:bottom w:w="0" w:type="dxa"/>
-          </w:tblCellMar>
-        </w:tblPrEx>
         <w:tc>
           <w:tcPr>
             <w:tcW w:w="1250" w:type="pct"/>
@@ -46876,12 +44926,6 @@
         </w:tc>
       </w:tr>
       <w:tr>
-        <w:tblPrEx>
-          <w:tblCellMar>
-            <w:top w:w="0" w:type="dxa"/>
-            <w:bottom w:w="0" w:type="dxa"/>
-          </w:tblCellMar>
-        </w:tblPrEx>
         <w:tc>
           <w:tcPr>
             <w:tcW w:w="1250" w:type="pct"/>
@@ -47000,12 +45044,6 @@
         </w:tc>
       </w:tr>
       <w:tr>
-        <w:tblPrEx>
-          <w:tblCellMar>
-            <w:top w:w="0" w:type="dxa"/>
-            <w:bottom w:w="0" w:type="dxa"/>
-          </w:tblCellMar>
-        </w:tblPrEx>
         <w:tc>
           <w:tcPr>
             <w:tcW w:w="1250" w:type="pct"/>
@@ -47124,12 +45162,6 @@
         </w:tc>
       </w:tr>
       <w:tr>
-        <w:tblPrEx>
-          <w:tblCellMar>
-            <w:top w:w="0" w:type="dxa"/>
-            <w:bottom w:w="0" w:type="dxa"/>
-          </w:tblCellMar>
-        </w:tblPrEx>
         <w:tc>
           <w:tcPr>
             <w:tcW w:w="1250" w:type="pct"/>
@@ -47248,12 +45280,6 @@
         </w:tc>
       </w:tr>
       <w:tr>
-        <w:tblPrEx>
-          <w:tblCellMar>
-            <w:top w:w="0" w:type="dxa"/>
-            <w:bottom w:w="0" w:type="dxa"/>
-          </w:tblCellMar>
-        </w:tblPrEx>
         <w:tc>
           <w:tcPr>
             <w:tcW w:w="1250" w:type="pct"/>
@@ -47374,12 +45400,6 @@
         </w:tc>
       </w:tr>
       <w:tr>
-        <w:tblPrEx>
-          <w:tblCellMar>
-            <w:top w:w="0" w:type="dxa"/>
-            <w:bottom w:w="0" w:type="dxa"/>
-          </w:tblCellMar>
-        </w:tblPrEx>
         <w:tc>
           <w:tcPr>
             <w:tcW w:w="1250" w:type="pct"/>
@@ -47492,12 +45512,6 @@
         </w:tc>
       </w:tr>
       <w:tr>
-        <w:tblPrEx>
-          <w:tblCellMar>
-            <w:top w:w="0" w:type="dxa"/>
-            <w:bottom w:w="0" w:type="dxa"/>
-          </w:tblCellMar>
-        </w:tblPrEx>
         <w:tc>
           <w:tcPr>
             <w:tcW w:w="1250" w:type="pct"/>
@@ -47630,7 +45644,25 @@
           <w:b/>
           <w:bCs/>
         </w:rPr>
-        <w:t>附录 C：技术避坑指南（全员共享）</w:t>
+        <w:t>附录 C：</w:t>
+      </w:r>
+      <w:proofErr w:type="gramStart"/>
+      <w:r>
+        <w:rPr>
+          <w:rFonts w:ascii="Arial" w:eastAsia="Arial" w:hAnsi="Arial" w:cs="Arial"/>
+          <w:b/>
+          <w:bCs/>
+        </w:rPr>
+        <w:t>技术避坑指南</w:t>
+      </w:r>
+      <w:proofErr w:type="gramEnd"/>
+      <w:r>
+        <w:rPr>
+          <w:rFonts w:ascii="Arial" w:eastAsia="Arial" w:hAnsi="Arial" w:cs="Arial"/>
+          <w:b/>
+          <w:bCs/>
+        </w:rPr>
+        <w:t>（全员共享）</w:t>
       </w:r>
     </w:p>
     <w:tbl>
@@ -47657,12 +45689,6 @@
         <w:gridCol w:w="2768"/>
       </w:tblGrid>
       <w:tr>
-        <w:tblPrEx>
-          <w:tblCellMar>
-            <w:top w:w="0" w:type="dxa"/>
-            <w:bottom w:w="0" w:type="dxa"/>
-          </w:tblCellMar>
-        </w:tblPrEx>
         <w:tc>
           <w:tcPr>
             <w:tcW w:w="1650" w:type="pct"/>
@@ -47755,12 +45781,6 @@
         </w:tc>
       </w:tr>
       <w:tr>
-        <w:tblPrEx>
-          <w:tblCellMar>
-            <w:top w:w="0" w:type="dxa"/>
-            <w:bottom w:w="0" w:type="dxa"/>
-          </w:tblCellMar>
-        </w:tblPrEx>
         <w:tc>
           <w:tcPr>
             <w:tcW w:w="1650" w:type="pct"/>
@@ -47865,12 +45885,6 @@
         </w:tc>
       </w:tr>
       <w:tr>
-        <w:tblPrEx>
-          <w:tblCellMar>
-            <w:top w:w="0" w:type="dxa"/>
-            <w:bottom w:w="0" w:type="dxa"/>
-          </w:tblCellMar>
-        </w:tblPrEx>
         <w:tc>
           <w:tcPr>
             <w:tcW w:w="1650" w:type="pct"/>
@@ -48029,12 +46043,6 @@
         </w:tc>
       </w:tr>
       <w:tr>
-        <w:tblPrEx>
-          <w:tblCellMar>
-            <w:top w:w="0" w:type="dxa"/>
-            <w:bottom w:w="0" w:type="dxa"/>
-          </w:tblCellMar>
-        </w:tblPrEx>
         <w:tc>
           <w:tcPr>
             <w:tcW w:w="1650" w:type="pct"/>
@@ -48183,12 +46191,6 @@
         </w:tc>
       </w:tr>
       <w:tr>
-        <w:tblPrEx>
-          <w:tblCellMar>
-            <w:top w:w="0" w:type="dxa"/>
-            <w:bottom w:w="0" w:type="dxa"/>
-          </w:tblCellMar>
-        </w:tblPrEx>
         <w:tc>
           <w:tcPr>
             <w:tcW w:w="1650" w:type="pct"/>
@@ -48288,6 +46290,7 @@
               <w:t>(</w:t>
             </w:r>
             <w:proofErr w:type="spellStart"/>
+            <w:proofErr w:type="gramStart"/>
             <w:r>
               <w:rPr>
                 <w:rFonts w:eastAsia="Times New Roman"/>
@@ -48297,6 +46300,7 @@
               <w:t>AppDomain.CurrentDomain.BaseDirectory</w:t>
             </w:r>
             <w:proofErr w:type="spellEnd"/>
+            <w:proofErr w:type="gramEnd"/>
             <w:r>
               <w:rPr>
                 <w:rFonts w:eastAsia="Times New Roman"/>
@@ -48309,12 +46313,6 @@
         </w:tc>
       </w:tr>
       <w:tr>
-        <w:tblPrEx>
-          <w:tblCellMar>
-            <w:top w:w="0" w:type="dxa"/>
-            <w:bottom w:w="0" w:type="dxa"/>
-          </w:tblCellMar>
-        </w:tblPrEx>
         <w:tc>
           <w:tcPr>
             <w:tcW w:w="1650" w:type="pct"/>
@@ -48481,12 +46479,6 @@
         </w:tc>
       </w:tr>
       <w:tr>
-        <w:tblPrEx>
-          <w:tblCellMar>
-            <w:top w:w="0" w:type="dxa"/>
-            <w:bottom w:w="0" w:type="dxa"/>
-          </w:tblCellMar>
-        </w:tblPrEx>
         <w:tc>
           <w:tcPr>
             <w:tcW w:w="1650" w:type="pct"/>
@@ -48627,12 +46619,6 @@
         </w:tc>
       </w:tr>
       <w:tr>
-        <w:tblPrEx>
-          <w:tblCellMar>
-            <w:top w:w="0" w:type="dxa"/>
-            <w:bottom w:w="0" w:type="dxa"/>
-          </w:tblCellMar>
-        </w:tblPrEx>
         <w:tc>
           <w:tcPr>
             <w:tcW w:w="1650" w:type="pct"/>
@@ -48734,6 +46720,7 @@
               <w:t xml:space="preserve"> (productid, </w:t>
             </w:r>
             <w:proofErr w:type="spellStart"/>
+            <w:proofErr w:type="gramStart"/>
             <w:r>
               <w:rPr>
                 <w:rFonts w:eastAsia="Times New Roman"/>
@@ -48752,6 +46739,7 @@
               <w:t>)，</w:t>
             </w:r>
             <w:proofErr w:type="spellStart"/>
+            <w:proofErr w:type="gramEnd"/>
             <w:r>
               <w:rPr>
                 <w:rFonts w:eastAsia="Times New Roman"/>
@@ -48765,12 +46753,6 @@
         </w:tc>
       </w:tr>
       <w:tr>
-        <w:tblPrEx>
-          <w:tblCellMar>
-            <w:top w:w="0" w:type="dxa"/>
-            <w:bottom w:w="0" w:type="dxa"/>
-          </w:tblCellMar>
-        </w:tblPrEx>
         <w:tc>
           <w:tcPr>
             <w:tcW w:w="1650" w:type="pct"/>
@@ -48867,12 +46849,6 @@
         </w:tc>
       </w:tr>
       <w:tr>
-        <w:tblPrEx>
-          <w:tblCellMar>
-            <w:top w:w="0" w:type="dxa"/>
-            <w:bottom w:w="0" w:type="dxa"/>
-          </w:tblCellMar>
-        </w:tblPrEx>
         <w:tc>
           <w:tcPr>
             <w:tcW w:w="1650" w:type="pct"/>
@@ -48937,13 +46913,23 @@
             <w:pPr>
               <w:spacing w:before="40" w:after="40"/>
             </w:pPr>
-            <w:r>
-              <w:rPr>
-                <w:rFonts w:eastAsia="Times New Roman"/>
-                <w:sz w:val="21"/>
-                <w:szCs w:val="21"/>
-              </w:rPr>
-              <w:t xml:space="preserve">flag != "10000000" </w:t>
+            <w:proofErr w:type="gramStart"/>
+            <w:r>
+              <w:rPr>
+                <w:rFonts w:eastAsia="Times New Roman"/>
+                <w:sz w:val="21"/>
+                <w:szCs w:val="21"/>
+              </w:rPr>
+              <w:t>flag !</w:t>
+            </w:r>
+            <w:proofErr w:type="gramEnd"/>
+            <w:r>
+              <w:rPr>
+                <w:rFonts w:eastAsia="Times New Roman"/>
+                <w:sz w:val="21"/>
+                <w:szCs w:val="21"/>
+              </w:rPr>
+              <w:t xml:space="preserve">= "10000000" </w:t>
             </w:r>
             <w:proofErr w:type="spellStart"/>
             <w:r>
@@ -48960,12 +46946,6 @@
         </w:tc>
       </w:tr>
       <w:tr>
-        <w:tblPrEx>
-          <w:tblCellMar>
-            <w:top w:w="0" w:type="dxa"/>
-            <w:bottom w:w="0" w:type="dxa"/>
-          </w:tblCellMar>
-        </w:tblPrEx>
         <w:tc>
           <w:tcPr>
             <w:tcW w:w="1650" w:type="pct"/>
@@ -49105,12 +47085,6 @@
         </w:tc>
       </w:tr>
       <w:tr>
-        <w:tblPrEx>
-          <w:tblCellMar>
-            <w:top w:w="0" w:type="dxa"/>
-            <w:bottom w:w="0" w:type="dxa"/>
-          </w:tblCellMar>
-        </w:tblPrEx>
         <w:tc>
           <w:tcPr>
             <w:tcW w:w="1650" w:type="pct"/>
@@ -49241,12 +47215,6 @@
         </w:tc>
       </w:tr>
       <w:tr>
-        <w:tblPrEx>
-          <w:tblCellMar>
-            <w:top w:w="0" w:type="dxa"/>
-            <w:bottom w:w="0" w:type="dxa"/>
-          </w:tblCellMar>
-        </w:tblPrEx>
         <w:tc>
           <w:tcPr>
             <w:tcW w:w="1650" w:type="pct"/>
@@ -49369,12 +47337,6 @@
         </w:tc>
       </w:tr>
       <w:tr>
-        <w:tblPrEx>
-          <w:tblCellMar>
-            <w:top w:w="0" w:type="dxa"/>
-            <w:bottom w:w="0" w:type="dxa"/>
-          </w:tblCellMar>
-        </w:tblPrEx>
         <w:tc>
           <w:tcPr>
             <w:tcW w:w="1650" w:type="pct"/>
@@ -49489,12 +47451,6 @@
         </w:tc>
       </w:tr>
       <w:tr>
-        <w:tblPrEx>
-          <w:tblCellMar>
-            <w:top w:w="0" w:type="dxa"/>
-            <w:bottom w:w="0" w:type="dxa"/>
-          </w:tblCellMar>
-        </w:tblPrEx>
         <w:tc>
           <w:tcPr>
             <w:tcW w:w="1650" w:type="pct"/>
@@ -49666,12 +47622,6 @@
         <w:gridCol w:w="1661"/>
       </w:tblGrid>
       <w:tr>
-        <w:tblPrEx>
-          <w:tblCellMar>
-            <w:top w:w="0" w:type="dxa"/>
-            <w:bottom w:w="0" w:type="dxa"/>
-          </w:tblCellMar>
-        </w:tblPrEx>
         <w:tc>
           <w:tcPr>
             <w:tcW w:w="1000" w:type="pct"/>
@@ -49824,12 +47774,6 @@
         </w:tc>
       </w:tr>
       <w:tr>
-        <w:tblPrEx>
-          <w:tblCellMar>
-            <w:top w:w="0" w:type="dxa"/>
-            <w:bottom w:w="0" w:type="dxa"/>
-          </w:tblCellMar>
-        </w:tblPrEx>
         <w:tc>
           <w:tcPr>
             <w:tcW w:w="1000" w:type="pct"/>
@@ -49958,12 +47902,6 @@
         </w:tc>
       </w:tr>
       <w:tr>
-        <w:tblPrEx>
-          <w:tblCellMar>
-            <w:top w:w="0" w:type="dxa"/>
-            <w:bottom w:w="0" w:type="dxa"/>
-          </w:tblCellMar>
-        </w:tblPrEx>
         <w:tc>
           <w:tcPr>
             <w:tcW w:w="1000" w:type="pct"/>
@@ -50100,12 +48038,6 @@
         </w:tc>
       </w:tr>
       <w:tr>
-        <w:tblPrEx>
-          <w:tblCellMar>
-            <w:top w:w="0" w:type="dxa"/>
-            <w:bottom w:w="0" w:type="dxa"/>
-          </w:tblCellMar>
-        </w:tblPrEx>
         <w:tc>
           <w:tcPr>
             <w:tcW w:w="1000" w:type="pct"/>
@@ -50242,12 +48174,6 @@
         </w:tc>
       </w:tr>
       <w:tr>
-        <w:tblPrEx>
-          <w:tblCellMar>
-            <w:top w:w="0" w:type="dxa"/>
-            <w:bottom w:w="0" w:type="dxa"/>
-          </w:tblCellMar>
-        </w:tblPrEx>
         <w:tc>
           <w:tcPr>
             <w:tcW w:w="1000" w:type="pct"/>
@@ -50412,12 +48338,6 @@
         </w:tc>
       </w:tr>
       <w:tr>
-        <w:tblPrEx>
-          <w:tblCellMar>
-            <w:top w:w="0" w:type="dxa"/>
-            <w:bottom w:w="0" w:type="dxa"/>
-          </w:tblCellMar>
-        </w:tblPrEx>
         <w:tc>
           <w:tcPr>
             <w:tcW w:w="1000" w:type="pct"/>
@@ -50541,35 +48461,32 @@
           <w:p>
             <w:pPr>
               <w:spacing w:before="40" w:after="40"/>
-            </w:pPr>
-            <w:r>
-              <w:rPr>
-                <w:rFonts w:eastAsia="Times New Roman"/>
-                <w:sz w:val="21"/>
-                <w:szCs w:val="21"/>
-              </w:rPr>
-              <w:t xml:space="preserve">⬜ </w:t>
-            </w:r>
-            <w:proofErr w:type="spellStart"/>
-            <w:r>
-              <w:rPr>
-                <w:rFonts w:eastAsia="Times New Roman"/>
-                <w:sz w:val="21"/>
-                <w:szCs w:val="21"/>
-              </w:rPr>
-              <w:t>待做</w:t>
+              <w:rPr>
+                <w:rFonts w:hint="eastAsia"/>
+              </w:rPr>
+            </w:pPr>
+            <w:r>
+              <w:rPr>
+                <w:rFonts w:eastAsia="Times New Roman"/>
+                <w:sz w:val="21"/>
+                <w:szCs w:val="21"/>
+              </w:rPr>
+              <w:t xml:space="preserve">✅ </w:t>
+            </w:r>
+            <w:proofErr w:type="spellStart"/>
+            <w:r>
+              <w:rPr>
+                <w:rFonts w:eastAsia="Times New Roman"/>
+                <w:sz w:val="21"/>
+                <w:szCs w:val="21"/>
+              </w:rPr>
+              <w:t>已完成</w:t>
             </w:r>
             <w:proofErr w:type="spellEnd"/>
           </w:p>
         </w:tc>
       </w:tr>
       <w:tr>
-        <w:tblPrEx>
-          <w:tblCellMar>
-            <w:top w:w="0" w:type="dxa"/>
-            <w:bottom w:w="0" w:type="dxa"/>
-          </w:tblCellMar>
-        </w:tblPrEx>
         <w:tc>
           <w:tcPr>
             <w:tcW w:w="1000" w:type="pct"/>
@@ -50706,12 +48623,6 @@
         </w:tc>
       </w:tr>
       <w:tr>
-        <w:tblPrEx>
-          <w:tblCellMar>
-            <w:top w:w="0" w:type="dxa"/>
-            <w:bottom w:w="0" w:type="dxa"/>
-          </w:tblCellMar>
-        </w:tblPrEx>
         <w:tc>
           <w:tcPr>
             <w:tcW w:w="1000" w:type="pct"/>
@@ -50856,12 +48767,6 @@
         </w:tc>
       </w:tr>
       <w:tr>
-        <w:tblPrEx>
-          <w:tblCellMar>
-            <w:top w:w="0" w:type="dxa"/>
-            <w:bottom w:w="0" w:type="dxa"/>
-          </w:tblCellMar>
-        </w:tblPrEx>
         <w:tc>
           <w:tcPr>
             <w:tcW w:w="1000" w:type="pct"/>
@@ -51030,7 +48935,21 @@
         <w:rPr>
           <w:rFonts w:eastAsia="Times New Roman"/>
         </w:rPr>
-        <w:t>ISO 11820:2020, *Reaction to fire tests for building products — Non-combustibility test*, International Organization for Standardization, 2020.</w:t>
+        <w:t xml:space="preserve">ISO 11820:2020, *Reaction to fire tests for building products — </w:t>
+      </w:r>
+      <w:proofErr w:type="gramStart"/>
+      <w:r>
+        <w:rPr>
+          <w:rFonts w:eastAsia="Times New Roman"/>
+        </w:rPr>
+        <w:t>Non-combustibility</w:t>
+      </w:r>
+      <w:proofErr w:type="gramEnd"/>
+      <w:r>
+        <w:rPr>
+          <w:rFonts w:eastAsia="Times New Roman"/>
+        </w:rPr>
+        <w:t xml:space="preserve"> test*, International Organization for Standardization, 2020.</w:t>
       </w:r>
     </w:p>
     <w:p>
@@ -51064,7 +48983,6 @@
           <w:b/>
           <w:bCs/>
         </w:rPr>
-        <w:lastRenderedPageBreak/>
         <w:t xml:space="preserve">4. </w:t>
       </w:r>
       <w:proofErr w:type="spellStart"/>
@@ -51149,6 +49067,7 @@
           <w:b/>
           <w:bCs/>
         </w:rPr>
+        <w:lastRenderedPageBreak/>
         <w:t xml:space="preserve">6. </w:t>
       </w:r>
       <w:proofErr w:type="spellStart"/>
@@ -51253,12 +49172,6 @@
         <w:gridCol w:w="2076"/>
       </w:tblGrid>
       <w:tr>
-        <w:tblPrEx>
-          <w:tblCellMar>
-            <w:top w:w="0" w:type="dxa"/>
-            <w:bottom w:w="0" w:type="dxa"/>
-          </w:tblCellMar>
-        </w:tblPrEx>
         <w:tc>
           <w:tcPr>
             <w:tcW w:w="1250" w:type="pct"/>
@@ -51381,12 +49294,6 @@
         </w:tc>
       </w:tr>
       <w:tr>
-        <w:tblPrEx>
-          <w:tblCellMar>
-            <w:top w:w="0" w:type="dxa"/>
-            <w:bottom w:w="0" w:type="dxa"/>
-          </w:tblCellMar>
-        </w:tblPrEx>
         <w:tc>
           <w:tcPr>
             <w:tcW w:w="1250" w:type="pct"/>
@@ -51489,12 +49396,6 @@
         </w:tc>
       </w:tr>
       <w:tr>
-        <w:tblPrEx>
-          <w:tblCellMar>
-            <w:top w:w="0" w:type="dxa"/>
-            <w:bottom w:w="0" w:type="dxa"/>
-          </w:tblCellMar>
-        </w:tblPrEx>
         <w:tc>
           <w:tcPr>
             <w:tcW w:w="1250" w:type="pct"/>
@@ -51605,12 +49506,6 @@
         </w:tc>
       </w:tr>
       <w:tr>
-        <w:tblPrEx>
-          <w:tblCellMar>
-            <w:top w:w="0" w:type="dxa"/>
-            <w:bottom w:w="0" w:type="dxa"/>
-          </w:tblCellMar>
-        </w:tblPrEx>
         <w:tc>
           <w:tcPr>
             <w:tcW w:w="1250" w:type="pct"/>
@@ -51781,6 +49676,104 @@
               <w:t>李孟鲜</w:t>
             </w:r>
             <w:proofErr w:type="spellEnd"/>
+          </w:p>
+        </w:tc>
+      </w:tr>
+      <w:tr>
+        <w:tc>
+          <w:tcPr>
+            <w:tcW w:w="1250" w:type="pct"/>
+            <w:tcBorders>
+              <w:top w:val="single" w:sz="1" w:space="0" w:color="000000"/>
+              <w:left w:val="single" w:sz="1" w:space="0" w:color="000000"/>
+              <w:bottom w:val="single" w:sz="1" w:space="0" w:color="000000"/>
+              <w:right w:val="single" w:sz="1" w:space="0" w:color="000000"/>
+            </w:tcBorders>
+          </w:tcPr>
+          <w:p>
+            <w:pPr>
+              <w:spacing w:before="40" w:after="40"/>
+            </w:pPr>
+            <w:r>
+              <w:rPr>
+                <w:rFonts w:eastAsia="Times New Roman"/>
+                <w:sz w:val="21"/>
+                <w:szCs w:val="21"/>
+              </w:rPr>
+              <w:t>V2.2</w:t>
+            </w:r>
+          </w:p>
+        </w:tc>
+        <w:tc>
+          <w:tcPr>
+            <w:tcW w:w="1250" w:type="pct"/>
+            <w:tcBorders>
+              <w:top w:val="single" w:sz="1" w:space="0" w:color="000000"/>
+              <w:left w:val="single" w:sz="1" w:space="0" w:color="000000"/>
+              <w:bottom w:val="single" w:sz="1" w:space="0" w:color="000000"/>
+              <w:right w:val="single" w:sz="1" w:space="0" w:color="000000"/>
+            </w:tcBorders>
+          </w:tcPr>
+          <w:p>
+            <w:pPr>
+              <w:spacing w:before="40" w:after="40"/>
+            </w:pPr>
+            <w:r>
+              <w:rPr>
+                <w:rFonts w:eastAsia="Times New Roman"/>
+                <w:sz w:val="21"/>
+                <w:szCs w:val="21"/>
+              </w:rPr>
+              <w:t>2026-07-04</w:t>
+            </w:r>
+          </w:p>
+        </w:tc>
+        <w:tc>
+          <w:tcPr>
+            <w:tcW w:w="1250" w:type="pct"/>
+            <w:tcBorders>
+              <w:top w:val="single" w:sz="1" w:space="0" w:color="000000"/>
+              <w:left w:val="single" w:sz="1" w:space="0" w:color="000000"/>
+              <w:bottom w:val="single" w:sz="1" w:space="0" w:color="000000"/>
+              <w:right w:val="single" w:sz="1" w:space="0" w:color="000000"/>
+            </w:tcBorders>
+          </w:tcPr>
+          <w:p>
+            <w:pPr>
+              <w:spacing w:before="40" w:after="40"/>
+            </w:pPr>
+            <w:r>
+              <w:rPr>
+                <w:rFonts w:eastAsia="Times New Roman"/>
+                <w:sz w:val="21"/>
+                <w:szCs w:val="21"/>
+              </w:rPr>
+              <w:t>移除文档中"罗凌岚毕业设计"相关引用；代码修复：停止记录锁定最终温度、PDF字体改用SimHei黑体、初始温度记录、保存窗口调整、PDF字体解析器修复、温度数据完整更新</w:t>
+            </w:r>
+          </w:p>
+        </w:tc>
+        <w:tc>
+          <w:tcPr>
+            <w:tcW w:w="1250" w:type="pct"/>
+            <w:tcBorders>
+              <w:top w:val="single" w:sz="1" w:space="0" w:color="000000"/>
+              <w:left w:val="single" w:sz="1" w:space="0" w:color="000000"/>
+              <w:bottom w:val="single" w:sz="1" w:space="0" w:color="000000"/>
+              <w:right w:val="single" w:sz="1" w:space="0" w:color="000000"/>
+            </w:tcBorders>
+          </w:tcPr>
+          <w:p>
+            <w:pPr>
+              <w:spacing w:before="40" w:after="40"/>
+            </w:pPr>
+            <w:r>
+              <w:rPr>
+                <w:rFonts w:eastAsia="Times New Roman"/>
+                <w:sz w:val="21"/>
+                <w:szCs w:val="21"/>
+              </w:rPr>
+              <w:t>兰竣雯</w:t>
+            </w:r>
           </w:p>
         </w:tc>
       </w:tr>
